--- a/Fase 1/Evidencias Grupales/1.4_APT122_FormativaFase1.docx
+++ b/Fase 1/Evidencias Grupales/1.4_APT122_FormativaFase1.docx
@@ -1,6 +1,6 @@
 
 <file path=word/document.xml><?xml version="1.0" encoding="utf-8"?>
-<w:document xmlns:wpc="http://schemas.microsoft.com/office/word/2010/wordprocessingCanvas" xmlns:cx="http://schemas.microsoft.com/office/drawing/2014/chartex" xmlns:cx1="http://schemas.microsoft.com/office/drawing/2015/9/8/chartex" xmlns:cx2="http://schemas.microsoft.com/office/drawing/2015/10/21/chartex" xmlns:cx3="http://schemas.microsoft.com/office/drawing/2016/5/9/chartex" xmlns:cx4="http://schemas.microsoft.com/office/drawing/2016/5/10/chartex" xmlns:cx5="http://schemas.microsoft.com/office/drawing/2016/5/11/chartex" xmlns:cx6="http://schemas.microsoft.com/office/drawing/2016/5/12/chartex" xmlns:cx7="http://schemas.microsoft.com/office/drawing/2016/5/13/chartex" xmlns:cx8="http://schemas.microsoft.com/office/drawing/2016/5/14/chartex" xmlns:mc="http://schemas.openxmlformats.org/markup-compatibility/2006" xmlns:aink="http://schemas.microsoft.com/office/drawing/2016/ink" xmlns:am3d="http://schemas.microsoft.com/office/drawing/2017/model3d" xmlns:o="urn:schemas-microsoft-com:office:office" xmlns:oel="http://schemas.microsoft.com/office/2019/extlst" xmlns:r="http://schemas.openxmlformats.org/officeDocument/2006/relationships" xmlns:m="http://schemas.openxmlformats.org/officeDocument/2006/math" xmlns:v="urn:schemas-microsoft-com:vml" xmlns:wp14="http://schemas.microsoft.com/office/word/2010/wordprocessingDrawing" xmlns:wp="http://schemas.openxmlformats.org/drawingml/2006/wordprocessingDrawing" xmlns:w10="urn:schemas-microsoft-com:office:word" xmlns:w="http://schemas.openxmlformats.org/wordprocessingml/2006/main" xmlns:w14="http://schemas.microsoft.com/office/word/2010/wordml" xmlns:w15="http://schemas.microsoft.com/office/word/2012/wordml" xmlns:w16cei="http://schemas.microsoft.com/office/word/2026/wordml/cei" xmlns:w16cex="http://schemas.microsoft.com/office/word/2018/wordml/cex" xmlns:w16cid="http://schemas.microsoft.com/office/word/2016/wordml/cid" xmlns:w16="http://schemas.microsoft.com/office/word/2018/wordml" xmlns:w16du="http://schemas.microsoft.com/office/word/2023/wordml/word16du" xmlns:w16sdtdh="http://schemas.microsoft.com/office/word/2020/wordml/sdtdatahash" xmlns:w16sdtfl="http://schemas.microsoft.com/office/word/2024/wordml/sdtformatlock" xmlns:w16se="http://schemas.microsoft.com/office/word/2015/wordml/symex" xmlns:wpg="http://schemas.microsoft.com/office/word/2010/wordprocessingGroup" xmlns:wpi="http://schemas.microsoft.com/office/word/2010/wordprocessingInk" xmlns:wne="http://schemas.microsoft.com/office/word/2006/wordml" xmlns:wps="http://schemas.microsoft.com/office/word/2010/wordprocessingShape" mc:Ignorable="w14 w15 w16se w16cid w16 w16cex w16sdtdh w16sdtfl w16du wp14">
+<w:document xmlns:wpc="http://schemas.microsoft.com/office/word/2010/wordprocessingCanvas" xmlns:cx="http://schemas.microsoft.com/office/drawing/2014/chartex" xmlns:cx1="http://schemas.microsoft.com/office/drawing/2015/9/8/chartex" xmlns:cx2="http://schemas.microsoft.com/office/drawing/2015/10/21/chartex" xmlns:cx3="http://schemas.microsoft.com/office/drawing/2016/5/9/chartex" xmlns:cx4="http://schemas.microsoft.com/office/drawing/2016/5/10/chartex" xmlns:cx5="http://schemas.microsoft.com/office/drawing/2016/5/11/chartex" xmlns:cx6="http://schemas.microsoft.com/office/drawing/2016/5/12/chartex" xmlns:cx7="http://schemas.microsoft.com/office/drawing/2016/5/13/chartex" xmlns:cx8="http://schemas.microsoft.com/office/drawing/2016/5/14/chartex" xmlns:mc="http://schemas.openxmlformats.org/markup-compatibility/2006" xmlns:aink="http://schemas.microsoft.com/office/drawing/2016/ink" xmlns:am3d="http://schemas.microsoft.com/office/drawing/2017/model3d" xmlns:o="urn:schemas-microsoft-com:office:office" xmlns:oel="http://schemas.microsoft.com/office/2019/extlst" xmlns:r="http://schemas.openxmlformats.org/officeDocument/2006/relationships" xmlns:m="http://schemas.openxmlformats.org/officeDocument/2006/math" xmlns:v="urn:schemas-microsoft-com:vml" xmlns:wp14="http://schemas.microsoft.com/office/word/2010/wordprocessingDrawing" xmlns:wp="http://schemas.openxmlformats.org/drawingml/2006/wordprocessingDrawing" xmlns:w10="urn:schemas-microsoft-com:office:word" xmlns:w="http://schemas.openxmlformats.org/wordprocessingml/2006/main" xmlns:w14="http://schemas.microsoft.com/office/word/2010/wordml" xmlns:w15="http://schemas.microsoft.com/office/word/2012/wordml" xmlns:w16cex="http://schemas.microsoft.com/office/word/2018/wordml/cex" xmlns:w16cid="http://schemas.microsoft.com/office/word/2016/wordml/cid" xmlns:w16="http://schemas.microsoft.com/office/word/2018/wordml" xmlns:w16du="http://schemas.microsoft.com/office/word/2023/wordml/word16du" xmlns:w16sdtdh="http://schemas.microsoft.com/office/word/2020/wordml/sdtdatahash" xmlns:w16sdtfl="http://schemas.microsoft.com/office/word/2024/wordml/sdtformatlock" xmlns:w16se="http://schemas.microsoft.com/office/word/2015/wordml/symex" xmlns:wpg="http://schemas.microsoft.com/office/word/2010/wordprocessingGroup" xmlns:wpi="http://schemas.microsoft.com/office/word/2010/wordprocessingInk" xmlns:wne="http://schemas.microsoft.com/office/word/2006/wordml" xmlns:wps="http://schemas.microsoft.com/office/word/2010/wordprocessingShape" mc:Ignorable="w14 w15 w16se w16cid w16 w16cex w16sdtdh w16sdtfl w16du wp14">
   <w:body>
     <w:p>
       <w:pPr>
@@ -43,197 +43,211 @@
         <w:rPr>
           <w:lang w:val="es-419"/>
         </w:rPr>
-        <w:t>Proyecto EduNova</w:t>
-      </w:r>
-    </w:p>
-    <w:p>
-      <w:pPr>
-        <w:spacing w:line="360" w:lineRule="auto"/>
-        <w:rPr>
-          <w:lang w:val="es-419"/>
-        </w:rPr>
-      </w:pPr>
-    </w:p>
-    <w:p>
-      <w:pPr>
-        <w:spacing w:line="360" w:lineRule="auto"/>
-        <w:rPr>
-          <w:lang w:val="es-419"/>
-        </w:rPr>
-      </w:pPr>
-    </w:p>
-    <w:p>
-      <w:pPr>
-        <w:spacing w:line="360" w:lineRule="auto"/>
-        <w:rPr>
-          <w:lang w:val="es-419"/>
-        </w:rPr>
-      </w:pPr>
-    </w:p>
-    <w:p>
-      <w:pPr>
-        <w:spacing w:line="360" w:lineRule="auto"/>
-        <w:rPr>
-          <w:lang w:val="es-419"/>
-        </w:rPr>
-      </w:pPr>
-    </w:p>
-    <w:p>
-      <w:pPr>
-        <w:spacing w:line="360" w:lineRule="auto"/>
-        <w:rPr>
-          <w:lang w:val="es-419"/>
-        </w:rPr>
-      </w:pPr>
-    </w:p>
-    <w:p>
-      <w:pPr>
-        <w:spacing w:line="360" w:lineRule="auto"/>
-        <w:rPr>
-          <w:lang w:val="es-419"/>
-        </w:rPr>
-      </w:pPr>
-    </w:p>
-    <w:p>
-      <w:pPr>
-        <w:spacing w:line="360" w:lineRule="auto"/>
-        <w:rPr>
-          <w:lang w:val="es-419"/>
-        </w:rPr>
-      </w:pPr>
-    </w:p>
-    <w:p>
-      <w:pPr>
-        <w:spacing w:line="360" w:lineRule="auto"/>
-        <w:rPr>
-          <w:lang w:val="es-419"/>
-        </w:rPr>
-      </w:pPr>
-    </w:p>
-    <w:p>
-      <w:pPr>
-        <w:spacing w:line="360" w:lineRule="auto"/>
-        <w:rPr>
-          <w:lang w:val="es-419"/>
-        </w:rPr>
-      </w:pPr>
-    </w:p>
-    <w:p>
-      <w:pPr>
-        <w:spacing w:line="360" w:lineRule="auto"/>
-        <w:rPr>
-          <w:lang w:val="es-419"/>
-        </w:rPr>
-      </w:pPr>
-    </w:p>
-    <w:p>
-      <w:pPr>
-        <w:spacing w:line="360" w:lineRule="auto"/>
-        <w:rPr>
-          <w:lang w:val="es-419"/>
-        </w:rPr>
-      </w:pPr>
-    </w:p>
-    <w:p>
-      <w:pPr>
-        <w:spacing w:line="360" w:lineRule="auto"/>
-        <w:rPr>
-          <w:lang w:val="es-419"/>
-        </w:rPr>
-      </w:pPr>
-    </w:p>
-    <w:p>
-      <w:pPr>
-        <w:spacing w:line="360" w:lineRule="auto"/>
-        <w:rPr>
-          <w:lang w:val="es-419"/>
-        </w:rPr>
-      </w:pPr>
-    </w:p>
-    <w:p>
-      <w:pPr>
-        <w:spacing w:line="360" w:lineRule="auto"/>
-        <w:rPr>
-          <w:lang w:val="es-419"/>
-        </w:rPr>
-      </w:pPr>
-    </w:p>
-    <w:p>
-      <w:pPr>
-        <w:spacing w:line="360" w:lineRule="auto"/>
-        <w:rPr>
-          <w:lang w:val="es-419"/>
-        </w:rPr>
-      </w:pPr>
-    </w:p>
-    <w:p>
-      <w:pPr>
-        <w:spacing w:line="360" w:lineRule="auto"/>
-        <w:rPr>
-          <w:lang w:val="es-419"/>
-        </w:rPr>
-      </w:pPr>
-    </w:p>
-    <w:p>
-      <w:pPr>
-        <w:spacing w:line="360" w:lineRule="auto"/>
-        <w:rPr>
-          <w:lang w:val="es-419"/>
-        </w:rPr>
-      </w:pPr>
-    </w:p>
-    <w:p>
-      <w:pPr>
-        <w:spacing w:line="360" w:lineRule="auto"/>
-        <w:rPr>
-          <w:lang w:val="es-419"/>
-        </w:rPr>
-      </w:pPr>
-    </w:p>
-    <w:p>
-      <w:pPr>
-        <w:spacing w:line="360" w:lineRule="auto"/>
-        <w:rPr>
-          <w:lang w:val="es-419"/>
-        </w:rPr>
-      </w:pPr>
-    </w:p>
-    <w:p>
-      <w:pPr>
-        <w:spacing w:line="360" w:lineRule="auto"/>
-        <w:rPr>
-          <w:lang w:val="es-419"/>
-        </w:rPr>
-      </w:pPr>
-    </w:p>
-    <w:p>
-      <w:pPr>
-        <w:spacing w:line="360" w:lineRule="auto"/>
-        <w:rPr>
-          <w:lang w:val="es-419"/>
-        </w:rPr>
-      </w:pPr>
-    </w:p>
-    <w:p>
-      <w:pPr>
-        <w:spacing w:line="360" w:lineRule="auto"/>
-        <w:rPr>
-          <w:lang w:val="es-419"/>
-        </w:rPr>
-      </w:pPr>
-    </w:p>
-    <w:p>
-      <w:pPr>
-        <w:spacing w:line="360" w:lineRule="auto"/>
-        <w:rPr>
-          <w:lang w:val="es-419"/>
-        </w:rPr>
-      </w:pPr>
-      <w:r>
-        <w:rPr>
-          <w:lang w:val="es-419"/>
-        </w:rPr>
-        <w:t>Integrantes: Bastián Bianchi, Fabián González y Valentina Latorre</w:t>
+        <w:t xml:space="preserve">Proyecto </w:t>
+      </w:r>
+      <w:proofErr w:type="spellStart"/>
+      <w:r>
+        <w:rPr>
+          <w:lang w:val="es-419"/>
+        </w:rPr>
+        <w:t>EduNova</w:t>
+      </w:r>
+      <w:proofErr w:type="spellEnd"/>
+    </w:p>
+    <w:p>
+      <w:pPr>
+        <w:spacing w:line="360" w:lineRule="auto"/>
+        <w:rPr>
+          <w:lang w:val="es-419"/>
+        </w:rPr>
+      </w:pPr>
+    </w:p>
+    <w:p>
+      <w:pPr>
+        <w:spacing w:line="360" w:lineRule="auto"/>
+        <w:rPr>
+          <w:lang w:val="es-419"/>
+        </w:rPr>
+      </w:pPr>
+    </w:p>
+    <w:p>
+      <w:pPr>
+        <w:spacing w:line="360" w:lineRule="auto"/>
+        <w:rPr>
+          <w:lang w:val="es-419"/>
+        </w:rPr>
+      </w:pPr>
+    </w:p>
+    <w:p>
+      <w:pPr>
+        <w:spacing w:line="360" w:lineRule="auto"/>
+        <w:rPr>
+          <w:lang w:val="es-419"/>
+        </w:rPr>
+      </w:pPr>
+    </w:p>
+    <w:p>
+      <w:pPr>
+        <w:spacing w:line="360" w:lineRule="auto"/>
+        <w:rPr>
+          <w:lang w:val="es-419"/>
+        </w:rPr>
+      </w:pPr>
+    </w:p>
+    <w:p>
+      <w:pPr>
+        <w:spacing w:line="360" w:lineRule="auto"/>
+        <w:rPr>
+          <w:lang w:val="es-419"/>
+        </w:rPr>
+      </w:pPr>
+    </w:p>
+    <w:p>
+      <w:pPr>
+        <w:spacing w:line="360" w:lineRule="auto"/>
+        <w:rPr>
+          <w:lang w:val="es-419"/>
+        </w:rPr>
+      </w:pPr>
+    </w:p>
+    <w:p>
+      <w:pPr>
+        <w:spacing w:line="360" w:lineRule="auto"/>
+        <w:rPr>
+          <w:lang w:val="es-419"/>
+        </w:rPr>
+      </w:pPr>
+    </w:p>
+    <w:p>
+      <w:pPr>
+        <w:spacing w:line="360" w:lineRule="auto"/>
+        <w:rPr>
+          <w:lang w:val="es-419"/>
+        </w:rPr>
+      </w:pPr>
+    </w:p>
+    <w:p>
+      <w:pPr>
+        <w:spacing w:line="360" w:lineRule="auto"/>
+        <w:rPr>
+          <w:lang w:val="es-419"/>
+        </w:rPr>
+      </w:pPr>
+    </w:p>
+    <w:p>
+      <w:pPr>
+        <w:spacing w:line="360" w:lineRule="auto"/>
+        <w:rPr>
+          <w:lang w:val="es-419"/>
+        </w:rPr>
+      </w:pPr>
+    </w:p>
+    <w:p>
+      <w:pPr>
+        <w:spacing w:line="360" w:lineRule="auto"/>
+        <w:rPr>
+          <w:lang w:val="es-419"/>
+        </w:rPr>
+      </w:pPr>
+    </w:p>
+    <w:p>
+      <w:pPr>
+        <w:spacing w:line="360" w:lineRule="auto"/>
+        <w:rPr>
+          <w:lang w:val="es-419"/>
+        </w:rPr>
+      </w:pPr>
+    </w:p>
+    <w:p>
+      <w:pPr>
+        <w:spacing w:line="360" w:lineRule="auto"/>
+        <w:rPr>
+          <w:lang w:val="es-419"/>
+        </w:rPr>
+      </w:pPr>
+    </w:p>
+    <w:p>
+      <w:pPr>
+        <w:spacing w:line="360" w:lineRule="auto"/>
+        <w:rPr>
+          <w:lang w:val="es-419"/>
+        </w:rPr>
+      </w:pPr>
+    </w:p>
+    <w:p>
+      <w:pPr>
+        <w:spacing w:line="360" w:lineRule="auto"/>
+        <w:rPr>
+          <w:lang w:val="es-419"/>
+        </w:rPr>
+      </w:pPr>
+    </w:p>
+    <w:p>
+      <w:pPr>
+        <w:spacing w:line="360" w:lineRule="auto"/>
+        <w:rPr>
+          <w:lang w:val="es-419"/>
+        </w:rPr>
+      </w:pPr>
+    </w:p>
+    <w:p>
+      <w:pPr>
+        <w:spacing w:line="360" w:lineRule="auto"/>
+        <w:rPr>
+          <w:lang w:val="es-419"/>
+        </w:rPr>
+      </w:pPr>
+    </w:p>
+    <w:p>
+      <w:pPr>
+        <w:spacing w:line="360" w:lineRule="auto"/>
+        <w:rPr>
+          <w:lang w:val="es-419"/>
+        </w:rPr>
+      </w:pPr>
+    </w:p>
+    <w:p>
+      <w:pPr>
+        <w:spacing w:line="360" w:lineRule="auto"/>
+        <w:rPr>
+          <w:lang w:val="es-419"/>
+        </w:rPr>
+      </w:pPr>
+    </w:p>
+    <w:p>
+      <w:pPr>
+        <w:spacing w:line="360" w:lineRule="auto"/>
+        <w:rPr>
+          <w:lang w:val="es-419"/>
+        </w:rPr>
+      </w:pPr>
+    </w:p>
+    <w:p>
+      <w:pPr>
+        <w:spacing w:line="360" w:lineRule="auto"/>
+        <w:rPr>
+          <w:lang w:val="es-419"/>
+        </w:rPr>
+      </w:pPr>
+    </w:p>
+    <w:p>
+      <w:pPr>
+        <w:spacing w:line="360" w:lineRule="auto"/>
+        <w:rPr>
+          <w:lang w:val="es-419"/>
+        </w:rPr>
+      </w:pPr>
+      <w:r>
+        <w:rPr>
+          <w:lang w:val="es-419"/>
+        </w:rPr>
+        <w:t xml:space="preserve">Integrantes: </w:t>
+      </w:r>
+      <w:r>
+        <w:rPr>
+          <w:lang w:val="es-419"/>
+        </w:rPr>
+        <w:t>Fabián González y Valentina Latorre</w:t>
       </w:r>
     </w:p>
     <w:p>
@@ -301,6 +315,7 @@
           <w:u w:val="single"/>
         </w:rPr>
       </w:pPr>
+      <w:proofErr w:type="spellStart"/>
       <w:r>
         <w:rPr>
           <w:b/>
@@ -310,6 +325,7 @@
         <w:lastRenderedPageBreak/>
         <w:t>Índice</w:t>
       </w:r>
+      <w:proofErr w:type="spellEnd"/>
     </w:p>
     <w:sdt>
       <w:sdtPr>
@@ -319,18 +335,17 @@
           <w:docPartUnique/>
         </w:docPartObj>
       </w:sdtPr>
+      <w:sdtEndPr/>
       <w:sdtContent>
         <w:p>
           <w:pPr>
-            <w:widowControl w:val="0"/>
+            <w:pStyle w:val="TOC1"/>
             <w:tabs>
-              <w:tab w:val="right" w:leader="dot" w:pos="12000"/>
+              <w:tab w:val="left" w:pos="480"/>
+              <w:tab w:val="right" w:leader="dot" w:pos="9350"/>
             </w:tabs>
-            <w:spacing w:before="60" w:line="240" w:lineRule="auto"/>
             <w:rPr>
-              <w:b/>
-              <w:bCs/>
-              <w:color w:val="000000"/>
+              <w:noProof/>
             </w:rPr>
           </w:pPr>
           <w:r>
@@ -342,23 +357,1810 @@
           <w:r>
             <w:fldChar w:fldCharType="separate"/>
           </w:r>
-          <w:hyperlink w:anchor="_k0jamnaubpui">
-            <w:r>
-              <w:rPr>
-                <w:b/>
-                <w:bCs/>
-                <w:color w:val="000000"/>
-              </w:rPr>
-              <w:t>I. Abstract</w:t>
-            </w:r>
-            <w:r>
-              <w:rPr>
-                <w:b/>
-                <w:bCs/>
-                <w:color w:val="000000"/>
+          <w:hyperlink w:anchor="_Toc242124106" w:history="1">
+            <w:r>
+              <w:rPr>
+                <w:rStyle w:val="Hyperlink"/>
+                <w:noProof/>
+                <w:color w:val="auto"/>
+              </w:rPr>
+              <w:t>I.</w:t>
+            </w:r>
+            <w:r>
+              <w:rPr>
+                <w:noProof/>
               </w:rPr>
               <w:tab/>
+            </w:r>
+            <w:r>
+              <w:rPr>
+                <w:rStyle w:val="Hyperlink"/>
+                <w:noProof/>
+                <w:color w:val="auto"/>
+              </w:rPr>
+              <w:t>Abstract</w:t>
+            </w:r>
+            <w:r>
+              <w:rPr>
+                <w:noProof/>
+                <w:webHidden/>
+              </w:rPr>
+              <w:tab/>
+            </w:r>
+            <w:r>
+              <w:rPr>
+                <w:noProof/>
+                <w:webHidden/>
+              </w:rPr>
+              <w:fldChar w:fldCharType="begin"/>
+            </w:r>
+            <w:r>
+              <w:rPr>
+                <w:noProof/>
+                <w:webHidden/>
+              </w:rPr>
+              <w:instrText xml:space="preserve"> PAGEREF _Toc242124106 \h </w:instrText>
+            </w:r>
+            <w:r>
+              <w:rPr>
+                <w:noProof/>
+                <w:webHidden/>
+              </w:rPr>
+            </w:r>
+            <w:r>
+              <w:rPr>
+                <w:noProof/>
+                <w:webHidden/>
+              </w:rPr>
+              <w:fldChar w:fldCharType="separate"/>
+            </w:r>
+            <w:r>
+              <w:rPr>
+                <w:noProof/>
+                <w:webHidden/>
+              </w:rPr>
               <w:t>3</w:t>
+            </w:r>
+            <w:r>
+              <w:rPr>
+                <w:noProof/>
+                <w:webHidden/>
+              </w:rPr>
+              <w:fldChar w:fldCharType="end"/>
+            </w:r>
+          </w:hyperlink>
+        </w:p>
+        <w:p>
+          <w:pPr>
+            <w:pStyle w:val="TOC1"/>
+            <w:tabs>
+              <w:tab w:val="left" w:pos="480"/>
+              <w:tab w:val="right" w:leader="dot" w:pos="9350"/>
+            </w:tabs>
+            <w:rPr>
+              <w:noProof/>
+            </w:rPr>
+          </w:pPr>
+          <w:hyperlink w:anchor="_Toc242124107" w:history="1">
+            <w:r>
+              <w:rPr>
+                <w:rStyle w:val="Hyperlink"/>
+                <w:noProof/>
+                <w:color w:val="auto"/>
+              </w:rPr>
+              <w:t>II.</w:t>
+            </w:r>
+            <w:r>
+              <w:rPr>
+                <w:noProof/>
+              </w:rPr>
+              <w:tab/>
+            </w:r>
+            <w:r>
+              <w:rPr>
+                <w:rStyle w:val="Hyperlink"/>
+                <w:noProof/>
+                <w:color w:val="auto"/>
+              </w:rPr>
+              <w:t>Abstracto</w:t>
+            </w:r>
+            <w:r>
+              <w:rPr>
+                <w:noProof/>
+                <w:webHidden/>
+              </w:rPr>
+              <w:tab/>
+            </w:r>
+            <w:r>
+              <w:rPr>
+                <w:noProof/>
+                <w:webHidden/>
+              </w:rPr>
+              <w:fldChar w:fldCharType="begin"/>
+            </w:r>
+            <w:r>
+              <w:rPr>
+                <w:noProof/>
+                <w:webHidden/>
+              </w:rPr>
+              <w:instrText xml:space="preserve"> PAGEREF _Toc242124107 \h </w:instrText>
+            </w:r>
+            <w:r>
+              <w:rPr>
+                <w:noProof/>
+                <w:webHidden/>
+              </w:rPr>
+            </w:r>
+            <w:r>
+              <w:rPr>
+                <w:noProof/>
+                <w:webHidden/>
+              </w:rPr>
+              <w:fldChar w:fldCharType="separate"/>
+            </w:r>
+            <w:r>
+              <w:rPr>
+                <w:noProof/>
+                <w:webHidden/>
+              </w:rPr>
+              <w:t>3</w:t>
+            </w:r>
+            <w:r>
+              <w:rPr>
+                <w:noProof/>
+                <w:webHidden/>
+              </w:rPr>
+              <w:fldChar w:fldCharType="end"/>
+            </w:r>
+          </w:hyperlink>
+        </w:p>
+        <w:p>
+          <w:pPr>
+            <w:pStyle w:val="TOC1"/>
+            <w:tabs>
+              <w:tab w:val="left" w:pos="720"/>
+              <w:tab w:val="right" w:leader="dot" w:pos="9350"/>
+            </w:tabs>
+            <w:rPr>
+              <w:noProof/>
+            </w:rPr>
+          </w:pPr>
+          <w:hyperlink w:anchor="_Toc242124108" w:history="1">
+            <w:r>
+              <w:rPr>
+                <w:rStyle w:val="Hyperlink"/>
+                <w:noProof/>
+                <w:color w:val="auto"/>
+              </w:rPr>
+              <w:t>III.</w:t>
+            </w:r>
+            <w:r>
+              <w:rPr>
+                <w:noProof/>
+              </w:rPr>
+              <w:tab/>
+            </w:r>
+            <w:r>
+              <w:rPr>
+                <w:rStyle w:val="Hyperlink"/>
+                <w:noProof/>
+                <w:color w:val="auto"/>
+              </w:rPr>
+              <w:t>Introducción</w:t>
+            </w:r>
+            <w:r>
+              <w:rPr>
+                <w:noProof/>
+                <w:webHidden/>
+              </w:rPr>
+              <w:tab/>
+            </w:r>
+            <w:r>
+              <w:rPr>
+                <w:noProof/>
+                <w:webHidden/>
+              </w:rPr>
+              <w:fldChar w:fldCharType="begin"/>
+            </w:r>
+            <w:r>
+              <w:rPr>
+                <w:noProof/>
+                <w:webHidden/>
+              </w:rPr>
+              <w:instrText xml:space="preserve"> PAGEREF _Toc242124108 \h </w:instrText>
+            </w:r>
+            <w:r>
+              <w:rPr>
+                <w:noProof/>
+                <w:webHidden/>
+              </w:rPr>
+            </w:r>
+            <w:r>
+              <w:rPr>
+                <w:noProof/>
+                <w:webHidden/>
+              </w:rPr>
+              <w:fldChar w:fldCharType="separate"/>
+            </w:r>
+            <w:r>
+              <w:rPr>
+                <w:noProof/>
+                <w:webHidden/>
+              </w:rPr>
+              <w:t>4</w:t>
+            </w:r>
+            <w:r>
+              <w:rPr>
+                <w:noProof/>
+                <w:webHidden/>
+              </w:rPr>
+              <w:fldChar w:fldCharType="end"/>
+            </w:r>
+          </w:hyperlink>
+        </w:p>
+        <w:p>
+          <w:pPr>
+            <w:pStyle w:val="TOC1"/>
+            <w:tabs>
+              <w:tab w:val="left" w:pos="720"/>
+              <w:tab w:val="right" w:leader="dot" w:pos="9350"/>
+            </w:tabs>
+            <w:rPr>
+              <w:noProof/>
+            </w:rPr>
+          </w:pPr>
+          <w:hyperlink w:anchor="_Toc242124109" w:history="1">
+            <w:r>
+              <w:rPr>
+                <w:rStyle w:val="Hyperlink"/>
+                <w:noProof/>
+                <w:color w:val="auto"/>
+              </w:rPr>
+              <w:t>IV.</w:t>
+            </w:r>
+            <w:r>
+              <w:rPr>
+                <w:noProof/>
+              </w:rPr>
+              <w:tab/>
+            </w:r>
+            <w:r>
+              <w:rPr>
+                <w:rStyle w:val="Hyperlink"/>
+                <w:noProof/>
+                <w:color w:val="auto"/>
+              </w:rPr>
+              <w:t>Descripción del Proyecto APT</w:t>
+            </w:r>
+            <w:r>
+              <w:rPr>
+                <w:noProof/>
+                <w:webHidden/>
+              </w:rPr>
+              <w:tab/>
+            </w:r>
+            <w:r>
+              <w:rPr>
+                <w:noProof/>
+                <w:webHidden/>
+              </w:rPr>
+              <w:fldChar w:fldCharType="begin"/>
+            </w:r>
+            <w:r>
+              <w:rPr>
+                <w:noProof/>
+                <w:webHidden/>
+              </w:rPr>
+              <w:instrText xml:space="preserve"> PAGEREF _Toc242124109 \h </w:instrText>
+            </w:r>
+            <w:r>
+              <w:rPr>
+                <w:noProof/>
+                <w:webHidden/>
+              </w:rPr>
+            </w:r>
+            <w:r>
+              <w:rPr>
+                <w:noProof/>
+                <w:webHidden/>
+              </w:rPr>
+              <w:fldChar w:fldCharType="separate"/>
+            </w:r>
+            <w:r>
+              <w:rPr>
+                <w:noProof/>
+                <w:webHidden/>
+              </w:rPr>
+              <w:t>4</w:t>
+            </w:r>
+            <w:r>
+              <w:rPr>
+                <w:noProof/>
+                <w:webHidden/>
+              </w:rPr>
+              <w:fldChar w:fldCharType="end"/>
+            </w:r>
+          </w:hyperlink>
+        </w:p>
+        <w:p>
+          <w:pPr>
+            <w:pStyle w:val="TOC1"/>
+            <w:tabs>
+              <w:tab w:val="left" w:pos="480"/>
+              <w:tab w:val="right" w:leader="dot" w:pos="9350"/>
+            </w:tabs>
+            <w:rPr>
+              <w:noProof/>
+            </w:rPr>
+          </w:pPr>
+          <w:hyperlink w:anchor="_Toc242124110" w:history="1">
+            <w:r>
+              <w:rPr>
+                <w:rStyle w:val="Hyperlink"/>
+                <w:noProof/>
+                <w:color w:val="auto"/>
+              </w:rPr>
+              <w:t>V.</w:t>
+            </w:r>
+            <w:r>
+              <w:rPr>
+                <w:noProof/>
+              </w:rPr>
+              <w:tab/>
+            </w:r>
+            <w:r>
+              <w:rPr>
+                <w:rStyle w:val="Hyperlink"/>
+                <w:noProof/>
+                <w:color w:val="auto"/>
+              </w:rPr>
+              <w:t>Justificación de Proyecto APT</w:t>
+            </w:r>
+            <w:r>
+              <w:rPr>
+                <w:noProof/>
+                <w:webHidden/>
+              </w:rPr>
+              <w:tab/>
+            </w:r>
+            <w:r>
+              <w:rPr>
+                <w:noProof/>
+                <w:webHidden/>
+              </w:rPr>
+              <w:fldChar w:fldCharType="begin"/>
+            </w:r>
+            <w:r>
+              <w:rPr>
+                <w:noProof/>
+                <w:webHidden/>
+              </w:rPr>
+              <w:instrText xml:space="preserve"> PAGEREF _Toc242124110 \h </w:instrText>
+            </w:r>
+            <w:r>
+              <w:rPr>
+                <w:noProof/>
+                <w:webHidden/>
+              </w:rPr>
+            </w:r>
+            <w:r>
+              <w:rPr>
+                <w:noProof/>
+                <w:webHidden/>
+              </w:rPr>
+              <w:fldChar w:fldCharType="separate"/>
+            </w:r>
+            <w:r>
+              <w:rPr>
+                <w:noProof/>
+                <w:webHidden/>
+              </w:rPr>
+              <w:t>5</w:t>
+            </w:r>
+            <w:r>
+              <w:rPr>
+                <w:noProof/>
+                <w:webHidden/>
+              </w:rPr>
+              <w:fldChar w:fldCharType="end"/>
+            </w:r>
+          </w:hyperlink>
+        </w:p>
+        <w:p>
+          <w:pPr>
+            <w:pStyle w:val="TOC2"/>
+            <w:tabs>
+              <w:tab w:val="left" w:pos="720"/>
+              <w:tab w:val="right" w:leader="dot" w:pos="9350"/>
+            </w:tabs>
+            <w:rPr>
+              <w:noProof/>
+            </w:rPr>
+          </w:pPr>
+          <w:hyperlink w:anchor="_Toc242124111" w:history="1">
+            <w:r>
+              <w:rPr>
+                <w:rStyle w:val="Hyperlink"/>
+                <w:noProof/>
+              </w:rPr>
+              <w:t>A.</w:t>
+            </w:r>
+            <w:r>
+              <w:rPr>
+                <w:noProof/>
+              </w:rPr>
+              <w:tab/>
+            </w:r>
+            <w:r>
+              <w:rPr>
+                <w:rStyle w:val="Hyperlink"/>
+                <w:noProof/>
+              </w:rPr>
+              <w:t>Relevancia del Proyecto APT</w:t>
+            </w:r>
+            <w:r>
+              <w:rPr>
+                <w:noProof/>
+                <w:webHidden/>
+              </w:rPr>
+              <w:tab/>
+            </w:r>
+            <w:r>
+              <w:rPr>
+                <w:noProof/>
+                <w:webHidden/>
+              </w:rPr>
+              <w:fldChar w:fldCharType="begin"/>
+            </w:r>
+            <w:r>
+              <w:rPr>
+                <w:noProof/>
+                <w:webHidden/>
+              </w:rPr>
+              <w:instrText xml:space="preserve"> PAGEREF _Toc242124111 \h </w:instrText>
+            </w:r>
+            <w:r>
+              <w:rPr>
+                <w:noProof/>
+                <w:webHidden/>
+              </w:rPr>
+            </w:r>
+            <w:r>
+              <w:rPr>
+                <w:noProof/>
+                <w:webHidden/>
+              </w:rPr>
+              <w:fldChar w:fldCharType="separate"/>
+            </w:r>
+            <w:r>
+              <w:rPr>
+                <w:noProof/>
+                <w:webHidden/>
+              </w:rPr>
+              <w:t>5</w:t>
+            </w:r>
+            <w:r>
+              <w:rPr>
+                <w:noProof/>
+                <w:webHidden/>
+              </w:rPr>
+              <w:fldChar w:fldCharType="end"/>
+            </w:r>
+          </w:hyperlink>
+        </w:p>
+        <w:p>
+          <w:pPr>
+            <w:pStyle w:val="TOC2"/>
+            <w:tabs>
+              <w:tab w:val="left" w:pos="720"/>
+              <w:tab w:val="right" w:leader="dot" w:pos="9350"/>
+            </w:tabs>
+            <w:rPr>
+              <w:noProof/>
+            </w:rPr>
+          </w:pPr>
+          <w:hyperlink w:anchor="_Toc242124112" w:history="1">
+            <w:r>
+              <w:rPr>
+                <w:rStyle w:val="Hyperlink"/>
+                <w:noProof/>
+              </w:rPr>
+              <w:t>B.</w:t>
+            </w:r>
+            <w:r>
+              <w:rPr>
+                <w:noProof/>
+              </w:rPr>
+              <w:tab/>
+            </w:r>
+            <w:r>
+              <w:rPr>
+                <w:rStyle w:val="Hyperlink"/>
+                <w:noProof/>
+              </w:rPr>
+              <w:t>Descripción del Proyecto APT</w:t>
+            </w:r>
+            <w:r>
+              <w:rPr>
+                <w:noProof/>
+                <w:webHidden/>
+              </w:rPr>
+              <w:tab/>
+            </w:r>
+            <w:r>
+              <w:rPr>
+                <w:noProof/>
+                <w:webHidden/>
+              </w:rPr>
+              <w:fldChar w:fldCharType="begin"/>
+            </w:r>
+            <w:r>
+              <w:rPr>
+                <w:noProof/>
+                <w:webHidden/>
+              </w:rPr>
+              <w:instrText xml:space="preserve"> PAGEREF _Toc242124112 \h </w:instrText>
+            </w:r>
+            <w:r>
+              <w:rPr>
+                <w:noProof/>
+                <w:webHidden/>
+              </w:rPr>
+            </w:r>
+            <w:r>
+              <w:rPr>
+                <w:noProof/>
+                <w:webHidden/>
+              </w:rPr>
+              <w:fldChar w:fldCharType="separate"/>
+            </w:r>
+            <w:r>
+              <w:rPr>
+                <w:noProof/>
+                <w:webHidden/>
+              </w:rPr>
+              <w:t>5</w:t>
+            </w:r>
+            <w:r>
+              <w:rPr>
+                <w:noProof/>
+                <w:webHidden/>
+              </w:rPr>
+              <w:fldChar w:fldCharType="end"/>
+            </w:r>
+          </w:hyperlink>
+        </w:p>
+        <w:p>
+          <w:pPr>
+            <w:pStyle w:val="TOC2"/>
+            <w:tabs>
+              <w:tab w:val="left" w:pos="720"/>
+              <w:tab w:val="right" w:leader="dot" w:pos="9350"/>
+            </w:tabs>
+            <w:rPr>
+              <w:noProof/>
+            </w:rPr>
+          </w:pPr>
+          <w:hyperlink w:anchor="_Toc242124113" w:history="1">
+            <w:r>
+              <w:rPr>
+                <w:rStyle w:val="Hyperlink"/>
+                <w:noProof/>
+                <w:lang w:val="es-419"/>
+              </w:rPr>
+              <w:t>C.</w:t>
+            </w:r>
+            <w:r>
+              <w:rPr>
+                <w:noProof/>
+              </w:rPr>
+              <w:tab/>
+            </w:r>
+            <w:r>
+              <w:rPr>
+                <w:rStyle w:val="Hyperlink"/>
+                <w:noProof/>
+                <w:lang w:val="es-419"/>
+              </w:rPr>
+              <w:t>Pertinencia del Proyecto con el Perfil de Egreso</w:t>
+            </w:r>
+            <w:r>
+              <w:rPr>
+                <w:noProof/>
+                <w:webHidden/>
+              </w:rPr>
+              <w:tab/>
+            </w:r>
+            <w:r>
+              <w:rPr>
+                <w:noProof/>
+                <w:webHidden/>
+              </w:rPr>
+              <w:fldChar w:fldCharType="begin"/>
+            </w:r>
+            <w:r>
+              <w:rPr>
+                <w:noProof/>
+                <w:webHidden/>
+              </w:rPr>
+              <w:instrText xml:space="preserve"> PAGEREF _Toc242124113 \h </w:instrText>
+            </w:r>
+            <w:r>
+              <w:rPr>
+                <w:noProof/>
+                <w:webHidden/>
+              </w:rPr>
+            </w:r>
+            <w:r>
+              <w:rPr>
+                <w:noProof/>
+                <w:webHidden/>
+              </w:rPr>
+              <w:fldChar w:fldCharType="separate"/>
+            </w:r>
+            <w:r>
+              <w:rPr>
+                <w:noProof/>
+                <w:webHidden/>
+              </w:rPr>
+              <w:t>6</w:t>
+            </w:r>
+            <w:r>
+              <w:rPr>
+                <w:noProof/>
+                <w:webHidden/>
+              </w:rPr>
+              <w:fldChar w:fldCharType="end"/>
+            </w:r>
+          </w:hyperlink>
+        </w:p>
+        <w:p>
+          <w:pPr>
+            <w:pStyle w:val="TOC2"/>
+            <w:tabs>
+              <w:tab w:val="left" w:pos="720"/>
+              <w:tab w:val="right" w:leader="dot" w:pos="9350"/>
+            </w:tabs>
+            <w:rPr>
+              <w:noProof/>
+            </w:rPr>
+          </w:pPr>
+          <w:hyperlink w:anchor="_Toc242124114" w:history="1">
+            <w:r>
+              <w:rPr>
+                <w:rStyle w:val="Hyperlink"/>
+                <w:noProof/>
+              </w:rPr>
+              <w:t>D.</w:t>
+            </w:r>
+            <w:r>
+              <w:rPr>
+                <w:noProof/>
+              </w:rPr>
+              <w:tab/>
+            </w:r>
+            <w:r>
+              <w:rPr>
+                <w:rStyle w:val="Hyperlink"/>
+                <w:noProof/>
+              </w:rPr>
+              <w:t>Relación con los Intereses Profesionales</w:t>
+            </w:r>
+            <w:r>
+              <w:rPr>
+                <w:noProof/>
+                <w:webHidden/>
+              </w:rPr>
+              <w:tab/>
+            </w:r>
+            <w:r>
+              <w:rPr>
+                <w:noProof/>
+                <w:webHidden/>
+              </w:rPr>
+              <w:fldChar w:fldCharType="begin"/>
+            </w:r>
+            <w:r>
+              <w:rPr>
+                <w:noProof/>
+                <w:webHidden/>
+              </w:rPr>
+              <w:instrText xml:space="preserve"> PAGEREF _Toc242124114 \h </w:instrText>
+            </w:r>
+            <w:r>
+              <w:rPr>
+                <w:noProof/>
+                <w:webHidden/>
+              </w:rPr>
+            </w:r>
+            <w:r>
+              <w:rPr>
+                <w:noProof/>
+                <w:webHidden/>
+              </w:rPr>
+              <w:fldChar w:fldCharType="separate"/>
+            </w:r>
+            <w:r>
+              <w:rPr>
+                <w:noProof/>
+                <w:webHidden/>
+              </w:rPr>
+              <w:t>6</w:t>
+            </w:r>
+            <w:r>
+              <w:rPr>
+                <w:noProof/>
+                <w:webHidden/>
+              </w:rPr>
+              <w:fldChar w:fldCharType="end"/>
+            </w:r>
+          </w:hyperlink>
+        </w:p>
+        <w:p>
+          <w:pPr>
+            <w:pStyle w:val="TOC2"/>
+            <w:tabs>
+              <w:tab w:val="left" w:pos="720"/>
+              <w:tab w:val="right" w:leader="dot" w:pos="9350"/>
+            </w:tabs>
+            <w:rPr>
+              <w:noProof/>
+            </w:rPr>
+          </w:pPr>
+          <w:hyperlink w:anchor="_Toc242124115" w:history="1">
+            <w:r>
+              <w:rPr>
+                <w:rStyle w:val="Hyperlink"/>
+                <w:noProof/>
+                <w:lang w:val="es-419"/>
+              </w:rPr>
+              <w:t>E.</w:t>
+            </w:r>
+            <w:r>
+              <w:rPr>
+                <w:noProof/>
+              </w:rPr>
+              <w:tab/>
+            </w:r>
+            <w:r>
+              <w:rPr>
+                <w:rStyle w:val="Hyperlink"/>
+                <w:noProof/>
+                <w:lang w:val="es-419"/>
+              </w:rPr>
+              <w:t>Factibilidad de Desarrollo del Proyecto APT</w:t>
+            </w:r>
+            <w:r>
+              <w:rPr>
+                <w:noProof/>
+                <w:webHidden/>
+              </w:rPr>
+              <w:tab/>
+            </w:r>
+            <w:r>
+              <w:rPr>
+                <w:noProof/>
+                <w:webHidden/>
+              </w:rPr>
+              <w:fldChar w:fldCharType="begin"/>
+            </w:r>
+            <w:r>
+              <w:rPr>
+                <w:noProof/>
+                <w:webHidden/>
+              </w:rPr>
+              <w:instrText xml:space="preserve"> PAGEREF _Toc242124115 \h </w:instrText>
+            </w:r>
+            <w:r>
+              <w:rPr>
+                <w:noProof/>
+                <w:webHidden/>
+              </w:rPr>
+            </w:r>
+            <w:r>
+              <w:rPr>
+                <w:noProof/>
+                <w:webHidden/>
+              </w:rPr>
+              <w:fldChar w:fldCharType="separate"/>
+            </w:r>
+            <w:r>
+              <w:rPr>
+                <w:noProof/>
+                <w:webHidden/>
+              </w:rPr>
+              <w:t>6</w:t>
+            </w:r>
+            <w:r>
+              <w:rPr>
+                <w:noProof/>
+                <w:webHidden/>
+              </w:rPr>
+              <w:fldChar w:fldCharType="end"/>
+            </w:r>
+          </w:hyperlink>
+        </w:p>
+        <w:p>
+          <w:pPr>
+            <w:pStyle w:val="TOC1"/>
+            <w:tabs>
+              <w:tab w:val="left" w:pos="720"/>
+              <w:tab w:val="right" w:leader="dot" w:pos="9350"/>
+            </w:tabs>
+            <w:rPr>
+              <w:noProof/>
+            </w:rPr>
+          </w:pPr>
+          <w:hyperlink w:anchor="_Toc242124116" w:history="1">
+            <w:r>
+              <w:rPr>
+                <w:rStyle w:val="Hyperlink"/>
+                <w:noProof/>
+              </w:rPr>
+              <w:t>VI.</w:t>
+            </w:r>
+            <w:r>
+              <w:rPr>
+                <w:noProof/>
+              </w:rPr>
+              <w:tab/>
+            </w:r>
+            <w:r>
+              <w:rPr>
+                <w:rStyle w:val="Hyperlink"/>
+                <w:noProof/>
+              </w:rPr>
+              <w:t>Objetivo General</w:t>
+            </w:r>
+            <w:r>
+              <w:rPr>
+                <w:noProof/>
+                <w:webHidden/>
+              </w:rPr>
+              <w:tab/>
+            </w:r>
+            <w:r>
+              <w:rPr>
+                <w:noProof/>
+                <w:webHidden/>
+              </w:rPr>
+              <w:fldChar w:fldCharType="begin"/>
+            </w:r>
+            <w:r>
+              <w:rPr>
+                <w:noProof/>
+                <w:webHidden/>
+              </w:rPr>
+              <w:instrText xml:space="preserve"> PAGEREF _Toc242124116 \h </w:instrText>
+            </w:r>
+            <w:r>
+              <w:rPr>
+                <w:noProof/>
+                <w:webHidden/>
+              </w:rPr>
+            </w:r>
+            <w:r>
+              <w:rPr>
+                <w:noProof/>
+                <w:webHidden/>
+              </w:rPr>
+              <w:fldChar w:fldCharType="separate"/>
+            </w:r>
+            <w:r>
+              <w:rPr>
+                <w:noProof/>
+                <w:webHidden/>
+              </w:rPr>
+              <w:t>7</w:t>
+            </w:r>
+            <w:r>
+              <w:rPr>
+                <w:noProof/>
+                <w:webHidden/>
+              </w:rPr>
+              <w:fldChar w:fldCharType="end"/>
+            </w:r>
+          </w:hyperlink>
+        </w:p>
+        <w:p>
+          <w:pPr>
+            <w:pStyle w:val="TOC1"/>
+            <w:tabs>
+              <w:tab w:val="left" w:pos="720"/>
+              <w:tab w:val="right" w:leader="dot" w:pos="9350"/>
+            </w:tabs>
+            <w:rPr>
+              <w:noProof/>
+            </w:rPr>
+          </w:pPr>
+          <w:hyperlink w:anchor="_Toc242124117" w:history="1">
+            <w:r>
+              <w:rPr>
+                <w:rStyle w:val="Hyperlink"/>
+                <w:noProof/>
+              </w:rPr>
+              <w:t>VII.</w:t>
+            </w:r>
+            <w:r>
+              <w:rPr>
+                <w:noProof/>
+              </w:rPr>
+              <w:tab/>
+            </w:r>
+            <w:r>
+              <w:rPr>
+                <w:rStyle w:val="Hyperlink"/>
+                <w:noProof/>
+              </w:rPr>
+              <w:t>Objetivos Específicos</w:t>
+            </w:r>
+            <w:r>
+              <w:rPr>
+                <w:noProof/>
+                <w:webHidden/>
+              </w:rPr>
+              <w:tab/>
+            </w:r>
+            <w:r>
+              <w:rPr>
+                <w:noProof/>
+                <w:webHidden/>
+              </w:rPr>
+              <w:fldChar w:fldCharType="begin"/>
+            </w:r>
+            <w:r>
+              <w:rPr>
+                <w:noProof/>
+                <w:webHidden/>
+              </w:rPr>
+              <w:instrText xml:space="preserve"> PAGEREF _Toc242124117 \h </w:instrText>
+            </w:r>
+            <w:r>
+              <w:rPr>
+                <w:noProof/>
+                <w:webHidden/>
+              </w:rPr>
+            </w:r>
+            <w:r>
+              <w:rPr>
+                <w:noProof/>
+                <w:webHidden/>
+              </w:rPr>
+              <w:fldChar w:fldCharType="separate"/>
+            </w:r>
+            <w:r>
+              <w:rPr>
+                <w:noProof/>
+                <w:webHidden/>
+              </w:rPr>
+              <w:t>7</w:t>
+            </w:r>
+            <w:r>
+              <w:rPr>
+                <w:noProof/>
+                <w:webHidden/>
+              </w:rPr>
+              <w:fldChar w:fldCharType="end"/>
+            </w:r>
+          </w:hyperlink>
+        </w:p>
+        <w:p>
+          <w:pPr>
+            <w:pStyle w:val="TOC2"/>
+            <w:tabs>
+              <w:tab w:val="left" w:pos="720"/>
+              <w:tab w:val="right" w:leader="dot" w:pos="9350"/>
+            </w:tabs>
+            <w:rPr>
+              <w:noProof/>
+            </w:rPr>
+          </w:pPr>
+          <w:hyperlink w:anchor="_Toc242124118" w:history="1">
+            <w:r>
+              <w:rPr>
+                <w:rStyle w:val="Hyperlink"/>
+                <w:noProof/>
+              </w:rPr>
+              <w:t>A.</w:t>
+            </w:r>
+            <w:r>
+              <w:rPr>
+                <w:noProof/>
+              </w:rPr>
+              <w:tab/>
+            </w:r>
+            <w:r>
+              <w:rPr>
+                <w:rStyle w:val="Hyperlink"/>
+                <w:noProof/>
+              </w:rPr>
+              <w:t>Nivel Proyecto</w:t>
+            </w:r>
+            <w:r>
+              <w:rPr>
+                <w:noProof/>
+                <w:webHidden/>
+              </w:rPr>
+              <w:tab/>
+            </w:r>
+            <w:r>
+              <w:rPr>
+                <w:noProof/>
+                <w:webHidden/>
+              </w:rPr>
+              <w:fldChar w:fldCharType="begin"/>
+            </w:r>
+            <w:r>
+              <w:rPr>
+                <w:noProof/>
+                <w:webHidden/>
+              </w:rPr>
+              <w:instrText xml:space="preserve"> PAGEREF _Toc242124118 \h </w:instrText>
+            </w:r>
+            <w:r>
+              <w:rPr>
+                <w:noProof/>
+                <w:webHidden/>
+              </w:rPr>
+            </w:r>
+            <w:r>
+              <w:rPr>
+                <w:noProof/>
+                <w:webHidden/>
+              </w:rPr>
+              <w:fldChar w:fldCharType="separate"/>
+            </w:r>
+            <w:r>
+              <w:rPr>
+                <w:noProof/>
+                <w:webHidden/>
+              </w:rPr>
+              <w:t>7</w:t>
+            </w:r>
+            <w:r>
+              <w:rPr>
+                <w:noProof/>
+                <w:webHidden/>
+              </w:rPr>
+              <w:fldChar w:fldCharType="end"/>
+            </w:r>
+          </w:hyperlink>
+        </w:p>
+        <w:p>
+          <w:pPr>
+            <w:pStyle w:val="TOC2"/>
+            <w:tabs>
+              <w:tab w:val="left" w:pos="720"/>
+              <w:tab w:val="right" w:leader="dot" w:pos="9350"/>
+            </w:tabs>
+            <w:rPr>
+              <w:noProof/>
+            </w:rPr>
+          </w:pPr>
+          <w:hyperlink w:anchor="_Toc242124119" w:history="1">
+            <w:r>
+              <w:rPr>
+                <w:rStyle w:val="Hyperlink"/>
+                <w:noProof/>
+              </w:rPr>
+              <w:t>B.</w:t>
+            </w:r>
+            <w:r>
+              <w:rPr>
+                <w:noProof/>
+              </w:rPr>
+              <w:tab/>
+            </w:r>
+            <w:r>
+              <w:rPr>
+                <w:rStyle w:val="Hyperlink"/>
+                <w:noProof/>
+              </w:rPr>
+              <w:t>Nivel Aplicación</w:t>
+            </w:r>
+            <w:r>
+              <w:rPr>
+                <w:noProof/>
+                <w:webHidden/>
+              </w:rPr>
+              <w:tab/>
+            </w:r>
+            <w:r>
+              <w:rPr>
+                <w:noProof/>
+                <w:webHidden/>
+              </w:rPr>
+              <w:fldChar w:fldCharType="begin"/>
+            </w:r>
+            <w:r>
+              <w:rPr>
+                <w:noProof/>
+                <w:webHidden/>
+              </w:rPr>
+              <w:instrText xml:space="preserve"> PAGEREF _Toc242124119 \h </w:instrText>
+            </w:r>
+            <w:r>
+              <w:rPr>
+                <w:noProof/>
+                <w:webHidden/>
+              </w:rPr>
+            </w:r>
+            <w:r>
+              <w:rPr>
+                <w:noProof/>
+                <w:webHidden/>
+              </w:rPr>
+              <w:fldChar w:fldCharType="separate"/>
+            </w:r>
+            <w:r>
+              <w:rPr>
+                <w:noProof/>
+                <w:webHidden/>
+              </w:rPr>
+              <w:t>7</w:t>
+            </w:r>
+            <w:r>
+              <w:rPr>
+                <w:noProof/>
+                <w:webHidden/>
+              </w:rPr>
+              <w:fldChar w:fldCharType="end"/>
+            </w:r>
+          </w:hyperlink>
+        </w:p>
+        <w:p>
+          <w:pPr>
+            <w:pStyle w:val="TOC1"/>
+            <w:tabs>
+              <w:tab w:val="left" w:pos="720"/>
+              <w:tab w:val="right" w:leader="dot" w:pos="9350"/>
+            </w:tabs>
+            <w:rPr>
+              <w:noProof/>
+            </w:rPr>
+          </w:pPr>
+          <w:hyperlink w:anchor="_Toc242124120" w:history="1">
+            <w:r>
+              <w:rPr>
+                <w:rStyle w:val="Hyperlink"/>
+                <w:noProof/>
+              </w:rPr>
+              <w:t>VIII.</w:t>
+            </w:r>
+            <w:r>
+              <w:rPr>
+                <w:noProof/>
+              </w:rPr>
+              <w:tab/>
+            </w:r>
+            <w:r>
+              <w:rPr>
+                <w:rStyle w:val="Hyperlink"/>
+                <w:noProof/>
+              </w:rPr>
+              <w:t>Propuesta de Metodología</w:t>
+            </w:r>
+            <w:r>
+              <w:rPr>
+                <w:noProof/>
+                <w:webHidden/>
+              </w:rPr>
+              <w:tab/>
+            </w:r>
+            <w:r>
+              <w:rPr>
+                <w:noProof/>
+                <w:webHidden/>
+              </w:rPr>
+              <w:fldChar w:fldCharType="begin"/>
+            </w:r>
+            <w:r>
+              <w:rPr>
+                <w:noProof/>
+                <w:webHidden/>
+              </w:rPr>
+              <w:instrText xml:space="preserve"> PAGEREF _Toc242124120 \h </w:instrText>
+            </w:r>
+            <w:r>
+              <w:rPr>
+                <w:noProof/>
+                <w:webHidden/>
+              </w:rPr>
+            </w:r>
+            <w:r>
+              <w:rPr>
+                <w:noProof/>
+                <w:webHidden/>
+              </w:rPr>
+              <w:fldChar w:fldCharType="separate"/>
+            </w:r>
+            <w:r>
+              <w:rPr>
+                <w:noProof/>
+                <w:webHidden/>
+              </w:rPr>
+              <w:t>7</w:t>
+            </w:r>
+            <w:r>
+              <w:rPr>
+                <w:noProof/>
+                <w:webHidden/>
+              </w:rPr>
+              <w:fldChar w:fldCharType="end"/>
+            </w:r>
+          </w:hyperlink>
+        </w:p>
+        <w:p>
+          <w:pPr>
+            <w:pStyle w:val="TOC1"/>
+            <w:tabs>
+              <w:tab w:val="left" w:pos="720"/>
+              <w:tab w:val="right" w:leader="dot" w:pos="9350"/>
+            </w:tabs>
+            <w:rPr>
+              <w:noProof/>
+            </w:rPr>
+          </w:pPr>
+          <w:hyperlink w:anchor="_Toc242124121" w:history="1">
+            <w:r>
+              <w:rPr>
+                <w:rStyle w:val="Hyperlink"/>
+                <w:noProof/>
+              </w:rPr>
+              <w:t>IX.</w:t>
+            </w:r>
+            <w:r>
+              <w:rPr>
+                <w:noProof/>
+              </w:rPr>
+              <w:tab/>
+            </w:r>
+            <w:r>
+              <w:rPr>
+                <w:rStyle w:val="Hyperlink"/>
+                <w:noProof/>
+              </w:rPr>
+              <w:t>Plan de Trabajo</w:t>
+            </w:r>
+            <w:r>
+              <w:rPr>
+                <w:noProof/>
+                <w:webHidden/>
+              </w:rPr>
+              <w:tab/>
+            </w:r>
+            <w:r>
+              <w:rPr>
+                <w:noProof/>
+                <w:webHidden/>
+              </w:rPr>
+              <w:fldChar w:fldCharType="begin"/>
+            </w:r>
+            <w:r>
+              <w:rPr>
+                <w:noProof/>
+                <w:webHidden/>
+              </w:rPr>
+              <w:instrText xml:space="preserve"> PAGEREF _Toc242124121 \h </w:instrText>
+            </w:r>
+            <w:r>
+              <w:rPr>
+                <w:noProof/>
+                <w:webHidden/>
+              </w:rPr>
+            </w:r>
+            <w:r>
+              <w:rPr>
+                <w:noProof/>
+                <w:webHidden/>
+              </w:rPr>
+              <w:fldChar w:fldCharType="separate"/>
+            </w:r>
+            <w:r>
+              <w:rPr>
+                <w:noProof/>
+                <w:webHidden/>
+              </w:rPr>
+              <w:t>8</w:t>
+            </w:r>
+            <w:r>
+              <w:rPr>
+                <w:noProof/>
+                <w:webHidden/>
+              </w:rPr>
+              <w:fldChar w:fldCharType="end"/>
+            </w:r>
+          </w:hyperlink>
+        </w:p>
+        <w:p>
+          <w:pPr>
+            <w:pStyle w:val="TOC1"/>
+            <w:tabs>
+              <w:tab w:val="left" w:pos="480"/>
+              <w:tab w:val="right" w:leader="dot" w:pos="9350"/>
+            </w:tabs>
+            <w:rPr>
+              <w:noProof/>
+            </w:rPr>
+          </w:pPr>
+          <w:hyperlink w:anchor="_Toc242124122" w:history="1">
+            <w:r>
+              <w:rPr>
+                <w:rStyle w:val="Hyperlink"/>
+                <w:noProof/>
+              </w:rPr>
+              <w:t>X.</w:t>
+            </w:r>
+            <w:r>
+              <w:rPr>
+                <w:noProof/>
+              </w:rPr>
+              <w:tab/>
+            </w:r>
+            <w:r>
+              <w:rPr>
+                <w:rStyle w:val="Hyperlink"/>
+                <w:noProof/>
+              </w:rPr>
+              <w:t>Evidencias</w:t>
+            </w:r>
+            <w:r>
+              <w:rPr>
+                <w:noProof/>
+                <w:webHidden/>
+              </w:rPr>
+              <w:tab/>
+            </w:r>
+            <w:r>
+              <w:rPr>
+                <w:noProof/>
+                <w:webHidden/>
+              </w:rPr>
+              <w:fldChar w:fldCharType="begin"/>
+            </w:r>
+            <w:r>
+              <w:rPr>
+                <w:noProof/>
+                <w:webHidden/>
+              </w:rPr>
+              <w:instrText xml:space="preserve"> PAGEREF _Toc242124122 \h </w:instrText>
+            </w:r>
+            <w:r>
+              <w:rPr>
+                <w:noProof/>
+                <w:webHidden/>
+              </w:rPr>
+            </w:r>
+            <w:r>
+              <w:rPr>
+                <w:noProof/>
+                <w:webHidden/>
+              </w:rPr>
+              <w:fldChar w:fldCharType="separate"/>
+            </w:r>
+            <w:r>
+              <w:rPr>
+                <w:noProof/>
+                <w:webHidden/>
+              </w:rPr>
+              <w:t>9</w:t>
+            </w:r>
+            <w:r>
+              <w:rPr>
+                <w:noProof/>
+                <w:webHidden/>
+              </w:rPr>
+              <w:fldChar w:fldCharType="end"/>
+            </w:r>
+          </w:hyperlink>
+        </w:p>
+        <w:p>
+          <w:pPr>
+            <w:pStyle w:val="TOC1"/>
+            <w:tabs>
+              <w:tab w:val="left" w:pos="720"/>
+              <w:tab w:val="right" w:leader="dot" w:pos="9350"/>
+            </w:tabs>
+            <w:rPr>
+              <w:noProof/>
+            </w:rPr>
+          </w:pPr>
+          <w:hyperlink w:anchor="_Toc242124123" w:history="1">
+            <w:r>
+              <w:rPr>
+                <w:rStyle w:val="Hyperlink"/>
+                <w:noProof/>
+              </w:rPr>
+              <w:t>XI.</w:t>
+            </w:r>
+            <w:r>
+              <w:rPr>
+                <w:noProof/>
+              </w:rPr>
+              <w:tab/>
+            </w:r>
+            <w:r>
+              <w:rPr>
+                <w:rStyle w:val="Hyperlink"/>
+                <w:noProof/>
+              </w:rPr>
+              <w:t>Carta Gantt</w:t>
+            </w:r>
+            <w:r>
+              <w:rPr>
+                <w:noProof/>
+                <w:webHidden/>
+              </w:rPr>
+              <w:tab/>
+            </w:r>
+            <w:r>
+              <w:rPr>
+                <w:noProof/>
+                <w:webHidden/>
+              </w:rPr>
+              <w:fldChar w:fldCharType="begin"/>
+            </w:r>
+            <w:r>
+              <w:rPr>
+                <w:noProof/>
+                <w:webHidden/>
+              </w:rPr>
+              <w:instrText xml:space="preserve"> PAGEREF _Toc242124123 \h </w:instrText>
+            </w:r>
+            <w:r>
+              <w:rPr>
+                <w:noProof/>
+                <w:webHidden/>
+              </w:rPr>
+            </w:r>
+            <w:r>
+              <w:rPr>
+                <w:noProof/>
+                <w:webHidden/>
+              </w:rPr>
+              <w:fldChar w:fldCharType="separate"/>
+            </w:r>
+            <w:r>
+              <w:rPr>
+                <w:noProof/>
+                <w:webHidden/>
+              </w:rPr>
+              <w:t>9</w:t>
+            </w:r>
+            <w:r>
+              <w:rPr>
+                <w:noProof/>
+                <w:webHidden/>
+              </w:rPr>
+              <w:fldChar w:fldCharType="end"/>
+            </w:r>
+          </w:hyperlink>
+        </w:p>
+        <w:p>
+          <w:pPr>
+            <w:pStyle w:val="TOC1"/>
+            <w:tabs>
+              <w:tab w:val="left" w:pos="720"/>
+              <w:tab w:val="right" w:leader="dot" w:pos="9350"/>
+            </w:tabs>
+            <w:rPr>
+              <w:noProof/>
+            </w:rPr>
+          </w:pPr>
+          <w:hyperlink w:anchor="_Toc242124124" w:history="1">
+            <w:r>
+              <w:rPr>
+                <w:rStyle w:val="Hyperlink"/>
+                <w:noProof/>
+              </w:rPr>
+              <w:t>XII.</w:t>
+            </w:r>
+            <w:r>
+              <w:rPr>
+                <w:noProof/>
+              </w:rPr>
+              <w:tab/>
+            </w:r>
+            <w:r>
+              <w:rPr>
+                <w:rStyle w:val="Hyperlink"/>
+                <w:noProof/>
+              </w:rPr>
+              <w:t>Conclusion</w:t>
+            </w:r>
+            <w:r>
+              <w:rPr>
+                <w:noProof/>
+                <w:webHidden/>
+              </w:rPr>
+              <w:tab/>
+            </w:r>
+            <w:r>
+              <w:rPr>
+                <w:noProof/>
+                <w:webHidden/>
+              </w:rPr>
+              <w:fldChar w:fldCharType="begin"/>
+            </w:r>
+            <w:r>
+              <w:rPr>
+                <w:noProof/>
+                <w:webHidden/>
+              </w:rPr>
+              <w:instrText xml:space="preserve"> PAGEREF _Toc242124124 \h </w:instrText>
+            </w:r>
+            <w:r>
+              <w:rPr>
+                <w:noProof/>
+                <w:webHidden/>
+              </w:rPr>
+            </w:r>
+            <w:r>
+              <w:rPr>
+                <w:noProof/>
+                <w:webHidden/>
+              </w:rPr>
+              <w:fldChar w:fldCharType="separate"/>
+            </w:r>
+            <w:r>
+              <w:rPr>
+                <w:noProof/>
+                <w:webHidden/>
+              </w:rPr>
+              <w:t>10</w:t>
+            </w:r>
+            <w:r>
+              <w:rPr>
+                <w:noProof/>
+                <w:webHidden/>
+              </w:rPr>
+              <w:fldChar w:fldCharType="end"/>
+            </w:r>
+          </w:hyperlink>
+        </w:p>
+        <w:p>
+          <w:pPr>
+            <w:pStyle w:val="TOC1"/>
+            <w:tabs>
+              <w:tab w:val="left" w:pos="720"/>
+              <w:tab w:val="right" w:leader="dot" w:pos="9350"/>
+            </w:tabs>
+            <w:rPr>
+              <w:noProof/>
+            </w:rPr>
+          </w:pPr>
+          <w:hyperlink w:anchor="_Toc242124125" w:history="1">
+            <w:r>
+              <w:rPr>
+                <w:rStyle w:val="Hyperlink"/>
+                <w:noProof/>
+              </w:rPr>
+              <w:t>XIII.</w:t>
+            </w:r>
+            <w:r>
+              <w:rPr>
+                <w:noProof/>
+              </w:rPr>
+              <w:tab/>
+            </w:r>
+            <w:r>
+              <w:rPr>
+                <w:rStyle w:val="Hyperlink"/>
+                <w:noProof/>
+              </w:rPr>
+              <w:t>Reflection</w:t>
+            </w:r>
+            <w:r>
+              <w:rPr>
+                <w:noProof/>
+                <w:webHidden/>
+              </w:rPr>
+              <w:tab/>
+            </w:r>
+            <w:r>
+              <w:rPr>
+                <w:noProof/>
+                <w:webHidden/>
+              </w:rPr>
+              <w:fldChar w:fldCharType="begin"/>
+            </w:r>
+            <w:r>
+              <w:rPr>
+                <w:noProof/>
+                <w:webHidden/>
+              </w:rPr>
+              <w:instrText xml:space="preserve"> PAGEREF _Toc242124125 \h </w:instrText>
+            </w:r>
+            <w:r>
+              <w:rPr>
+                <w:noProof/>
+                <w:webHidden/>
+              </w:rPr>
+            </w:r>
+            <w:r>
+              <w:rPr>
+                <w:noProof/>
+                <w:webHidden/>
+              </w:rPr>
+              <w:fldChar w:fldCharType="separate"/>
+            </w:r>
+            <w:r>
+              <w:rPr>
+                <w:noProof/>
+                <w:webHidden/>
+              </w:rPr>
+              <w:t>10</w:t>
+            </w:r>
+            <w:r>
+              <w:rPr>
+                <w:noProof/>
+                <w:webHidden/>
+              </w:rPr>
+              <w:fldChar w:fldCharType="end"/>
+            </w:r>
+          </w:hyperlink>
+        </w:p>
+        <w:p>
+          <w:pPr>
+            <w:pStyle w:val="TOC1"/>
+            <w:tabs>
+              <w:tab w:val="left" w:pos="720"/>
+              <w:tab w:val="right" w:leader="dot" w:pos="9350"/>
+            </w:tabs>
+            <w:rPr>
+              <w:noProof/>
+            </w:rPr>
+          </w:pPr>
+          <w:hyperlink w:anchor="_Toc242124126" w:history="1">
+            <w:r>
+              <w:rPr>
+                <w:rStyle w:val="Hyperlink"/>
+                <w:noProof/>
+              </w:rPr>
+              <w:t>XIV.</w:t>
+            </w:r>
+            <w:r>
+              <w:rPr>
+                <w:noProof/>
+              </w:rPr>
+              <w:tab/>
+            </w:r>
+            <w:r>
+              <w:rPr>
+                <w:rStyle w:val="Hyperlink"/>
+                <w:noProof/>
+              </w:rPr>
+              <w:t>Bibliografía</w:t>
+            </w:r>
+            <w:r>
+              <w:rPr>
+                <w:noProof/>
+                <w:webHidden/>
+              </w:rPr>
+              <w:tab/>
+            </w:r>
+            <w:r>
+              <w:rPr>
+                <w:noProof/>
+                <w:webHidden/>
+              </w:rPr>
+              <w:fldChar w:fldCharType="begin"/>
+            </w:r>
+            <w:r>
+              <w:rPr>
+                <w:noProof/>
+                <w:webHidden/>
+              </w:rPr>
+              <w:instrText xml:space="preserve"> PAGEREF _Toc242124126 \h </w:instrText>
+            </w:r>
+            <w:r>
+              <w:rPr>
+                <w:noProof/>
+                <w:webHidden/>
+              </w:rPr>
+            </w:r>
+            <w:r>
+              <w:rPr>
+                <w:noProof/>
+                <w:webHidden/>
+              </w:rPr>
+              <w:fldChar w:fldCharType="separate"/>
+            </w:r>
+            <w:r>
+              <w:rPr>
+                <w:noProof/>
+                <w:webHidden/>
+              </w:rPr>
+              <w:t>10</w:t>
+            </w:r>
+            <w:r>
+              <w:rPr>
+                <w:noProof/>
+                <w:webHidden/>
+              </w:rPr>
+              <w:fldChar w:fldCharType="end"/>
+            </w:r>
+          </w:hyperlink>
+        </w:p>
+        <w:p>
+          <w:pPr>
+            <w:pStyle w:val="TOC1"/>
+            <w:tabs>
+              <w:tab w:val="left" w:pos="720"/>
+              <w:tab w:val="right" w:leader="dot" w:pos="9350"/>
+            </w:tabs>
+            <w:rPr>
+              <w:noProof/>
+            </w:rPr>
+          </w:pPr>
+          <w:hyperlink w:anchor="_Toc242124127" w:history="1">
+            <w:r>
+              <w:rPr>
+                <w:rStyle w:val="Hyperlink"/>
+                <w:noProof/>
+              </w:rPr>
+              <w:t>XV.</w:t>
+            </w:r>
+            <w:r>
+              <w:rPr>
+                <w:noProof/>
+              </w:rPr>
+              <w:tab/>
+            </w:r>
+            <w:r>
+              <w:rPr>
+                <w:rStyle w:val="Hyperlink"/>
+                <w:noProof/>
+              </w:rPr>
+              <w:t>Anexo</w:t>
+            </w:r>
+            <w:r>
+              <w:rPr>
+                <w:noProof/>
+                <w:webHidden/>
+              </w:rPr>
+              <w:tab/>
+            </w:r>
+            <w:r>
+              <w:rPr>
+                <w:noProof/>
+                <w:webHidden/>
+              </w:rPr>
+              <w:fldChar w:fldCharType="begin"/>
+            </w:r>
+            <w:r>
+              <w:rPr>
+                <w:noProof/>
+                <w:webHidden/>
+              </w:rPr>
+              <w:instrText xml:space="preserve"> PAGEREF _Toc242124127 \h </w:instrText>
+            </w:r>
+            <w:r>
+              <w:rPr>
+                <w:noProof/>
+                <w:webHidden/>
+              </w:rPr>
+            </w:r>
+            <w:r>
+              <w:rPr>
+                <w:noProof/>
+                <w:webHidden/>
+              </w:rPr>
+              <w:fldChar w:fldCharType="separate"/>
+            </w:r>
+            <w:r>
+              <w:rPr>
+                <w:noProof/>
+                <w:webHidden/>
+              </w:rPr>
+              <w:t>10</w:t>
+            </w:r>
+            <w:r>
+              <w:rPr>
+                <w:noProof/>
+                <w:webHidden/>
+              </w:rPr>
+              <w:fldChar w:fldCharType="end"/>
             </w:r>
           </w:hyperlink>
         </w:p>
@@ -375,650 +2177,6 @@
               <w:color w:val="000000"/>
             </w:rPr>
           </w:pPr>
-          <w:hyperlink w:anchor="_pkqqxxo1tgbj">
-            <w:r>
-              <w:rPr>
-                <w:b/>
-                <w:bCs/>
-                <w:color w:val="000000"/>
-              </w:rPr>
-              <w:t>II. Abstracto</w:t>
-            </w:r>
-            <w:r>
-              <w:rPr>
-                <w:b/>
-                <w:bCs/>
-                <w:color w:val="000000"/>
-              </w:rPr>
-              <w:tab/>
-              <w:t>3</w:t>
-            </w:r>
-          </w:hyperlink>
-        </w:p>
-        <w:p>
-          <w:pPr>
-            <w:widowControl w:val="0"/>
-            <w:tabs>
-              <w:tab w:val="right" w:leader="dot" w:pos="12000"/>
-            </w:tabs>
-            <w:spacing w:before="60" w:line="240" w:lineRule="auto"/>
-            <w:rPr>
-              <w:b/>
-              <w:bCs/>
-              <w:color w:val="000000"/>
-            </w:rPr>
-          </w:pPr>
-          <w:hyperlink w:anchor="_qxvw6t7f3ao">
-            <w:r>
-              <w:rPr>
-                <w:b/>
-                <w:bCs/>
-                <w:color w:val="000000"/>
-              </w:rPr>
-              <w:t>III. Introducción</w:t>
-            </w:r>
-            <w:r>
-              <w:rPr>
-                <w:b/>
-                <w:bCs/>
-                <w:color w:val="000000"/>
-              </w:rPr>
-              <w:tab/>
-              <w:t>4</w:t>
-            </w:r>
-          </w:hyperlink>
-        </w:p>
-        <w:p>
-          <w:pPr>
-            <w:widowControl w:val="0"/>
-            <w:tabs>
-              <w:tab w:val="right" w:leader="dot" w:pos="12000"/>
-            </w:tabs>
-            <w:spacing w:before="60" w:line="240" w:lineRule="auto"/>
-            <w:rPr>
-              <w:b/>
-              <w:bCs/>
-              <w:color w:val="000000"/>
-            </w:rPr>
-          </w:pPr>
-          <w:hyperlink w:anchor="_m6txyv7xvkbp">
-            <w:r>
-              <w:rPr>
-                <w:b/>
-                <w:bCs/>
-                <w:color w:val="000000"/>
-              </w:rPr>
-              <w:t>IV. Descripción del Proyecto APT</w:t>
-            </w:r>
-            <w:r>
-              <w:rPr>
-                <w:b/>
-                <w:bCs/>
-                <w:color w:val="000000"/>
-              </w:rPr>
-              <w:tab/>
-              <w:t>4</w:t>
-            </w:r>
-          </w:hyperlink>
-        </w:p>
-        <w:p>
-          <w:pPr>
-            <w:widowControl w:val="0"/>
-            <w:tabs>
-              <w:tab w:val="right" w:leader="dot" w:pos="12000"/>
-            </w:tabs>
-            <w:spacing w:before="60" w:line="240" w:lineRule="auto"/>
-            <w:rPr>
-              <w:b/>
-              <w:bCs/>
-              <w:color w:val="000000"/>
-            </w:rPr>
-          </w:pPr>
-          <w:hyperlink w:anchor="_ek1kifdniiop">
-            <w:r>
-              <w:rPr>
-                <w:b/>
-                <w:bCs/>
-                <w:color w:val="000000"/>
-              </w:rPr>
-              <w:t>V. Justificación de Proyecto APT</w:t>
-            </w:r>
-            <w:r>
-              <w:rPr>
-                <w:b/>
-                <w:bCs/>
-                <w:color w:val="000000"/>
-              </w:rPr>
-              <w:tab/>
-              <w:t>5</w:t>
-            </w:r>
-          </w:hyperlink>
-        </w:p>
-        <w:p>
-          <w:pPr>
-            <w:widowControl w:val="0"/>
-            <w:tabs>
-              <w:tab w:val="right" w:leader="dot" w:pos="12000"/>
-            </w:tabs>
-            <w:spacing w:before="60" w:line="240" w:lineRule="auto"/>
-            <w:ind w:left="360"/>
-            <w:rPr>
-              <w:color w:val="000000"/>
-            </w:rPr>
-          </w:pPr>
-          <w:hyperlink w:anchor="_c19jb75bkhnj">
-            <w:r>
-              <w:rPr>
-                <w:color w:val="000000"/>
-              </w:rPr>
-              <w:t>A. Relevancia del Proyecto APT</w:t>
-            </w:r>
-            <w:r>
-              <w:rPr>
-                <w:color w:val="000000"/>
-              </w:rPr>
-              <w:tab/>
-              <w:t>5</w:t>
-            </w:r>
-          </w:hyperlink>
-        </w:p>
-        <w:p>
-          <w:pPr>
-            <w:widowControl w:val="0"/>
-            <w:tabs>
-              <w:tab w:val="right" w:leader="dot" w:pos="12000"/>
-            </w:tabs>
-            <w:spacing w:before="60" w:line="240" w:lineRule="auto"/>
-            <w:ind w:left="360"/>
-            <w:rPr>
-              <w:color w:val="000000"/>
-            </w:rPr>
-          </w:pPr>
-          <w:hyperlink w:anchor="_jcx7g3s3d1q8">
-            <w:r>
-              <w:rPr>
-                <w:color w:val="000000"/>
-              </w:rPr>
-              <w:t>B. Descripción del Proyecto APT</w:t>
-            </w:r>
-            <w:r>
-              <w:rPr>
-                <w:color w:val="000000"/>
-              </w:rPr>
-              <w:tab/>
-              <w:t>5</w:t>
-            </w:r>
-          </w:hyperlink>
-        </w:p>
-        <w:p>
-          <w:pPr>
-            <w:widowControl w:val="0"/>
-            <w:tabs>
-              <w:tab w:val="right" w:leader="dot" w:pos="12000"/>
-            </w:tabs>
-            <w:spacing w:before="60" w:line="240" w:lineRule="auto"/>
-            <w:ind w:left="360"/>
-            <w:rPr>
-              <w:color w:val="000000"/>
-            </w:rPr>
-          </w:pPr>
-          <w:hyperlink w:anchor="_ljsnbfg03k9s">
-            <w:r>
-              <w:rPr>
-                <w:color w:val="000000"/>
-              </w:rPr>
-              <w:t>C. Pertinencia del Proyecto con el Perfil de Egreso</w:t>
-            </w:r>
-            <w:r>
-              <w:rPr>
-                <w:color w:val="000000"/>
-              </w:rPr>
-              <w:tab/>
-              <w:t>5</w:t>
-            </w:r>
-          </w:hyperlink>
-        </w:p>
-        <w:p>
-          <w:pPr>
-            <w:widowControl w:val="0"/>
-            <w:tabs>
-              <w:tab w:val="right" w:leader="dot" w:pos="12000"/>
-            </w:tabs>
-            <w:spacing w:before="60" w:line="240" w:lineRule="auto"/>
-            <w:ind w:left="360"/>
-            <w:rPr>
-              <w:color w:val="000000"/>
-            </w:rPr>
-          </w:pPr>
-          <w:hyperlink w:anchor="_mlv2xtvdw7i">
-            <w:r>
-              <w:rPr>
-                <w:color w:val="000000"/>
-              </w:rPr>
-              <w:t>D. Relación con los Intereses Profesionales</w:t>
-            </w:r>
-            <w:r>
-              <w:rPr>
-                <w:color w:val="000000"/>
-              </w:rPr>
-              <w:tab/>
-              <w:t>6</w:t>
-            </w:r>
-          </w:hyperlink>
-        </w:p>
-        <w:p>
-          <w:pPr>
-            <w:widowControl w:val="0"/>
-            <w:tabs>
-              <w:tab w:val="right" w:leader="dot" w:pos="12000"/>
-            </w:tabs>
-            <w:spacing w:before="60" w:line="240" w:lineRule="auto"/>
-            <w:ind w:left="360"/>
-            <w:rPr>
-              <w:color w:val="000000"/>
-            </w:rPr>
-          </w:pPr>
-          <w:hyperlink w:anchor="_ozucoubqwl7y">
-            <w:r>
-              <w:rPr>
-                <w:color w:val="000000"/>
-              </w:rPr>
-              <w:t>E. Factibilidad de Desarrollo del Proyecto APT</w:t>
-            </w:r>
-            <w:r>
-              <w:rPr>
-                <w:color w:val="000000"/>
-              </w:rPr>
-              <w:tab/>
-              <w:t>6</w:t>
-            </w:r>
-          </w:hyperlink>
-        </w:p>
-        <w:p>
-          <w:pPr>
-            <w:widowControl w:val="0"/>
-            <w:tabs>
-              <w:tab w:val="right" w:leader="dot" w:pos="12000"/>
-            </w:tabs>
-            <w:spacing w:before="60" w:line="240" w:lineRule="auto"/>
-            <w:rPr>
-              <w:b/>
-              <w:bCs/>
-              <w:color w:val="000000"/>
-            </w:rPr>
-          </w:pPr>
-          <w:hyperlink w:anchor="_cqx261s83te9">
-            <w:r>
-              <w:rPr>
-                <w:b/>
-                <w:bCs/>
-                <w:color w:val="000000"/>
-              </w:rPr>
-              <w:t>VI. Objetivo General</w:t>
-            </w:r>
-            <w:r>
-              <w:rPr>
-                <w:b/>
-                <w:bCs/>
-                <w:color w:val="000000"/>
-              </w:rPr>
-              <w:tab/>
-              <w:t>6</w:t>
-            </w:r>
-          </w:hyperlink>
-        </w:p>
-        <w:p>
-          <w:pPr>
-            <w:widowControl w:val="0"/>
-            <w:tabs>
-              <w:tab w:val="right" w:leader="dot" w:pos="12000"/>
-            </w:tabs>
-            <w:spacing w:before="60" w:line="240" w:lineRule="auto"/>
-            <w:rPr>
-              <w:b/>
-              <w:bCs/>
-              <w:color w:val="000000"/>
-            </w:rPr>
-          </w:pPr>
-          <w:hyperlink w:anchor="_jye9bfftva9f">
-            <w:r>
-              <w:rPr>
-                <w:b/>
-                <w:bCs/>
-                <w:color w:val="000000"/>
-              </w:rPr>
-              <w:t>VII. Objetivos Específicos</w:t>
-            </w:r>
-            <w:r>
-              <w:rPr>
-                <w:b/>
-                <w:bCs/>
-                <w:color w:val="000000"/>
-              </w:rPr>
-              <w:tab/>
-              <w:t>7</w:t>
-            </w:r>
-          </w:hyperlink>
-        </w:p>
-        <w:p>
-          <w:pPr>
-            <w:widowControl w:val="0"/>
-            <w:tabs>
-              <w:tab w:val="right" w:leader="dot" w:pos="12000"/>
-            </w:tabs>
-            <w:spacing w:before="60" w:line="240" w:lineRule="auto"/>
-            <w:ind w:left="360"/>
-            <w:rPr>
-              <w:color w:val="000000"/>
-            </w:rPr>
-          </w:pPr>
-          <w:hyperlink w:anchor="_walt9ryu7ain">
-            <w:r>
-              <w:rPr>
-                <w:color w:val="000000"/>
-              </w:rPr>
-              <w:t>A. Nivel Proyecto</w:t>
-            </w:r>
-            <w:r>
-              <w:rPr>
-                <w:color w:val="000000"/>
-              </w:rPr>
-              <w:tab/>
-              <w:t>7</w:t>
-            </w:r>
-          </w:hyperlink>
-        </w:p>
-        <w:p>
-          <w:pPr>
-            <w:widowControl w:val="0"/>
-            <w:tabs>
-              <w:tab w:val="right" w:leader="dot" w:pos="12000"/>
-            </w:tabs>
-            <w:spacing w:before="60" w:line="240" w:lineRule="auto"/>
-            <w:ind w:left="360"/>
-            <w:rPr>
-              <w:color w:val="000000"/>
-            </w:rPr>
-          </w:pPr>
-          <w:hyperlink w:anchor="_nmcjh7fxlw9n">
-            <w:r>
-              <w:rPr>
-                <w:color w:val="000000"/>
-              </w:rPr>
-              <w:t>B. Nivel Aplicación</w:t>
-            </w:r>
-            <w:r>
-              <w:rPr>
-                <w:color w:val="000000"/>
-              </w:rPr>
-              <w:tab/>
-              <w:t>7</w:t>
-            </w:r>
-          </w:hyperlink>
-        </w:p>
-        <w:p>
-          <w:pPr>
-            <w:widowControl w:val="0"/>
-            <w:tabs>
-              <w:tab w:val="right" w:leader="dot" w:pos="12000"/>
-            </w:tabs>
-            <w:spacing w:before="60" w:line="240" w:lineRule="auto"/>
-            <w:rPr>
-              <w:b/>
-              <w:bCs/>
-              <w:color w:val="000000"/>
-            </w:rPr>
-          </w:pPr>
-          <w:hyperlink w:anchor="_eedca5bfh1b4">
-            <w:r>
-              <w:rPr>
-                <w:b/>
-                <w:bCs/>
-                <w:color w:val="000000"/>
-              </w:rPr>
-              <w:t>VIII. Propuesta de Metodología</w:t>
-            </w:r>
-            <w:r>
-              <w:rPr>
-                <w:b/>
-                <w:bCs/>
-                <w:color w:val="000000"/>
-              </w:rPr>
-              <w:tab/>
-              <w:t>7</w:t>
-            </w:r>
-          </w:hyperlink>
-        </w:p>
-        <w:p>
-          <w:pPr>
-            <w:widowControl w:val="0"/>
-            <w:tabs>
-              <w:tab w:val="right" w:leader="dot" w:pos="12000"/>
-            </w:tabs>
-            <w:spacing w:before="60" w:line="240" w:lineRule="auto"/>
-            <w:rPr>
-              <w:b/>
-              <w:bCs/>
-              <w:color w:val="000000"/>
-            </w:rPr>
-          </w:pPr>
-          <w:hyperlink w:anchor="_49b45a193wfm">
-            <w:r>
-              <w:rPr>
-                <w:b/>
-                <w:bCs/>
-                <w:color w:val="000000"/>
-              </w:rPr>
-              <w:t>IX. Plan de Trabajo</w:t>
-            </w:r>
-            <w:r>
-              <w:rPr>
-                <w:b/>
-                <w:bCs/>
-                <w:color w:val="000000"/>
-              </w:rPr>
-              <w:tab/>
-              <w:t>8</w:t>
-            </w:r>
-          </w:hyperlink>
-        </w:p>
-        <w:p>
-          <w:pPr>
-            <w:widowControl w:val="0"/>
-            <w:tabs>
-              <w:tab w:val="right" w:leader="dot" w:pos="12000"/>
-            </w:tabs>
-            <w:spacing w:before="60" w:line="240" w:lineRule="auto"/>
-            <w:rPr>
-              <w:b/>
-              <w:bCs/>
-              <w:color w:val="000000"/>
-            </w:rPr>
-          </w:pPr>
-          <w:hyperlink w:anchor="_2td54p9r473t">
-            <w:r>
-              <w:rPr>
-                <w:b/>
-                <w:bCs/>
-                <w:color w:val="000000"/>
-              </w:rPr>
-              <w:t>X. Evidencias</w:t>
-            </w:r>
-            <w:r>
-              <w:rPr>
-                <w:b/>
-                <w:bCs/>
-                <w:color w:val="000000"/>
-              </w:rPr>
-              <w:tab/>
-              <w:t>8</w:t>
-            </w:r>
-          </w:hyperlink>
-        </w:p>
-        <w:p>
-          <w:pPr>
-            <w:widowControl w:val="0"/>
-            <w:tabs>
-              <w:tab w:val="right" w:leader="dot" w:pos="12000"/>
-            </w:tabs>
-            <w:spacing w:before="60" w:line="240" w:lineRule="auto"/>
-            <w:rPr>
-              <w:b/>
-              <w:bCs/>
-              <w:color w:val="000000"/>
-            </w:rPr>
-          </w:pPr>
-          <w:hyperlink w:anchor="_xfq61h6f60de">
-            <w:r>
-              <w:rPr>
-                <w:b/>
-                <w:bCs/>
-                <w:color w:val="000000"/>
-              </w:rPr>
-              <w:t>XI. Carta Gantt</w:t>
-            </w:r>
-            <w:r>
-              <w:rPr>
-                <w:b/>
-                <w:bCs/>
-                <w:color w:val="000000"/>
-              </w:rPr>
-              <w:tab/>
-              <w:t>9</w:t>
-            </w:r>
-          </w:hyperlink>
-        </w:p>
-        <w:p>
-          <w:pPr>
-            <w:widowControl w:val="0"/>
-            <w:tabs>
-              <w:tab w:val="right" w:leader="dot" w:pos="12000"/>
-            </w:tabs>
-            <w:spacing w:before="60" w:line="240" w:lineRule="auto"/>
-            <w:rPr>
-              <w:b/>
-              <w:bCs/>
-              <w:color w:val="000000"/>
-            </w:rPr>
-          </w:pPr>
-          <w:hyperlink w:anchor="_929uek64nley">
-            <w:r>
-              <w:rPr>
-                <w:b/>
-                <w:bCs/>
-                <w:color w:val="000000"/>
-              </w:rPr>
-              <w:t>XII. Conclusion</w:t>
-            </w:r>
-            <w:r>
-              <w:rPr>
-                <w:b/>
-                <w:bCs/>
-                <w:color w:val="000000"/>
-              </w:rPr>
-              <w:tab/>
-              <w:t>9</w:t>
-            </w:r>
-          </w:hyperlink>
-        </w:p>
-        <w:p>
-          <w:pPr>
-            <w:widowControl w:val="0"/>
-            <w:tabs>
-              <w:tab w:val="right" w:leader="dot" w:pos="12000"/>
-            </w:tabs>
-            <w:spacing w:before="60" w:line="240" w:lineRule="auto"/>
-            <w:rPr>
-              <w:b/>
-              <w:bCs/>
-              <w:color w:val="000000"/>
-            </w:rPr>
-          </w:pPr>
-          <w:hyperlink w:anchor="_w8recvjguu18">
-            <w:r>
-              <w:rPr>
-                <w:b/>
-                <w:bCs/>
-                <w:color w:val="000000"/>
-              </w:rPr>
-              <w:t>XIII. Reflection</w:t>
-            </w:r>
-            <w:r>
-              <w:rPr>
-                <w:b/>
-                <w:bCs/>
-                <w:color w:val="000000"/>
-              </w:rPr>
-              <w:tab/>
-              <w:t>9</w:t>
-            </w:r>
-          </w:hyperlink>
-        </w:p>
-        <w:p>
-          <w:pPr>
-            <w:widowControl w:val="0"/>
-            <w:tabs>
-              <w:tab w:val="right" w:leader="dot" w:pos="12000"/>
-            </w:tabs>
-            <w:spacing w:before="60" w:line="240" w:lineRule="auto"/>
-            <w:rPr>
-              <w:b/>
-              <w:bCs/>
-              <w:color w:val="000000"/>
-            </w:rPr>
-          </w:pPr>
-          <w:hyperlink w:anchor="_9evv10o6e2uq">
-            <w:r>
-              <w:rPr>
-                <w:b/>
-                <w:bCs/>
-                <w:color w:val="000000"/>
-              </w:rPr>
-              <w:t>XIV. Bibliografía</w:t>
-            </w:r>
-            <w:r>
-              <w:rPr>
-                <w:b/>
-                <w:bCs/>
-                <w:color w:val="000000"/>
-              </w:rPr>
-              <w:tab/>
-              <w:t>9</w:t>
-            </w:r>
-          </w:hyperlink>
-        </w:p>
-        <w:p>
-          <w:pPr>
-            <w:widowControl w:val="0"/>
-            <w:tabs>
-              <w:tab w:val="right" w:leader="dot" w:pos="12000"/>
-            </w:tabs>
-            <w:spacing w:before="60" w:line="240" w:lineRule="auto"/>
-            <w:rPr>
-              <w:b/>
-              <w:bCs/>
-              <w:color w:val="000000"/>
-            </w:rPr>
-          </w:pPr>
-          <w:hyperlink w:anchor="_6j2ta0jgczbd">
-            <w:r>
-              <w:rPr>
-                <w:b/>
-                <w:bCs/>
-                <w:color w:val="000000"/>
-              </w:rPr>
-              <w:t>XV. Anexo</w:t>
-            </w:r>
-            <w:r>
-              <w:rPr>
-                <w:b/>
-                <w:bCs/>
-                <w:color w:val="000000"/>
-              </w:rPr>
-              <w:tab/>
-              <w:t>9</w:t>
-            </w:r>
-          </w:hyperlink>
           <w:r>
             <w:fldChar w:fldCharType="end"/>
           </w:r>
@@ -1103,16 +2261,15 @@
           <w:szCs w:val="22"/>
         </w:rPr>
       </w:pPr>
-      <w:bookmarkStart w:id="2" w:name="_k0jamnaubpui" w:colFirst="0" w:colLast="0"/>
-      <w:bookmarkEnd w:id="2"/>
+      <w:bookmarkStart w:id="2" w:name="_Toc242124106"/>
       <w:r>
         <w:rPr>
           <w:sz w:val="22"/>
           <w:szCs w:val="22"/>
         </w:rPr>
-        <w:lastRenderedPageBreak/>
         <w:t>Abstract</w:t>
       </w:r>
+      <w:bookmarkEnd w:id="2"/>
     </w:p>
     <w:p>
       <w:pPr>
@@ -1120,7 +2277,87 @@
         <w:ind w:left="720"/>
       </w:pPr>
       <w:r>
-        <w:t xml:space="preserve">The EduNova project consists of the development of a mobile app whose objetive is to cover management challanges that many educational institutions face. The place to deploy the pilot version of the app is not decided yet but a meeting was already held with Colegio San Fernando, located in Buin. Initially, the purpose of the project is to lighten teachers' work overload outside the classroom and to optimize the students' progress tracking. To do that, EduNova automate information flows which tackles the issue mentioned before and, therefore, significantly increase the quality of the services provided. The project mainly focuses on the students' progress, considering aspects such as qualifications record, attendance record and students' behavior observations. Also, the mobile app integrates a chatbot using WhatsApp Business API which focuses on the students' parents or legal guardians basic needs solved during business hours. To assure the quality and continuous improvement of the products (and its value), the project follows two methodologies: Lean and Agile. The project is planned using a Gantt Chart, considering a duration of 18 weeks. The accomplishments of the project's milestones will be backed by the formal evidence of deliverables, such as prototypes and documentation at stages of progress (in this case, the first phase of the project). </w:t>
+        <w:t xml:space="preserve">The </w:t>
+      </w:r>
+      <w:proofErr w:type="spellStart"/>
+      <w:r>
+        <w:t>EduNova</w:t>
+      </w:r>
+      <w:proofErr w:type="spellEnd"/>
+      <w:r>
+        <w:t xml:space="preserve"> project consists of the development of a mobile app whose </w:t>
+      </w:r>
+      <w:r>
+        <w:t>objective</w:t>
+      </w:r>
+      <w:r>
+        <w:t xml:space="preserve"> is to cover management </w:t>
+      </w:r>
+      <w:r>
+        <w:t>challenges</w:t>
+      </w:r>
+      <w:r>
+        <w:t xml:space="preserve"> that many educational institutions face. The place to deploy the pilot version of the app is not decided yet but a meeting was already held with Colegio San Fernando, located in Buin. Initially, the purpose of the project </w:t>
+      </w:r>
+      <w:proofErr w:type="gramStart"/>
+      <w:r>
+        <w:t>is</w:t>
+      </w:r>
+      <w:proofErr w:type="gramEnd"/>
+      <w:r>
+        <w:t xml:space="preserve"> to lighten teachers' work overload outside the classroom and to optimize the students' progress tracking. To do that, </w:t>
+      </w:r>
+      <w:proofErr w:type="spellStart"/>
+      <w:r>
+        <w:t>EduNova</w:t>
+      </w:r>
+      <w:proofErr w:type="spellEnd"/>
+      <w:r>
+        <w:t xml:space="preserve"> </w:t>
+      </w:r>
+      <w:r>
+        <w:t>automates</w:t>
+      </w:r>
+      <w:r>
+        <w:t xml:space="preserve"> information flows which tackles the issue mentioned before and, therefore, significantly </w:t>
+      </w:r>
+      <w:r>
+        <w:t>increases</w:t>
+      </w:r>
+      <w:r>
+        <w:t xml:space="preserve"> the quality of the services provided. The project mainly focuses on the students' progress, considering aspects such as qualifications record, attendance record and students' behavior observations. Also, the mobile app integrates a chatbot using WhatsApp Business API which focuses on the students' parents or legal </w:t>
+      </w:r>
+      <w:r>
+        <w:t>guardians’</w:t>
+      </w:r>
+      <w:r>
+        <w:t xml:space="preserve"> basic needs solved during business hours. To </w:t>
+      </w:r>
+      <w:r>
+        <w:t>ensure</w:t>
+      </w:r>
+      <w:r>
+        <w:t xml:space="preserve"> the quality and continuous improvement of the products (and </w:t>
+      </w:r>
+      <w:proofErr w:type="gramStart"/>
+      <w:r>
+        <w:t>its</w:t>
+      </w:r>
+      <w:proofErr w:type="gramEnd"/>
+      <w:r>
+        <w:t xml:space="preserve"> value), the project follows two methodologies: Lean and Agile. The project is planned </w:t>
+      </w:r>
+      <w:r>
+        <w:t>to use</w:t>
+      </w:r>
+      <w:r>
+        <w:t xml:space="preserve"> a Gantt Chart, considering a duration of 18 weeks. The accomplishments of the project's milestones will be backed by </w:t>
+      </w:r>
+      <w:r>
+        <w:t>formal</w:t>
+      </w:r>
+      <w:r>
+        <w:t xml:space="preserve"> evidence of deliverables, such as prototypes and documentation at stages of progress (in this case, the first phase of the project). </w:t>
       </w:r>
     </w:p>
     <w:p>
@@ -1142,8 +2379,8 @@
           <w:szCs w:val="22"/>
         </w:rPr>
       </w:pPr>
-      <w:bookmarkStart w:id="3" w:name="_pkqqxxo1tgbj" w:colFirst="0" w:colLast="0"/>
-      <w:bookmarkEnd w:id="3"/>
+      <w:bookmarkStart w:id="3" w:name="_Toc242124107"/>
+      <w:proofErr w:type="spellStart"/>
       <w:r>
         <w:rPr>
           <w:sz w:val="22"/>
@@ -1151,6 +2388,8 @@
         </w:rPr>
         <w:t>Abstracto</w:t>
       </w:r>
+      <w:bookmarkEnd w:id="3"/>
+      <w:proofErr w:type="spellEnd"/>
     </w:p>
     <w:p>
       <w:pPr>
@@ -1164,13 +2403,101 @@
         <w:rPr>
           <w:lang w:val="es-419"/>
         </w:rPr>
-        <w:t xml:space="preserve">El proyecto EduNova consiste en el desarrollo de una aplicación móvil cuyo objetivo es abordar los desafíos de gestión que enfrentan muchas instituciones educacionales. El lugar para realizar el lanzamiento de la versión piloto de la app todavía no se ha decidido pero ya se llevó a cabo una reunión con el Colegio San Fernando de Buin. Principalmente, la iniciativa busca resolver la sobrecarga de trabajo de los docentes fuera del aula y optimizar el seguimiento del progreso de los estudiantes. Para solventar esto, EduNova automatiza los flujos de información, aliviando así la carga administrativa y elevando significativamente la calidad de la gestión educativa. La aplicación se centra en el monitoreo eficiente del alumnado, abarcando el registro de calificaciones, asistencia y seguimiento de su comportamiento. Además, la aplicación integra un chatbot automatizado mediante la API de WhatsApp Business, el cual resuelve consultas básicas de los apoderados y deriva situaciones especiales al personal correspondiente dentro del horario laboral. Para asegurar la calidad y entrega continua de valor, el proyecto se rige por las metodologías Lean y Ágil. Su ejecución se planifica mediante una Carta Gantt con una duración total de 18 semanas, y el cumplimiento de </w:t>
+        <w:t xml:space="preserve">El proyecto </w:t>
+      </w:r>
+      <w:proofErr w:type="spellStart"/>
+      <w:r>
+        <w:rPr>
+          <w:lang w:val="es-419"/>
+        </w:rPr>
+        <w:t>EduNova</w:t>
+      </w:r>
+      <w:proofErr w:type="spellEnd"/>
+      <w:r>
+        <w:rPr>
+          <w:lang w:val="es-419"/>
+        </w:rPr>
+        <w:t xml:space="preserve"> consiste en el desarrollo de una aplicación móvil cuyo objetivo es abordar los desafíos de gestión que enfrentan muchas instituciones educacionales. El lugar para realizar el lanzamiento de la versión piloto de la </w:t>
+      </w:r>
+      <w:proofErr w:type="gramStart"/>
+      <w:r>
+        <w:rPr>
+          <w:lang w:val="es-419"/>
+        </w:rPr>
+        <w:t>app</w:t>
+      </w:r>
+      <w:proofErr w:type="gramEnd"/>
+      <w:r>
+        <w:rPr>
+          <w:lang w:val="es-419"/>
+        </w:rPr>
+        <w:t xml:space="preserve"> todavía no se ha </w:t>
+      </w:r>
+      <w:proofErr w:type="gramStart"/>
+      <w:r>
+        <w:rPr>
+          <w:lang w:val="es-419"/>
+        </w:rPr>
+        <w:t>decidido</w:t>
+      </w:r>
+      <w:proofErr w:type="gramEnd"/>
+      <w:r>
+        <w:rPr>
+          <w:lang w:val="es-419"/>
+        </w:rPr>
+        <w:t xml:space="preserve"> pero ya se llevó a cabo una reunión con el Colegio San Fernando de Buin. Principalmente, la iniciativa busca resolver la sobrecarga de trabajo de los docentes fuera del aula y optimizar el seguimiento del progreso de los estudiantes. Para solventar esto, </w:t>
+      </w:r>
+      <w:proofErr w:type="spellStart"/>
+      <w:r>
+        <w:rPr>
+          <w:lang w:val="es-419"/>
+        </w:rPr>
+        <w:t>EduNo</w:t>
+      </w:r>
+      <w:r>
+        <w:rPr>
+          <w:lang w:val="es-419"/>
+        </w:rPr>
+        <w:t>va</w:t>
+      </w:r>
+      <w:proofErr w:type="spellEnd"/>
+      <w:r>
+        <w:rPr>
+          <w:lang w:val="es-419"/>
+        </w:rPr>
+        <w:t xml:space="preserve"> automatiza los flujos de información, aliviando así la carga administrativa y elevando significativamente la calidad de la gestión educativa. La aplicación se centra en el monitoreo eficiente del alumnado, abarcando el registro de calificaciones, asistencia y seguimiento de su comportamiento. Además, la aplicación integra un </w:t>
+      </w:r>
+      <w:proofErr w:type="spellStart"/>
+      <w:r>
+        <w:rPr>
+          <w:lang w:val="es-419"/>
+        </w:rPr>
+        <w:t>chatbot</w:t>
+      </w:r>
+      <w:proofErr w:type="spellEnd"/>
+      <w:r>
+        <w:rPr>
+          <w:lang w:val="es-419"/>
+        </w:rPr>
+        <w:t xml:space="preserve"> automatizado mediante la API de WhatsApp Business, el cual resuelve consultas básicas de los apoderados y deriva situaciones especiales al personal </w:t>
       </w:r>
       <w:r>
         <w:rPr>
           <w:lang w:val="es-419"/>
         </w:rPr>
         <w:lastRenderedPageBreak/>
+        <w:t>correspondiente dentro del</w:t>
+      </w:r>
+      <w:r>
+        <w:rPr>
+          <w:lang w:val="es-419"/>
+        </w:rPr>
+        <w:t xml:space="preserve"> horario laboral. Para asegurar la calidad y entrega continua de valor, el proyecto se rige por las metodologías Lean y Ágil. Su ejecución se planifica mediante una Carta Gantt con una duración total de 18 semanas, y el cumplimiento de </w:t>
+      </w:r>
+      <w:r>
+        <w:rPr>
+          <w:lang w:val="es-419"/>
+        </w:rPr>
         <w:t xml:space="preserve">sus distintas fases será respaldado a través de la entrega de evidencias formales, tales como prototipos y documentación de avance. </w:t>
       </w:r>
     </w:p>
@@ -1187,8 +2514,8 @@
           <w:szCs w:val="22"/>
         </w:rPr>
       </w:pPr>
-      <w:bookmarkStart w:id="4" w:name="_qxvw6t7f3ao" w:colFirst="0" w:colLast="0"/>
-      <w:bookmarkEnd w:id="4"/>
+      <w:bookmarkStart w:id="4" w:name="_Toc242124108"/>
+      <w:proofErr w:type="spellStart"/>
       <w:r>
         <w:rPr>
           <w:sz w:val="22"/>
@@ -1196,6 +2523,8 @@
         </w:rPr>
         <w:t>Introducción</w:t>
       </w:r>
+      <w:bookmarkEnd w:id="4"/>
+      <w:proofErr w:type="spellEnd"/>
     </w:p>
     <w:p>
       <w:pPr>
@@ -1209,7 +2538,33 @@
         <w:rPr>
           <w:lang w:val="es-419"/>
         </w:rPr>
-        <w:t xml:space="preserve">El siguiente documento tiene como propósito explicar los aspectos iniciales del proyecto tales como la descripción de este, cómo se relaciona con el perfil de egreso e intereses profesionales, por qué es relevante como proyecto de capstone, objetivos (general y específicos), qué metodología se utilizará, explicar el plan de trabajo con el que se contará, así también como detallar de qué manera se evidenciarán los logros correspondientes a cada hito del projecto. </w:t>
+        <w:t xml:space="preserve">El siguiente documento tiene como propósito explicar los aspectos iniciales del proyecto tales como la descripción de este, cómo se relaciona con el perfil de egreso e intereses profesionales, por qué es relevante como proyecto de </w:t>
+      </w:r>
+      <w:proofErr w:type="spellStart"/>
+      <w:r>
+        <w:rPr>
+          <w:lang w:val="es-419"/>
+        </w:rPr>
+        <w:t>capstone</w:t>
+      </w:r>
+      <w:proofErr w:type="spellEnd"/>
+      <w:r>
+        <w:rPr>
+          <w:lang w:val="es-419"/>
+        </w:rPr>
+        <w:t xml:space="preserve">, objetivos (general y específicos), qué metodología se utilizará, explicar el plan de trabajo con el que se contará, así también como detallar de qué manera se evidenciarán los logros correspondientes a cada hito del </w:t>
+      </w:r>
+      <w:r>
+        <w:rPr>
+          <w:lang w:val="es-419"/>
+        </w:rPr>
+        <w:t>proyecto</w:t>
+      </w:r>
+      <w:r>
+        <w:rPr>
+          <w:lang w:val="es-419"/>
+        </w:rPr>
+        <w:t xml:space="preserve">. </w:t>
       </w:r>
     </w:p>
     <w:p>
@@ -1234,15 +2589,24 @@
           <w:szCs w:val="22"/>
         </w:rPr>
       </w:pPr>
-      <w:bookmarkStart w:id="5" w:name="_m6txyv7xvkbp" w:colFirst="0" w:colLast="0"/>
-      <w:bookmarkEnd w:id="5"/>
+      <w:bookmarkStart w:id="5" w:name="_Toc242124109"/>
+      <w:proofErr w:type="spellStart"/>
       <w:r>
         <w:rPr>
           <w:sz w:val="22"/>
           <w:szCs w:val="22"/>
         </w:rPr>
-        <w:t>Descripción del Proyecto APT</w:t>
-      </w:r>
+        <w:t>Descripción</w:t>
+      </w:r>
+      <w:proofErr w:type="spellEnd"/>
+      <w:r>
+        <w:rPr>
+          <w:sz w:val="22"/>
+          <w:szCs w:val="22"/>
+        </w:rPr>
+        <w:t xml:space="preserve"> del Proyecto APT</w:t>
+      </w:r>
+      <w:bookmarkEnd w:id="5"/>
     </w:p>
     <w:p>
       <w:pPr>
@@ -1294,8 +2658,13 @@
               <w:spacing w:line="360" w:lineRule="auto"/>
             </w:pPr>
             <w:r>
-              <w:t>Nombre del proyecto</w:t>
-            </w:r>
+              <w:t xml:space="preserve">Nombre del </w:t>
+            </w:r>
+            <w:proofErr w:type="spellStart"/>
+            <w:r>
+              <w:t>proyecto</w:t>
+            </w:r>
+            <w:proofErr w:type="spellEnd"/>
           </w:p>
         </w:tc>
         <w:tc>
@@ -1320,9 +2689,11 @@
               </w:pBdr>
               <w:spacing w:line="360" w:lineRule="auto"/>
             </w:pPr>
+            <w:proofErr w:type="spellStart"/>
             <w:r>
               <w:t>EduNova</w:t>
             </w:r>
+            <w:proofErr w:type="spellEnd"/>
           </w:p>
         </w:tc>
       </w:tr>
@@ -1355,9 +2726,11 @@
               <w:spacing w:line="360" w:lineRule="auto"/>
               <w:jc w:val="center"/>
             </w:pPr>
+            <w:proofErr w:type="spellStart"/>
             <w:r>
               <w:t>Competencias</w:t>
             </w:r>
+            <w:proofErr w:type="spellEnd"/>
           </w:p>
         </w:tc>
         <w:tc>
@@ -1472,7 +2845,21 @@
               <w:rPr>
                 <w:lang w:val="es-419"/>
               </w:rPr>
-              <w:t>decisiones de acuerdo a los requerimientos de la organización.</w:t>
+              <w:t xml:space="preserve">decisiones </w:t>
+            </w:r>
+            <w:proofErr w:type="gramStart"/>
+            <w:r>
+              <w:rPr>
+                <w:lang w:val="es-419"/>
+              </w:rPr>
+              <w:t>de acuerdo a</w:t>
+            </w:r>
+            <w:proofErr w:type="gramEnd"/>
+            <w:r>
+              <w:rPr>
+                <w:lang w:val="es-419"/>
+              </w:rPr>
+              <w:t xml:space="preserve"> los requerimientos de la organización.</w:t>
             </w:r>
           </w:p>
         </w:tc>
@@ -1547,7 +2934,21 @@
               <w:rPr>
                 <w:lang w:val="es-419"/>
               </w:rPr>
-              <w:t>organización de acuerdo a un diseño definido y escalable en el tiempo.</w:t>
+              <w:t xml:space="preserve">organización </w:t>
+            </w:r>
+            <w:proofErr w:type="gramStart"/>
+            <w:r>
+              <w:rPr>
+                <w:lang w:val="es-419"/>
+              </w:rPr>
+              <w:t>de acuerdo a</w:t>
+            </w:r>
+            <w:proofErr w:type="gramEnd"/>
+            <w:r>
+              <w:rPr>
+                <w:lang w:val="es-419"/>
+              </w:rPr>
+              <w:t xml:space="preserve"> un diseño definido y escalable en el tiempo.</w:t>
             </w:r>
           </w:p>
         </w:tc>
@@ -1622,7 +3023,14 @@
               <w:rPr>
                 <w:lang w:val="es-419"/>
               </w:rPr>
-              <w:t>sistematizar el proceso de desarrollo y mantenimiento, asegurando el logro</w:t>
+              <w:t xml:space="preserve">sistematizar el proceso de desarrollo y mantenimiento, </w:t>
+            </w:r>
+            <w:r>
+              <w:rPr>
+                <w:lang w:val="es-419"/>
+              </w:rPr>
+              <w:lastRenderedPageBreak/>
+              <w:t>asegurando el logro</w:t>
             </w:r>
           </w:p>
           <w:p>
@@ -1631,7 +3039,23 @@
               <w:spacing w:line="360" w:lineRule="auto"/>
             </w:pPr>
             <w:r>
-              <w:t>de los objetivos.</w:t>
+              <w:t xml:space="preserve">de </w:t>
+            </w:r>
+            <w:proofErr w:type="spellStart"/>
+            <w:r>
+              <w:t>los</w:t>
+            </w:r>
+            <w:proofErr w:type="spellEnd"/>
+            <w:r>
+              <w:t xml:space="preserve"> </w:t>
+            </w:r>
+            <w:proofErr w:type="spellStart"/>
+            <w:r>
+              <w:t>objetivos</w:t>
+            </w:r>
+            <w:proofErr w:type="spellEnd"/>
+            <w:r>
+              <w:t>.</w:t>
             </w:r>
           </w:p>
         </w:tc>
@@ -1662,15 +3086,24 @@
           <w:szCs w:val="22"/>
         </w:rPr>
       </w:pPr>
-      <w:bookmarkStart w:id="6" w:name="_ek1kifdniiop" w:colFirst="0" w:colLast="0"/>
-      <w:bookmarkEnd w:id="6"/>
+      <w:bookmarkStart w:id="6" w:name="_Toc242124110"/>
+      <w:proofErr w:type="spellStart"/>
       <w:r>
         <w:rPr>
           <w:sz w:val="22"/>
           <w:szCs w:val="22"/>
         </w:rPr>
-        <w:t>Justificación de Proyecto APT</w:t>
-      </w:r>
+        <w:t>Justificación</w:t>
+      </w:r>
+      <w:proofErr w:type="spellEnd"/>
+      <w:r>
+        <w:rPr>
+          <w:sz w:val="22"/>
+          <w:szCs w:val="22"/>
+        </w:rPr>
+        <w:t xml:space="preserve"> de Proyecto APT</w:t>
+      </w:r>
+      <w:bookmarkEnd w:id="6"/>
     </w:p>
     <w:p>
       <w:pPr>
@@ -1685,15 +3118,24 @@
           <w:szCs w:val="22"/>
         </w:rPr>
       </w:pPr>
-      <w:bookmarkStart w:id="7" w:name="_c19jb75bkhnj" w:colFirst="0" w:colLast="0"/>
-      <w:bookmarkEnd w:id="7"/>
+      <w:bookmarkStart w:id="7" w:name="_Toc242124111"/>
+      <w:proofErr w:type="spellStart"/>
       <w:r>
         <w:rPr>
           <w:sz w:val="22"/>
           <w:szCs w:val="22"/>
         </w:rPr>
-        <w:t>Relevancia del Proyecto APT</w:t>
-      </w:r>
+        <w:t>Relevancia</w:t>
+      </w:r>
+      <w:proofErr w:type="spellEnd"/>
+      <w:r>
+        <w:rPr>
+          <w:sz w:val="22"/>
+          <w:szCs w:val="22"/>
+        </w:rPr>
+        <w:t xml:space="preserve"> del Proyecto APT</w:t>
+      </w:r>
+      <w:bookmarkEnd w:id="7"/>
     </w:p>
     <w:p>
       <w:pPr>
@@ -1707,7 +3149,27 @@
         <w:rPr>
           <w:lang w:val="es-419"/>
         </w:rPr>
-        <w:t xml:space="preserve">El proyecto busca solucionar la sobrecarga de trabajo docente y administrativo mediante la automatización de procesos de gestión académica. Esta solución está orientada para el contexto escolar. La razón por la que se escogió este tema es porque la educación es la base de todo. Toda profesión nace de la educación, sobretodo de la escolar. Detrás de cada profesional, hay docentes que formaron a aquel y que su labor no es muchas veces apreciada lo suficiente en cuanto a su valor y remuneración que reciben; incluso, el trabajo que deben llevar a cabo fuera del establecimiento. Esta solución tiene la intención de apoyar a docentes y también funcionarios administrativos que generan un aporte inmenso en las instituciones escolares. La solución se llevaría dentro de la Región Metropolitana en Chile. El colegio, el cual se ubica en la comuna de Buin, se encuentra en conversación aún. </w:t>
+        <w:t xml:space="preserve">El proyecto busca solucionar la sobrecarga de trabajo docente y administrativo mediante la automatización de procesos de gestión académica. Esta solución está orientada para el contexto escolar. La razón por la que se escogió este tema es porque la educación es la base de todo. Toda profesión nace de la educación, </w:t>
+      </w:r>
+      <w:proofErr w:type="spellStart"/>
+      <w:r>
+        <w:rPr>
+          <w:lang w:val="es-419"/>
+        </w:rPr>
+        <w:t>sobretodo</w:t>
+      </w:r>
+      <w:proofErr w:type="spellEnd"/>
+      <w:r>
+        <w:rPr>
+          <w:lang w:val="es-419"/>
+        </w:rPr>
+        <w:t xml:space="preserve"> de la escolar. Detrás de cada profesional, hay docentes que formaron a aquel y que su labor no es muchas veces apreciada lo suficiente en cuanto a su valor y remuneración que reciben; incluso, el trabajo que deben llevar a cabo fuera del establecimiento. Esta solución tiene la intención de apoyar a docentes y también funcionarios administrativos que generan un aporte inmenso en las instituciones escolares. La solución se llevaría dentro de la Región Metropolitana en Chile. El colegio, el cual se u</w:t>
+      </w:r>
+      <w:r>
+        <w:rPr>
+          <w:lang w:val="es-419"/>
+        </w:rPr>
+        <w:t xml:space="preserve">bica en la comuna de Buin, se encuentra en conversación aún. </w:t>
       </w:r>
     </w:p>
     <w:p>
@@ -1732,15 +3194,24 @@
           <w:szCs w:val="22"/>
         </w:rPr>
       </w:pPr>
-      <w:bookmarkStart w:id="8" w:name="_jcx7g3s3d1q8" w:colFirst="0" w:colLast="0"/>
-      <w:bookmarkEnd w:id="8"/>
+      <w:bookmarkStart w:id="8" w:name="_Toc242124112"/>
+      <w:proofErr w:type="spellStart"/>
       <w:r>
         <w:rPr>
           <w:sz w:val="22"/>
           <w:szCs w:val="22"/>
         </w:rPr>
-        <w:t>Descripción del Proyecto APT</w:t>
-      </w:r>
+        <w:t>Descripción</w:t>
+      </w:r>
+      <w:proofErr w:type="spellEnd"/>
+      <w:r>
+        <w:rPr>
+          <w:sz w:val="22"/>
+          <w:szCs w:val="22"/>
+        </w:rPr>
+        <w:t xml:space="preserve"> del Proyecto APT</w:t>
+      </w:r>
+      <w:bookmarkEnd w:id="8"/>
     </w:p>
     <w:p>
       <w:pPr>
@@ -1754,7 +3225,55 @@
         <w:rPr>
           <w:lang w:val="es-419"/>
         </w:rPr>
-        <w:t xml:space="preserve">Con el proyecto EduNova se espera agilizar y automatizar los procesos como el seguimiento y monitoreo del progreso académico de los estudiantes en cuanto a calificaciones, asistencia y comportamiento (entiéndase "comportamiento" como concepto que contempla el bienestar psicológico del estudiante y observaciones que favorecerían el apoyo que puede entregarse). Otros procesos incluyen el alivianar la carga de trabajo de docente fuera del aula como resolver dudas no urgentes de apoderados en grupos de WhatsApp (sobretodo en docentes con jefatura de curso) mediante un chatbot de WhatsApp que resuelva dudas básicas y, en caso de requerir, derivar con funcionario siempre y cuando se encuentre dentro del horario de trabajo. Otras funcionalidades serán incorporadas o modificadas (dentro de lo posible) según conversación con el colegio y necesidades que puedan diferir con algunos aspectos presentados o aquellos que falten ser incluidos (y que sean realistas). </w:t>
+        <w:t xml:space="preserve">Con el proyecto </w:t>
+      </w:r>
+      <w:proofErr w:type="spellStart"/>
+      <w:r>
+        <w:rPr>
+          <w:lang w:val="es-419"/>
+        </w:rPr>
+        <w:t>EduNova</w:t>
+      </w:r>
+      <w:proofErr w:type="spellEnd"/>
+      <w:r>
+        <w:rPr>
+          <w:lang w:val="es-419"/>
+        </w:rPr>
+        <w:t xml:space="preserve"> se espera agilizar y automatizar los procesos como el seguimiento y monitoreo del progreso académico de los estudiantes en cuanto a calificaciones, asistencia y comportamiento (entiéndase "comportamiento" como concepto que contempla el bienestar psicológico del estudiante y observaciones que favorecerían el apoyo que puede entregarse). Otros procesos incluyen el alivianar la carga de trabajo de docente fuera del aula como resolver dudas no urgentes de apoderados en grupos de WhatsApp (</w:t>
+      </w:r>
+      <w:proofErr w:type="spellStart"/>
+      <w:r>
+        <w:rPr>
+          <w:lang w:val="es-419"/>
+        </w:rPr>
+        <w:t>sobretodo</w:t>
+      </w:r>
+      <w:proofErr w:type="spellEnd"/>
+      <w:r>
+        <w:rPr>
+          <w:lang w:val="es-419"/>
+        </w:rPr>
+        <w:t xml:space="preserve"> en d</w:t>
+      </w:r>
+      <w:r>
+        <w:rPr>
+          <w:lang w:val="es-419"/>
+        </w:rPr>
+        <w:t xml:space="preserve">ocentes con jefatura de curso) mediante un </w:t>
+      </w:r>
+      <w:proofErr w:type="spellStart"/>
+      <w:r>
+        <w:rPr>
+          <w:lang w:val="es-419"/>
+        </w:rPr>
+        <w:t>chatbot</w:t>
+      </w:r>
+      <w:proofErr w:type="spellEnd"/>
+      <w:r>
+        <w:rPr>
+          <w:lang w:val="es-419"/>
+        </w:rPr>
+        <w:t xml:space="preserve"> de WhatsApp que resuelva dudas básicas y, en caso de requerir, derivar con funcionario siempre y cuando se encuentre dentro del horario de trabajo. Otras funcionalidades serán incorporadas o modificadas (dentro de lo posible) según conversación con el colegio y necesidades que puedan diferir con algunos aspectos presentados o aquellos que falten ser incluidos (y que sean realistas). </w:t>
       </w:r>
     </w:p>
     <w:p>
@@ -1780,8 +3299,7 @@
           <w:lang w:val="es-419"/>
         </w:rPr>
       </w:pPr>
-      <w:bookmarkStart w:id="9" w:name="_ljsnbfg03k9s" w:colFirst="0" w:colLast="0"/>
-      <w:bookmarkEnd w:id="9"/>
+      <w:bookmarkStart w:id="9" w:name="_Toc242124113"/>
       <w:r>
         <w:rPr>
           <w:sz w:val="22"/>
@@ -1790,6 +3308,7 @@
         </w:rPr>
         <w:t>Pertinencia del Proyecto con el Perfil de Egreso</w:t>
       </w:r>
+      <w:bookmarkEnd w:id="9"/>
     </w:p>
     <w:p>
       <w:pPr>
@@ -1809,8 +3328,63 @@
         <w:rPr>
           <w:lang w:val="es-419"/>
         </w:rPr>
-        <w:lastRenderedPageBreak/>
-        <w:t xml:space="preserve">ejemplo, cuando pensamos en la relación de las calificaciones y asistencia, y cómo conectamos a cada estudiante con su apoderado o tutor legal, estamos pensando en el modelado de datos. Cuando pensamos en cómo probar el chatbot de WhatsApp, pensamos en realizar pruebas de certificación para asegurarnos en la precisión de las respuestas. Cuando pensamos en las reuniones periódicas con el colegio y cubrir necesidades dentro de lo establecido, pensamos en el  "core" de gestión de proyectos y las negociaciones que deben llevarse a cabo. Cuando hablamos de automatización de procesos con una app que integre la API de WhatsApp Business, hablamos de soluciones de software con técnicas adquiridas a lo largo de la carrera y aquellas que pueden seguir perfeccionándose para entregar un producto con valor y calidad. </w:t>
+        <w:t xml:space="preserve">ejemplo, cuando pensamos en la relación de las calificaciones y asistencia, y cómo conectamos a cada estudiante con su apoderado o tutor legal, estamos pensando en el modelado de datos. Cuando pensamos en cómo probar el </w:t>
+      </w:r>
+      <w:proofErr w:type="spellStart"/>
+      <w:r>
+        <w:rPr>
+          <w:lang w:val="es-419"/>
+        </w:rPr>
+        <w:t>chatbot</w:t>
+      </w:r>
+      <w:proofErr w:type="spellEnd"/>
+      <w:r>
+        <w:rPr>
+          <w:lang w:val="es-419"/>
+        </w:rPr>
+        <w:t xml:space="preserve"> de WhatsApp, pensamos en realizar pruebas de certificación para asegurarnos en la precisión de las respuestas. Cuando pensamos en las reuniones periódicas con el colegio y cubrir necesidades dentro de lo establecido, pensamos en </w:t>
+      </w:r>
+      <w:proofErr w:type="gramStart"/>
+      <w:r>
+        <w:rPr>
+          <w:lang w:val="es-419"/>
+        </w:rPr>
+        <w:t>el  "</w:t>
+      </w:r>
+      <w:proofErr w:type="spellStart"/>
+      <w:proofErr w:type="gramEnd"/>
+      <w:r>
+        <w:rPr>
+          <w:lang w:val="es-419"/>
+        </w:rPr>
+        <w:t>core</w:t>
+      </w:r>
+      <w:proofErr w:type="spellEnd"/>
+      <w:r>
+        <w:rPr>
+          <w:lang w:val="es-419"/>
+        </w:rPr>
+        <w:t xml:space="preserve">" de gestión de proyectos y las negociaciones </w:t>
+      </w:r>
+      <w:r>
+        <w:rPr>
+          <w:lang w:val="es-419"/>
+        </w:rPr>
+        <w:t xml:space="preserve">que deben llevarse a cabo. Cuando hablamos de automatización de procesos con una </w:t>
+      </w:r>
+      <w:proofErr w:type="gramStart"/>
+      <w:r>
+        <w:rPr>
+          <w:lang w:val="es-419"/>
+        </w:rPr>
+        <w:t>app</w:t>
+      </w:r>
+      <w:proofErr w:type="gramEnd"/>
+      <w:r>
+        <w:rPr>
+          <w:lang w:val="es-419"/>
+        </w:rPr>
+        <w:t xml:space="preserve"> que integre la API de WhatsApp Business, hablamos de soluciones de software con técnicas adquiridas a lo largo de la carrera y aquellas que pueden seguir perfeccionándose para entregar un producto con valor y calidad. </w:t>
       </w:r>
     </w:p>
     <w:p>
@@ -1835,15 +3409,65 @@
           <w:szCs w:val="22"/>
         </w:rPr>
       </w:pPr>
-      <w:bookmarkStart w:id="10" w:name="_mlv2xtvdw7i" w:colFirst="0" w:colLast="0"/>
-      <w:bookmarkEnd w:id="10"/>
+      <w:bookmarkStart w:id="10" w:name="_Toc242124114"/>
+      <w:proofErr w:type="spellStart"/>
       <w:r>
         <w:rPr>
           <w:sz w:val="22"/>
           <w:szCs w:val="22"/>
         </w:rPr>
-        <w:t>Relación con los Intereses Profesionales</w:t>
-      </w:r>
+        <w:t>Relación</w:t>
+      </w:r>
+      <w:proofErr w:type="spellEnd"/>
+      <w:r>
+        <w:rPr>
+          <w:sz w:val="22"/>
+          <w:szCs w:val="22"/>
+        </w:rPr>
+        <w:t xml:space="preserve"> con </w:t>
+      </w:r>
+      <w:proofErr w:type="spellStart"/>
+      <w:r>
+        <w:rPr>
+          <w:sz w:val="22"/>
+          <w:szCs w:val="22"/>
+        </w:rPr>
+        <w:t>los</w:t>
+      </w:r>
+      <w:proofErr w:type="spellEnd"/>
+      <w:r>
+        <w:rPr>
+          <w:sz w:val="22"/>
+          <w:szCs w:val="22"/>
+        </w:rPr>
+        <w:t xml:space="preserve"> </w:t>
+      </w:r>
+      <w:proofErr w:type="spellStart"/>
+      <w:r>
+        <w:rPr>
+          <w:sz w:val="22"/>
+          <w:szCs w:val="22"/>
+        </w:rPr>
+        <w:t>Intereses</w:t>
+      </w:r>
+      <w:proofErr w:type="spellEnd"/>
+      <w:r>
+        <w:rPr>
+          <w:sz w:val="22"/>
+          <w:szCs w:val="22"/>
+        </w:rPr>
+        <w:t xml:space="preserve"> </w:t>
+      </w:r>
+      <w:proofErr w:type="spellStart"/>
+      <w:r>
+        <w:rPr>
+          <w:sz w:val="22"/>
+          <w:szCs w:val="22"/>
+        </w:rPr>
+        <w:t>Profesionales</w:t>
+      </w:r>
+      <w:bookmarkEnd w:id="10"/>
+      <w:proofErr w:type="spellEnd"/>
     </w:p>
     <w:p>
       <w:pPr>
@@ -1881,8 +3505,7 @@
           <w:lang w:val="es-419"/>
         </w:rPr>
       </w:pPr>
-      <w:bookmarkStart w:id="11" w:name="_ozucoubqwl7y" w:colFirst="0" w:colLast="0"/>
-      <w:bookmarkEnd w:id="11"/>
+      <w:bookmarkStart w:id="11" w:name="_Toc242124115"/>
       <w:r>
         <w:rPr>
           <w:sz w:val="22"/>
@@ -1891,6 +3514,7 @@
         </w:rPr>
         <w:t>Factibilidad de Desarrollo del Proyecto APT</w:t>
       </w:r>
+      <w:bookmarkEnd w:id="11"/>
     </w:p>
     <w:p>
       <w:pPr>
@@ -1904,7 +3528,90 @@
         <w:rPr>
           <w:lang w:val="es-419"/>
         </w:rPr>
-        <w:t xml:space="preserve">La aplicación móvil de EduNova es una aplicación que, a diferencia de Moodle (como ejemplo), ofrece funcionalidades simples que integran solamente seguimiento y monitoreo; no ofrece integración con cursos y tampoco es una plataforma de aprendizaje como Canvas, Blackboard o Google Classroom. Por ende, la duración de la asignatura es perfecta para el desarrollo de una aplicación móvil simple como EduNova. Hay aspectos del proyecto que requerirán invertir una pequeña cantidad de dinero para ciertas suscripciones o adquirir productos como la API de WhatsApp, pero son costos contemplados. El tiempo entre la práctica profesional y el proyecto APT es un factor que también está considerado, y es por ello que la gestión del tiempo es un aspecto fundamental dentro del proyecto. Cada integrante tiene tareas que puede completar de manera realista y dentro del tiempo estimado. En caso de que uno no pueda cumplir, puede apoyarse en el resto de los integrantes siempre que sea necesario y luego pueda cumplir de manera habitual. </w:t>
+        <w:t xml:space="preserve">La aplicación móvil de </w:t>
+      </w:r>
+      <w:proofErr w:type="spellStart"/>
+      <w:r>
+        <w:rPr>
+          <w:lang w:val="es-419"/>
+        </w:rPr>
+        <w:t>EduNova</w:t>
+      </w:r>
+      <w:proofErr w:type="spellEnd"/>
+      <w:r>
+        <w:rPr>
+          <w:lang w:val="es-419"/>
+        </w:rPr>
+        <w:t xml:space="preserve"> es una aplicación que, a diferencia de Moodle (como ejemplo), ofrece funcionalidades simples que integran solamente seguimiento y monitoreo; no ofrece integración con cursos y tampoco es una plataforma de aprendizaje como </w:t>
+      </w:r>
+      <w:proofErr w:type="spellStart"/>
+      <w:r>
+        <w:rPr>
+          <w:lang w:val="es-419"/>
+        </w:rPr>
+        <w:t>Canvas</w:t>
+      </w:r>
+      <w:proofErr w:type="spellEnd"/>
+      <w:r>
+        <w:rPr>
+          <w:lang w:val="es-419"/>
+        </w:rPr>
+        <w:t xml:space="preserve">, Blackboard o Google </w:t>
+      </w:r>
+      <w:proofErr w:type="spellStart"/>
+      <w:r>
+        <w:rPr>
+          <w:lang w:val="es-419"/>
+        </w:rPr>
+        <w:t>Classroom</w:t>
+      </w:r>
+      <w:proofErr w:type="spellEnd"/>
+      <w:r>
+        <w:rPr>
+          <w:lang w:val="es-419"/>
+        </w:rPr>
+        <w:t xml:space="preserve">. Por ende, la duración de la asignatura es perfecta para el desarrollo de una aplicación móvil simple como </w:t>
+      </w:r>
+      <w:proofErr w:type="spellStart"/>
+      <w:r>
+        <w:rPr>
+          <w:lang w:val="es-419"/>
+        </w:rPr>
+        <w:t>EduNova</w:t>
+      </w:r>
+      <w:proofErr w:type="spellEnd"/>
+      <w:r>
+        <w:rPr>
+          <w:lang w:val="es-419"/>
+        </w:rPr>
+        <w:t>. Hay aspectos del proyecto que requerirán invertir una pequeña cantidad de dinero para ciertas suscripciones o adquirir productos</w:t>
+      </w:r>
+      <w:r>
+        <w:rPr>
+          <w:lang w:val="es-419"/>
+        </w:rPr>
+        <w:t xml:space="preserve"> como la API de WhatsApp, pero son costos contemplados. El tiempo entre la práctica profesional y el proyecto APT es un factor que también está considerado, y es por ello </w:t>
+      </w:r>
+      <w:proofErr w:type="gramStart"/>
+      <w:r>
+        <w:rPr>
+          <w:lang w:val="es-419"/>
+        </w:rPr>
+        <w:t>que</w:t>
+      </w:r>
+      <w:proofErr w:type="gramEnd"/>
+      <w:r>
+        <w:rPr>
+          <w:lang w:val="es-419"/>
+        </w:rPr>
+        <w:t xml:space="preserve"> la gestión del tiempo es un aspecto </w:t>
+      </w:r>
+      <w:r>
+        <w:rPr>
+          <w:lang w:val="es-419"/>
+        </w:rPr>
+        <w:lastRenderedPageBreak/>
+        <w:t xml:space="preserve">fundamental dentro del proyecto. Cada integrante tiene tareas que puede completar de manera realista y dentro del tiempo estimado. En caso de que uno no pueda cumplir, puede apoyarse en el resto de los integrantes siempre que sea necesario y luego pueda cumplir de manera habitual. </w:t>
       </w:r>
     </w:p>
     <w:p>
@@ -1919,7 +3626,6 @@
         <w:rPr>
           <w:lang w:val="es-419"/>
         </w:rPr>
-        <w:lastRenderedPageBreak/>
         <w:tab/>
       </w:r>
     </w:p>
@@ -1936,15 +3642,24 @@
           <w:szCs w:val="22"/>
         </w:rPr>
       </w:pPr>
-      <w:bookmarkStart w:id="12" w:name="_cqx261s83te9" w:colFirst="0" w:colLast="0"/>
-      <w:bookmarkEnd w:id="12"/>
+      <w:bookmarkStart w:id="12" w:name="_Toc242124116"/>
+      <w:proofErr w:type="spellStart"/>
       <w:r>
         <w:rPr>
           <w:sz w:val="22"/>
           <w:szCs w:val="22"/>
         </w:rPr>
-        <w:t>Objetivo General</w:t>
-      </w:r>
+        <w:t>Objetivo</w:t>
+      </w:r>
+      <w:proofErr w:type="spellEnd"/>
+      <w:r>
+        <w:rPr>
+          <w:sz w:val="22"/>
+          <w:szCs w:val="22"/>
+        </w:rPr>
+        <w:t xml:space="preserve"> General</w:t>
+      </w:r>
+      <w:bookmarkEnd w:id="12"/>
     </w:p>
     <w:p>
       <w:pPr>
@@ -1982,15 +3697,33 @@
           <w:szCs w:val="22"/>
         </w:rPr>
       </w:pPr>
-      <w:bookmarkStart w:id="13" w:name="_jye9bfftva9f" w:colFirst="0" w:colLast="0"/>
-      <w:bookmarkEnd w:id="13"/>
+      <w:bookmarkStart w:id="13" w:name="_Toc242124117"/>
+      <w:proofErr w:type="spellStart"/>
       <w:r>
         <w:rPr>
           <w:sz w:val="22"/>
           <w:szCs w:val="22"/>
         </w:rPr>
-        <w:t>Objetivos Específicos</w:t>
-      </w:r>
+        <w:t>Objetivos</w:t>
+      </w:r>
+      <w:proofErr w:type="spellEnd"/>
+      <w:r>
+        <w:rPr>
+          <w:sz w:val="22"/>
+          <w:szCs w:val="22"/>
+        </w:rPr>
+        <w:t xml:space="preserve"> </w:t>
+      </w:r>
+      <w:proofErr w:type="spellStart"/>
+      <w:r>
+        <w:rPr>
+          <w:sz w:val="22"/>
+          <w:szCs w:val="22"/>
+        </w:rPr>
+        <w:t>Específicos</w:t>
+      </w:r>
+      <w:bookmarkEnd w:id="13"/>
+      <w:proofErr w:type="spellEnd"/>
     </w:p>
     <w:p>
       <w:pPr>
@@ -2005,8 +3738,7 @@
           <w:szCs w:val="22"/>
         </w:rPr>
       </w:pPr>
-      <w:bookmarkStart w:id="14" w:name="_walt9ryu7ain" w:colFirst="0" w:colLast="0"/>
-      <w:bookmarkEnd w:id="14"/>
+      <w:bookmarkStart w:id="14" w:name="_Toc242124118"/>
       <w:r>
         <w:rPr>
           <w:sz w:val="22"/>
@@ -2014,6 +3746,7 @@
         </w:rPr>
         <w:t>Nivel Proyecto</w:t>
       </w:r>
+      <w:bookmarkEnd w:id="14"/>
     </w:p>
     <w:p>
       <w:pPr>
@@ -2030,7 +3763,21 @@
         <w:rPr>
           <w:lang w:val="es-419"/>
         </w:rPr>
-        <w:t>Llevar a cabo reuniones con el cliente cada tres semanas para la corrección en base a feedback y observaciones.</w:t>
+        <w:t xml:space="preserve">Llevar a cabo reuniones con el cliente cada tres semanas para la corrección en base a </w:t>
+      </w:r>
+      <w:proofErr w:type="spellStart"/>
+      <w:r>
+        <w:rPr>
+          <w:lang w:val="es-419"/>
+        </w:rPr>
+        <w:t>feedback</w:t>
+      </w:r>
+      <w:proofErr w:type="spellEnd"/>
+      <w:r>
+        <w:rPr>
+          <w:lang w:val="es-419"/>
+        </w:rPr>
+        <w:t xml:space="preserve"> y observaciones.</w:t>
       </w:r>
     </w:p>
     <w:p>
@@ -2048,7 +3795,21 @@
         <w:rPr>
           <w:lang w:val="es-419"/>
         </w:rPr>
-        <w:t xml:space="preserve">Llevar a cabo mejoras en base a feedback y observaciones del cliente y docente guía en a lo más una semana. </w:t>
+        <w:t xml:space="preserve">Llevar a cabo mejoras en base a </w:t>
+      </w:r>
+      <w:proofErr w:type="spellStart"/>
+      <w:r>
+        <w:rPr>
+          <w:lang w:val="es-419"/>
+        </w:rPr>
+        <w:t>feedback</w:t>
+      </w:r>
+      <w:proofErr w:type="spellEnd"/>
+      <w:r>
+        <w:rPr>
+          <w:lang w:val="es-419"/>
+        </w:rPr>
+        <w:t xml:space="preserve"> y observaciones del cliente y docente guía en a lo más una semana. </w:t>
       </w:r>
     </w:p>
     <w:p>
@@ -2064,15 +3825,24 @@
           <w:szCs w:val="22"/>
         </w:rPr>
       </w:pPr>
-      <w:bookmarkStart w:id="15" w:name="_nmcjh7fxlw9n" w:colFirst="0" w:colLast="0"/>
-      <w:bookmarkEnd w:id="15"/>
+      <w:bookmarkStart w:id="15" w:name="_Toc242124119"/>
       <w:r>
         <w:rPr>
           <w:sz w:val="22"/>
           <w:szCs w:val="22"/>
         </w:rPr>
-        <w:t>Nivel Aplicación</w:t>
-      </w:r>
+        <w:t xml:space="preserve">Nivel </w:t>
+      </w:r>
+      <w:proofErr w:type="spellStart"/>
+      <w:r>
+        <w:rPr>
+          <w:sz w:val="22"/>
+          <w:szCs w:val="22"/>
+        </w:rPr>
+        <w:t>Aplicación</w:t>
+      </w:r>
+      <w:bookmarkEnd w:id="15"/>
+      <w:proofErr w:type="spellEnd"/>
     </w:p>
     <w:p>
       <w:pPr>
@@ -2089,7 +3859,21 @@
         <w:rPr>
           <w:lang w:val="es-419"/>
         </w:rPr>
-        <w:t>Diseñar prototipo no funcional en una semana utilizando Figma.</w:t>
+        <w:t xml:space="preserve">Diseñar prototipo no funcional en una semana utilizando </w:t>
+      </w:r>
+      <w:proofErr w:type="spellStart"/>
+      <w:r>
+        <w:rPr>
+          <w:lang w:val="es-419"/>
+        </w:rPr>
+        <w:t>Figma</w:t>
+      </w:r>
+      <w:proofErr w:type="spellEnd"/>
+      <w:r>
+        <w:rPr>
+          <w:lang w:val="es-419"/>
+        </w:rPr>
+        <w:t>.</w:t>
       </w:r>
     </w:p>
     <w:p>
@@ -2107,7 +3891,21 @@
         <w:rPr>
           <w:lang w:val="es-419"/>
         </w:rPr>
-        <w:t xml:space="preserve">Desarrollar frontend de la aplicación en tres semanas dentro del ambiente de Visual Studio Code. </w:t>
+        <w:t xml:space="preserve">Desarrollar </w:t>
+      </w:r>
+      <w:proofErr w:type="spellStart"/>
+      <w:r>
+        <w:rPr>
+          <w:lang w:val="es-419"/>
+        </w:rPr>
+        <w:t>frontend</w:t>
+      </w:r>
+      <w:proofErr w:type="spellEnd"/>
+      <w:r>
+        <w:rPr>
+          <w:lang w:val="es-419"/>
+        </w:rPr>
+        <w:t xml:space="preserve"> de la aplicación en tres semanas dentro del ambiente de Visual Studio Code. </w:t>
       </w:r>
     </w:p>
     <w:p>
@@ -2125,7 +3923,35 @@
         <w:rPr>
           <w:lang w:val="es-419"/>
         </w:rPr>
-        <w:t>Desarrollar backend con conexión básica al frontend en dos semanas.</w:t>
+        <w:t xml:space="preserve">Desarrollar </w:t>
+      </w:r>
+      <w:proofErr w:type="spellStart"/>
+      <w:r>
+        <w:rPr>
+          <w:lang w:val="es-419"/>
+        </w:rPr>
+        <w:t>backend</w:t>
+      </w:r>
+      <w:proofErr w:type="spellEnd"/>
+      <w:r>
+        <w:rPr>
+          <w:lang w:val="es-419"/>
+        </w:rPr>
+        <w:t xml:space="preserve"> con conexión básica al </w:t>
+      </w:r>
+      <w:proofErr w:type="spellStart"/>
+      <w:r>
+        <w:rPr>
+          <w:lang w:val="es-419"/>
+        </w:rPr>
+        <w:t>frontend</w:t>
+      </w:r>
+      <w:proofErr w:type="spellEnd"/>
+      <w:r>
+        <w:rPr>
+          <w:lang w:val="es-419"/>
+        </w:rPr>
+        <w:t xml:space="preserve"> en dos semanas.</w:t>
       </w:r>
     </w:p>
     <w:p>
@@ -2156,15 +3982,33 @@
           <w:szCs w:val="22"/>
         </w:rPr>
       </w:pPr>
-      <w:bookmarkStart w:id="16" w:name="_eedca5bfh1b4" w:colFirst="0" w:colLast="0"/>
-      <w:bookmarkEnd w:id="16"/>
+      <w:bookmarkStart w:id="16" w:name="_Toc242124120"/>
+      <w:proofErr w:type="spellStart"/>
       <w:r>
         <w:rPr>
           <w:sz w:val="22"/>
           <w:szCs w:val="22"/>
         </w:rPr>
-        <w:t>Propuesta de Metodología</w:t>
-      </w:r>
+        <w:t>Propuesta</w:t>
+      </w:r>
+      <w:proofErr w:type="spellEnd"/>
+      <w:r>
+        <w:rPr>
+          <w:sz w:val="22"/>
+          <w:szCs w:val="22"/>
+        </w:rPr>
+        <w:t xml:space="preserve"> de </w:t>
+      </w:r>
+      <w:proofErr w:type="spellStart"/>
+      <w:r>
+        <w:rPr>
+          <w:sz w:val="22"/>
+          <w:szCs w:val="22"/>
+        </w:rPr>
+        <w:t>Metodología</w:t>
+      </w:r>
+      <w:bookmarkEnd w:id="16"/>
+      <w:proofErr w:type="spellEnd"/>
     </w:p>
     <w:p>
       <w:pPr>
@@ -2178,7 +4022,69 @@
         <w:rPr>
           <w:lang w:val="es-419"/>
         </w:rPr>
-        <w:t xml:space="preserve">Para este proyecto se utilizara la metodologia Lean desarrollada por Toyota, dada su filosofia la cual, al ser correctamente aplicada, asegura que el proyecto entregue valor al cliente mediante la mejora continua y la perfección, centrándose igualmente en la entrega rápida del producto sin olvidar el valor que se entrega y la calidad de aquel. De igual manera, se trabajará con la metodología Ágil que se complementa con la metodología Lean. De acuerdo al sitio web de Atlassian (s.f.), la metodología Ágil fomenta la mejora continua y la metodología Lean la pone en práctica. </w:t>
+        <w:t xml:space="preserve">Para este proyecto se </w:t>
+      </w:r>
+      <w:r>
+        <w:rPr>
+          <w:lang w:val="es-419"/>
+        </w:rPr>
+        <w:t>utilizará</w:t>
+      </w:r>
+      <w:r>
+        <w:rPr>
+          <w:lang w:val="es-419"/>
+        </w:rPr>
+        <w:t xml:space="preserve"> la </w:t>
+      </w:r>
+      <w:r>
+        <w:rPr>
+          <w:lang w:val="es-419"/>
+        </w:rPr>
+        <w:t>metodología</w:t>
+      </w:r>
+      <w:r>
+        <w:rPr>
+          <w:lang w:val="es-419"/>
+        </w:rPr>
+        <w:t xml:space="preserve"> Lean desarrollada por Toyota, dada su </w:t>
+      </w:r>
+      <w:r>
+        <w:rPr>
+          <w:lang w:val="es-419"/>
+        </w:rPr>
+        <w:t>filosofía</w:t>
+      </w:r>
+      <w:r>
+        <w:rPr>
+          <w:lang w:val="es-419"/>
+        </w:rPr>
+        <w:t xml:space="preserve"> la cual, al ser correctamente aplicada, asegura que el proyecto entregue valor al cliente mediante la mejora continua y la perfección, centrándose igualmente en la entrega rápida del producto sin olvidar el valor que se entrega y la calidad de aquel. De igual manera, se trabajará con la metodología Ágil que se complementa con la metodología Lean. </w:t>
+      </w:r>
+      <w:r>
+        <w:rPr>
+          <w:lang w:val="es-419"/>
+        </w:rPr>
+        <w:t>De acuerdo con el</w:t>
+      </w:r>
+      <w:r>
+        <w:rPr>
+          <w:lang w:val="es-419"/>
+        </w:rPr>
+        <w:t xml:space="preserve"> sitio web de </w:t>
+      </w:r>
+      <w:proofErr w:type="spellStart"/>
+      <w:r>
+        <w:rPr>
+          <w:lang w:val="es-419"/>
+        </w:rPr>
+        <w:t>Atlassian</w:t>
+      </w:r>
+      <w:proofErr w:type="spellEnd"/>
+      <w:r>
+        <w:rPr>
+          <w:lang w:val="es-419"/>
+        </w:rPr>
+        <w:t xml:space="preserve"> (s.f.), la metodología Ágil fomenta la mejora continua y la metodología Lean la pone en práctica. </w:t>
       </w:r>
     </w:p>
     <w:p>
@@ -2202,7 +4108,7 @@
     <w:tbl>
       <w:tblPr>
         <w:tblStyle w:val="a0"/>
-        <w:tblW w:w="8640" w:type="dxa"/>
+        <w:tblW w:w="6735" w:type="dxa"/>
         <w:tblInd w:w="720" w:type="dxa"/>
         <w:tblBorders>
           <w:top w:val="single" w:sz="8" w:space="0" w:color="000000"/>
@@ -2217,7 +4123,6 @@
       </w:tblPr>
       <w:tblGrid>
         <w:gridCol w:w="3285"/>
-        <w:gridCol w:w="1905"/>
         <w:gridCol w:w="1785"/>
         <w:gridCol w:w="1665"/>
       </w:tblGrid>
@@ -2244,37 +4149,19 @@
               </w:pBdr>
               <w:spacing w:line="360" w:lineRule="auto"/>
             </w:pPr>
-            <w:r>
-              <w:t>Funciones/Integrantes</w:t>
-            </w:r>
-          </w:p>
-        </w:tc>
-        <w:tc>
-          <w:tcPr>
-            <w:tcW w:w="1905" w:type="dxa"/>
-            <w:tcMar>
-              <w:top w:w="100" w:type="dxa"/>
-              <w:left w:w="100" w:type="dxa"/>
-              <w:bottom w:w="100" w:type="dxa"/>
-              <w:right w:w="100" w:type="dxa"/>
-            </w:tcMar>
-          </w:tcPr>
-          <w:p>
-            <w:pPr>
-              <w:widowControl w:val="0"/>
-              <w:pBdr>
-                <w:top w:val="nil"/>
-                <w:left w:val="nil"/>
-                <w:bottom w:val="nil"/>
-                <w:right w:val="nil"/>
-                <w:between w:val="nil"/>
-              </w:pBdr>
-              <w:spacing w:line="360" w:lineRule="auto"/>
-              <w:jc w:val="center"/>
-            </w:pPr>
-            <w:r>
-              <w:t>Bastián</w:t>
-            </w:r>
+            <w:proofErr w:type="spellStart"/>
+            <w:r>
+              <w:t>Funciones</w:t>
+            </w:r>
+            <w:proofErr w:type="spellEnd"/>
+            <w:r>
+              <w:t>/</w:t>
+            </w:r>
+            <w:proofErr w:type="spellStart"/>
+            <w:r>
+              <w:t>Integrantes</w:t>
+            </w:r>
+            <w:proofErr w:type="spellEnd"/>
           </w:p>
         </w:tc>
         <w:tc>
@@ -2357,37 +4244,20 @@
               </w:pBdr>
               <w:spacing w:line="360" w:lineRule="auto"/>
             </w:pPr>
-            <w:r>
-              <w:t>Redacción de informes</w:t>
-            </w:r>
-          </w:p>
-        </w:tc>
-        <w:tc>
-          <w:tcPr>
-            <w:tcW w:w="1905" w:type="dxa"/>
-            <w:tcMar>
-              <w:top w:w="100" w:type="dxa"/>
-              <w:left w:w="100" w:type="dxa"/>
-              <w:bottom w:w="100" w:type="dxa"/>
-              <w:right w:w="100" w:type="dxa"/>
-            </w:tcMar>
-          </w:tcPr>
-          <w:p>
-            <w:pPr>
-              <w:widowControl w:val="0"/>
-              <w:pBdr>
-                <w:top w:val="nil"/>
-                <w:left w:val="nil"/>
-                <w:bottom w:val="nil"/>
-                <w:right w:val="nil"/>
-                <w:between w:val="nil"/>
-              </w:pBdr>
-              <w:spacing w:line="360" w:lineRule="auto"/>
-              <w:jc w:val="center"/>
-            </w:pPr>
-            <w:r>
-              <w:t>x</w:t>
-            </w:r>
+            <w:proofErr w:type="spellStart"/>
+            <w:r>
+              <w:lastRenderedPageBreak/>
+              <w:t>Redacción</w:t>
+            </w:r>
+            <w:proofErr w:type="spellEnd"/>
+            <w:r>
+              <w:t xml:space="preserve"> de </w:t>
+            </w:r>
+            <w:proofErr w:type="spellStart"/>
+            <w:r>
+              <w:t>informes</w:t>
+            </w:r>
+            <w:proofErr w:type="spellEnd"/>
           </w:p>
         </w:tc>
         <w:tc>
@@ -2470,37 +4340,19 @@
               </w:pBdr>
               <w:spacing w:line="360" w:lineRule="auto"/>
             </w:pPr>
-            <w:r>
-              <w:t>Preparación de presentaciones</w:t>
-            </w:r>
-          </w:p>
-        </w:tc>
-        <w:tc>
-          <w:tcPr>
-            <w:tcW w:w="1905" w:type="dxa"/>
-            <w:tcMar>
-              <w:top w:w="100" w:type="dxa"/>
-              <w:left w:w="100" w:type="dxa"/>
-              <w:bottom w:w="100" w:type="dxa"/>
-              <w:right w:w="100" w:type="dxa"/>
-            </w:tcMar>
-          </w:tcPr>
-          <w:p>
-            <w:pPr>
-              <w:widowControl w:val="0"/>
-              <w:pBdr>
-                <w:top w:val="nil"/>
-                <w:left w:val="nil"/>
-                <w:bottom w:val="nil"/>
-                <w:right w:val="nil"/>
-                <w:between w:val="nil"/>
-              </w:pBdr>
-              <w:spacing w:line="360" w:lineRule="auto"/>
-              <w:jc w:val="center"/>
-            </w:pPr>
-            <w:r>
-              <w:t>x</w:t>
-            </w:r>
+            <w:proofErr w:type="spellStart"/>
+            <w:r>
+              <w:t>Preparación</w:t>
+            </w:r>
+            <w:proofErr w:type="spellEnd"/>
+            <w:r>
+              <w:t xml:space="preserve"> de </w:t>
+            </w:r>
+            <w:proofErr w:type="spellStart"/>
+            <w:r>
+              <w:t>presentaciones</w:t>
+            </w:r>
+            <w:proofErr w:type="spellEnd"/>
           </w:p>
         </w:tc>
         <w:tc>
@@ -2583,35 +4435,14 @@
               </w:pBdr>
               <w:spacing w:line="360" w:lineRule="auto"/>
             </w:pPr>
-            <w:r>
-              <w:lastRenderedPageBreak/>
-              <w:t>Diseño frontend</w:t>
-            </w:r>
-          </w:p>
-        </w:tc>
-        <w:tc>
-          <w:tcPr>
-            <w:tcW w:w="1905" w:type="dxa"/>
-            <w:tcMar>
-              <w:top w:w="100" w:type="dxa"/>
-              <w:left w:w="100" w:type="dxa"/>
-              <w:bottom w:w="100" w:type="dxa"/>
-              <w:right w:w="100" w:type="dxa"/>
-            </w:tcMar>
-          </w:tcPr>
-          <w:p>
-            <w:pPr>
-              <w:widowControl w:val="0"/>
-              <w:pBdr>
-                <w:top w:val="nil"/>
-                <w:left w:val="nil"/>
-                <w:bottom w:val="nil"/>
-                <w:right w:val="nil"/>
-                <w:between w:val="nil"/>
-              </w:pBdr>
-              <w:spacing w:line="360" w:lineRule="auto"/>
-              <w:jc w:val="center"/>
-            </w:pPr>
+            <w:proofErr w:type="spellStart"/>
+            <w:r>
+              <w:t>Diseño</w:t>
+            </w:r>
+            <w:proofErr w:type="spellEnd"/>
+            <w:r>
+              <w:t xml:space="preserve"> frontend</w:t>
+            </w:r>
           </w:p>
         </w:tc>
         <w:tc>
@@ -2698,34 +4529,6 @@
         </w:tc>
         <w:tc>
           <w:tcPr>
-            <w:tcW w:w="1905" w:type="dxa"/>
-            <w:tcMar>
-              <w:top w:w="100" w:type="dxa"/>
-              <w:left w:w="100" w:type="dxa"/>
-              <w:bottom w:w="100" w:type="dxa"/>
-              <w:right w:w="100" w:type="dxa"/>
-            </w:tcMar>
-          </w:tcPr>
-          <w:p>
-            <w:pPr>
-              <w:widowControl w:val="0"/>
-              <w:pBdr>
-                <w:top w:val="nil"/>
-                <w:left w:val="nil"/>
-                <w:bottom w:val="nil"/>
-                <w:right w:val="nil"/>
-                <w:between w:val="nil"/>
-              </w:pBdr>
-              <w:spacing w:line="360" w:lineRule="auto"/>
-              <w:jc w:val="center"/>
-            </w:pPr>
-            <w:r>
-              <w:t>x</w:t>
-            </w:r>
-          </w:p>
-        </w:tc>
-        <w:tc>
-          <w:tcPr>
             <w:tcW w:w="1785" w:type="dxa"/>
             <w:tcMar>
               <w:top w:w="100" w:type="dxa"/>
@@ -2804,37 +4607,19 @@
               </w:pBdr>
               <w:spacing w:line="360" w:lineRule="auto"/>
             </w:pPr>
-            <w:r>
-              <w:t>Pruebas de certificación</w:t>
-            </w:r>
-          </w:p>
-        </w:tc>
-        <w:tc>
-          <w:tcPr>
-            <w:tcW w:w="1905" w:type="dxa"/>
-            <w:tcMar>
-              <w:top w:w="100" w:type="dxa"/>
-              <w:left w:w="100" w:type="dxa"/>
-              <w:bottom w:w="100" w:type="dxa"/>
-              <w:right w:w="100" w:type="dxa"/>
-            </w:tcMar>
-          </w:tcPr>
-          <w:p>
-            <w:pPr>
-              <w:widowControl w:val="0"/>
-              <w:pBdr>
-                <w:top w:val="nil"/>
-                <w:left w:val="nil"/>
-                <w:bottom w:val="nil"/>
-                <w:right w:val="nil"/>
-                <w:between w:val="nil"/>
-              </w:pBdr>
-              <w:spacing w:line="360" w:lineRule="auto"/>
-              <w:jc w:val="center"/>
-            </w:pPr>
-            <w:r>
-              <w:t>x</w:t>
-            </w:r>
+            <w:proofErr w:type="spellStart"/>
+            <w:r>
+              <w:t>Pruebas</w:t>
+            </w:r>
+            <w:proofErr w:type="spellEnd"/>
+            <w:r>
+              <w:t xml:space="preserve"> de </w:t>
+            </w:r>
+            <w:proofErr w:type="spellStart"/>
+            <w:r>
+              <w:t>certificación</w:t>
+            </w:r>
+            <w:proofErr w:type="spellEnd"/>
           </w:p>
         </w:tc>
         <w:tc>
@@ -2860,6 +4645,9 @@
               <w:spacing w:line="360" w:lineRule="auto"/>
               <w:jc w:val="center"/>
             </w:pPr>
+            <w:r>
+              <w:t>x</w:t>
+            </w:r>
           </w:p>
         </w:tc>
         <w:tc>
@@ -2914,37 +4702,19 @@
               </w:pBdr>
               <w:spacing w:line="360" w:lineRule="auto"/>
             </w:pPr>
-            <w:r>
-              <w:t>Reunión con cliente</w:t>
-            </w:r>
-          </w:p>
-        </w:tc>
-        <w:tc>
-          <w:tcPr>
-            <w:tcW w:w="1905" w:type="dxa"/>
-            <w:tcMar>
-              <w:top w:w="100" w:type="dxa"/>
-              <w:left w:w="100" w:type="dxa"/>
-              <w:bottom w:w="100" w:type="dxa"/>
-              <w:right w:w="100" w:type="dxa"/>
-            </w:tcMar>
-          </w:tcPr>
-          <w:p>
-            <w:pPr>
-              <w:widowControl w:val="0"/>
-              <w:pBdr>
-                <w:top w:val="nil"/>
-                <w:left w:val="nil"/>
-                <w:bottom w:val="nil"/>
-                <w:right w:val="nil"/>
-                <w:between w:val="nil"/>
-              </w:pBdr>
-              <w:spacing w:line="360" w:lineRule="auto"/>
-              <w:jc w:val="center"/>
-            </w:pPr>
-            <w:r>
-              <w:t>x</w:t>
-            </w:r>
+            <w:proofErr w:type="spellStart"/>
+            <w:r>
+              <w:t>Reunión</w:t>
+            </w:r>
+            <w:proofErr w:type="spellEnd"/>
+            <w:r>
+              <w:t xml:space="preserve"> con </w:t>
+            </w:r>
+            <w:proofErr w:type="spellStart"/>
+            <w:r>
+              <w:t>cliente</w:t>
+            </w:r>
+            <w:proofErr w:type="spellEnd"/>
           </w:p>
         </w:tc>
         <w:tc>
@@ -3027,34 +4797,19 @@
               </w:pBdr>
               <w:spacing w:line="360" w:lineRule="auto"/>
             </w:pPr>
-            <w:r>
-              <w:t>Diseño de arquitectura</w:t>
-            </w:r>
-          </w:p>
-        </w:tc>
-        <w:tc>
-          <w:tcPr>
-            <w:tcW w:w="1905" w:type="dxa"/>
-            <w:tcMar>
-              <w:top w:w="100" w:type="dxa"/>
-              <w:left w:w="100" w:type="dxa"/>
-              <w:bottom w:w="100" w:type="dxa"/>
-              <w:right w:w="100" w:type="dxa"/>
-            </w:tcMar>
-          </w:tcPr>
-          <w:p>
-            <w:pPr>
-              <w:widowControl w:val="0"/>
-              <w:pBdr>
-                <w:top w:val="nil"/>
-                <w:left w:val="nil"/>
-                <w:bottom w:val="nil"/>
-                <w:right w:val="nil"/>
-                <w:between w:val="nil"/>
-              </w:pBdr>
-              <w:spacing w:line="360" w:lineRule="auto"/>
-              <w:jc w:val="center"/>
-            </w:pPr>
+            <w:proofErr w:type="spellStart"/>
+            <w:r>
+              <w:t>Diseño</w:t>
+            </w:r>
+            <w:proofErr w:type="spellEnd"/>
+            <w:r>
+              <w:t xml:space="preserve"> de </w:t>
+            </w:r>
+            <w:proofErr w:type="spellStart"/>
+            <w:r>
+              <w:t>arquitectura</w:t>
+            </w:r>
+            <w:proofErr w:type="spellEnd"/>
           </w:p>
         </w:tc>
         <w:tc>
@@ -3108,6 +4863,9 @@
               <w:spacing w:line="360" w:lineRule="auto"/>
               <w:jc w:val="center"/>
             </w:pPr>
+            <w:r>
+              <w:t>x</w:t>
+            </w:r>
           </w:p>
         </w:tc>
       </w:tr>
@@ -3134,37 +4892,27 @@
               </w:pBdr>
               <w:spacing w:line="360" w:lineRule="auto"/>
             </w:pPr>
-            <w:r>
-              <w:t>Diseño casos de uso</w:t>
-            </w:r>
-          </w:p>
-        </w:tc>
-        <w:tc>
-          <w:tcPr>
-            <w:tcW w:w="1905" w:type="dxa"/>
-            <w:tcMar>
-              <w:top w:w="100" w:type="dxa"/>
-              <w:left w:w="100" w:type="dxa"/>
-              <w:bottom w:w="100" w:type="dxa"/>
-              <w:right w:w="100" w:type="dxa"/>
-            </w:tcMar>
-          </w:tcPr>
-          <w:p>
-            <w:pPr>
-              <w:widowControl w:val="0"/>
-              <w:pBdr>
-                <w:top w:val="nil"/>
-                <w:left w:val="nil"/>
-                <w:bottom w:val="nil"/>
-                <w:right w:val="nil"/>
-                <w:between w:val="nil"/>
-              </w:pBdr>
-              <w:spacing w:line="360" w:lineRule="auto"/>
-              <w:jc w:val="center"/>
-            </w:pPr>
-            <w:r>
-              <w:t>x</w:t>
-            </w:r>
+            <w:proofErr w:type="spellStart"/>
+            <w:r>
+              <w:t>Diseño</w:t>
+            </w:r>
+            <w:proofErr w:type="spellEnd"/>
+            <w:r>
+              <w:t xml:space="preserve"> </w:t>
+            </w:r>
+            <w:proofErr w:type="spellStart"/>
+            <w:r>
+              <w:t>casos</w:t>
+            </w:r>
+            <w:proofErr w:type="spellEnd"/>
+            <w:r>
+              <w:t xml:space="preserve"> de </w:t>
+            </w:r>
+            <w:proofErr w:type="spellStart"/>
+            <w:r>
+              <w:t>uso</w:t>
+            </w:r>
+            <w:proofErr w:type="spellEnd"/>
           </w:p>
         </w:tc>
         <w:tc>
@@ -3218,6 +4966,9 @@
               <w:spacing w:line="360" w:lineRule="auto"/>
               <w:jc w:val="center"/>
             </w:pPr>
+            <w:r>
+              <w:t>x</w:t>
+            </w:r>
           </w:p>
         </w:tc>
       </w:tr>
@@ -3247,15 +4998,24 @@
           <w:szCs w:val="22"/>
         </w:rPr>
       </w:pPr>
-      <w:bookmarkStart w:id="17" w:name="_49b45a193wfm" w:colFirst="0" w:colLast="0"/>
-      <w:bookmarkEnd w:id="17"/>
+      <w:bookmarkStart w:id="17" w:name="_Toc242124121"/>
       <w:r>
         <w:rPr>
           <w:sz w:val="22"/>
           <w:szCs w:val="22"/>
         </w:rPr>
-        <w:t>Plan de Trabajo</w:t>
-      </w:r>
+        <w:t xml:space="preserve">Plan de </w:t>
+      </w:r>
+      <w:proofErr w:type="spellStart"/>
+      <w:r>
+        <w:rPr>
+          <w:sz w:val="22"/>
+          <w:szCs w:val="22"/>
+        </w:rPr>
+        <w:t>Trabajo</w:t>
+      </w:r>
+      <w:bookmarkEnd w:id="17"/>
+      <w:proofErr w:type="spellEnd"/>
     </w:p>
     <w:p>
       <w:pPr>
@@ -3269,7 +5029,13 @@
         <w:rPr>
           <w:lang w:val="es-419"/>
         </w:rPr>
-        <w:t xml:space="preserve">El plan de trabajo contempla los siguientes aspectos: identificador único de la actividad, a qué competencia del perfil de egreso está asociada, el nombre de la actividad, la descripción de la actividad, recursos utilizados/a utilizar, duración de la actividad, responsable(s) y observaciones (opcional). En la siguiente imagen se muestran las primeras actividades correspondientes a la fase 1. Por la falta de nitidez en la imagen, en el Anexo A puede encontrar más actividades de otras fases con la información más clara. </w:t>
+        <w:t>El plan de trabajo contempla los siguientes aspectos: identificador único de la actividad, a qué competencia del perfil de egreso está asociada, el nombre de la actividad, la descripción de la actividad, recursos utilizados/a utilizar, duración de la actividad, responsable(s) y observaciones (opcional). En la siguiente imagen se muestran las primeras actividades correspondientes a la fase 1. Por la falta de nitidez en la imagen, en el Anexo A puede encontrar más actividades de otras fases con la información</w:t>
+      </w:r>
+      <w:r>
+        <w:rPr>
+          <w:lang w:val="es-419"/>
+        </w:rPr>
+        <w:t xml:space="preserve"> más clara. </w:t>
       </w:r>
     </w:p>
     <w:p>
@@ -3329,7 +5095,23 @@
           <w:sz w:val="16"/>
           <w:szCs w:val="16"/>
         </w:rPr>
-        <w:t>(Véase Anexo A)</w:t>
+        <w:t>(</w:t>
+      </w:r>
+      <w:proofErr w:type="spellStart"/>
+      <w:r>
+        <w:rPr>
+          <w:sz w:val="16"/>
+          <w:szCs w:val="16"/>
+        </w:rPr>
+        <w:t>Véase</w:t>
+      </w:r>
+      <w:proofErr w:type="spellEnd"/>
+      <w:r>
+        <w:rPr>
+          <w:sz w:val="16"/>
+          <w:szCs w:val="16"/>
+        </w:rPr>
+        <w:t xml:space="preserve"> Anexo A)</w:t>
       </w:r>
     </w:p>
     <w:p>
@@ -3357,15 +5139,18 @@
           <w:szCs w:val="22"/>
         </w:rPr>
       </w:pPr>
-      <w:bookmarkStart w:id="18" w:name="_2td54p9r473t" w:colFirst="0" w:colLast="0"/>
-      <w:bookmarkEnd w:id="18"/>
+      <w:bookmarkStart w:id="18" w:name="_Toc242124122"/>
+      <w:proofErr w:type="spellStart"/>
       <w:r>
         <w:rPr>
           <w:sz w:val="22"/>
           <w:szCs w:val="22"/>
         </w:rPr>
+        <w:lastRenderedPageBreak/>
         <w:t>Evidencias</w:t>
       </w:r>
+      <w:bookmarkEnd w:id="18"/>
+      <w:proofErr w:type="spellEnd"/>
     </w:p>
     <w:p>
       <w:pPr>
@@ -3418,9 +5203,13 @@
               <w:spacing w:line="360" w:lineRule="auto"/>
             </w:pPr>
             <w:r>
-              <w:lastRenderedPageBreak/>
-              <w:t>Tipo de evidencia</w:t>
-            </w:r>
+              <w:t xml:space="preserve">Tipo de </w:t>
+            </w:r>
+            <w:proofErr w:type="spellStart"/>
+            <w:r>
+              <w:t>evidencia</w:t>
+            </w:r>
+            <w:proofErr w:type="spellEnd"/>
           </w:p>
         </w:tc>
         <w:tc>
@@ -3446,8 +5235,13 @@
               <w:spacing w:line="360" w:lineRule="auto"/>
             </w:pPr>
             <w:r>
-              <w:t>Nombre de la evidencia</w:t>
-            </w:r>
+              <w:t xml:space="preserve">Nombre de la </w:t>
+            </w:r>
+            <w:proofErr w:type="spellStart"/>
+            <w:r>
+              <w:t>evidencia</w:t>
+            </w:r>
+            <w:proofErr w:type="spellEnd"/>
           </w:p>
         </w:tc>
         <w:tc>
@@ -3472,9 +5266,11 @@
               </w:pBdr>
               <w:spacing w:line="360" w:lineRule="auto"/>
             </w:pPr>
+            <w:proofErr w:type="spellStart"/>
             <w:r>
               <w:t>Descripción</w:t>
             </w:r>
+            <w:proofErr w:type="spellEnd"/>
           </w:p>
         </w:tc>
       </w:tr>
@@ -3529,7 +5325,15 @@
               <w:spacing w:line="360" w:lineRule="auto"/>
             </w:pPr>
             <w:r>
-              <w:t>Avance Fase 1 (semana 3)</w:t>
+              <w:t>Avance Fase 1 (</w:t>
+            </w:r>
+            <w:proofErr w:type="spellStart"/>
+            <w:r>
+              <w:t>semana</w:t>
+            </w:r>
+            <w:proofErr w:type="spellEnd"/>
+            <w:r>
+              <w:t xml:space="preserve"> 3)</w:t>
             </w:r>
           </w:p>
         </w:tc>
@@ -3679,8 +5483,7 @@
           <w:szCs w:val="22"/>
         </w:rPr>
       </w:pPr>
-      <w:bookmarkStart w:id="19" w:name="_xfq61h6f60de" w:colFirst="0" w:colLast="0"/>
-      <w:bookmarkEnd w:id="19"/>
+      <w:bookmarkStart w:id="19" w:name="_Toc242124123"/>
       <w:r>
         <w:rPr>
           <w:sz w:val="22"/>
@@ -3688,6 +5491,7 @@
         </w:rPr>
         <w:t>Carta Gantt</w:t>
       </w:r>
+      <w:bookmarkEnd w:id="19"/>
     </w:p>
     <w:p>
       <w:pPr>
@@ -3701,7 +5505,21 @@
         <w:rPr>
           <w:lang w:val="es-419"/>
         </w:rPr>
-        <w:t>El proyecto, como se logra ver en la imagen adjunta, cuenta con una carta gantt para su planificación inicial contemplando las actividades y la duración en cuanto a semanas.</w:t>
+        <w:t xml:space="preserve">El proyecto, como se logra ver en la imagen adjunta, cuenta con una carta </w:t>
+      </w:r>
+      <w:proofErr w:type="spellStart"/>
+      <w:r>
+        <w:rPr>
+          <w:lang w:val="es-419"/>
+        </w:rPr>
+        <w:t>gantt</w:t>
+      </w:r>
+      <w:proofErr w:type="spellEnd"/>
+      <w:r>
+        <w:rPr>
+          <w:lang w:val="es-419"/>
+        </w:rPr>
+        <w:t xml:space="preserve"> para su planificación inicial contemplando las actividades y la duración en cuanto a semanas.</w:t>
       </w:r>
     </w:p>
     <w:p>
@@ -3765,7 +5583,23 @@
           <w:sz w:val="16"/>
           <w:szCs w:val="16"/>
         </w:rPr>
-        <w:t>(Véase Anexo A)</w:t>
+        <w:t>(</w:t>
+      </w:r>
+      <w:proofErr w:type="spellStart"/>
+      <w:r>
+        <w:rPr>
+          <w:sz w:val="16"/>
+          <w:szCs w:val="16"/>
+        </w:rPr>
+        <w:t>Véase</w:t>
+      </w:r>
+      <w:proofErr w:type="spellEnd"/>
+      <w:r>
+        <w:rPr>
+          <w:sz w:val="16"/>
+          <w:szCs w:val="16"/>
+        </w:rPr>
+        <w:t xml:space="preserve"> Anexo A)</w:t>
       </w:r>
     </w:p>
     <w:p>
@@ -3792,15 +5626,16 @@
           <w:szCs w:val="22"/>
         </w:rPr>
       </w:pPr>
-      <w:bookmarkStart w:id="20" w:name="_929uek64nley" w:colFirst="0" w:colLast="0"/>
-      <w:bookmarkEnd w:id="20"/>
+      <w:bookmarkStart w:id="20" w:name="_Toc242124124"/>
       <w:r>
         <w:rPr>
           <w:sz w:val="22"/>
           <w:szCs w:val="22"/>
         </w:rPr>
+        <w:lastRenderedPageBreak/>
         <w:t>Conclusion</w:t>
       </w:r>
+      <w:bookmarkEnd w:id="20"/>
     </w:p>
     <w:p>
       <w:pPr>
@@ -3811,8 +5646,34 @@
         <w:t xml:space="preserve">To sum up, this is a project that thanks to its simplicity will tackle issues such as monitoring students' progress and, at the same time, lightening teachers' and </w:t>
       </w:r>
       <w:r>
-        <w:lastRenderedPageBreak/>
-        <w:t xml:space="preserve">administratives work overload by using these features using their phones. This first phase will pave the project's path and how it can be shaped in order to meet the project's goals and the user's expectations. It's relevant to highlight that if the school does not agree to continue with the project, there are other kinds of educative institutions that might need a mobile app like EduNova and visual elements can be changed, as well as certain functionalities in order to meet the user's needs. </w:t>
+        <w:t>administrative</w:t>
+      </w:r>
+      <w:r>
+        <w:t xml:space="preserve"> work overload by using these features using their phones. This first phase will pave the project's path and how it can be shaped </w:t>
+      </w:r>
+      <w:proofErr w:type="gramStart"/>
+      <w:r>
+        <w:t>in order to</w:t>
+      </w:r>
+      <w:proofErr w:type="gramEnd"/>
+      <w:r>
+        <w:t xml:space="preserve"> meet the project's goals and the user's expectations. It's relevant to highlight that if the school does not agree to continue with the project, there are other kinds of educative institutions that might need a mobile app like </w:t>
+      </w:r>
+      <w:proofErr w:type="spellStart"/>
+      <w:r>
+        <w:t>EduNova</w:t>
+      </w:r>
+      <w:proofErr w:type="spellEnd"/>
+      <w:r>
+        <w:t xml:space="preserve"> and visual elements can be changed, as well as certain functionalities </w:t>
+      </w:r>
+      <w:proofErr w:type="gramStart"/>
+      <w:r>
+        <w:t>in order to</w:t>
+      </w:r>
+      <w:proofErr w:type="gramEnd"/>
+      <w:r>
+        <w:t xml:space="preserve"> meet the user's needs. </w:t>
       </w:r>
     </w:p>
     <w:p>
@@ -3834,8 +5695,7 @@
           <w:szCs w:val="22"/>
         </w:rPr>
       </w:pPr>
-      <w:bookmarkStart w:id="21" w:name="_w8recvjguu18" w:colFirst="0" w:colLast="0"/>
-      <w:bookmarkEnd w:id="21"/>
+      <w:bookmarkStart w:id="21" w:name="_Toc242124125"/>
       <w:r>
         <w:rPr>
           <w:sz w:val="22"/>
@@ -3843,6 +5703,7 @@
         </w:rPr>
         <w:t>Reflection</w:t>
       </w:r>
+      <w:bookmarkEnd w:id="21"/>
     </w:p>
     <w:p>
       <w:pPr>
@@ -3850,7 +5711,43 @@
         <w:ind w:left="720"/>
       </w:pPr>
       <w:r>
-        <w:t xml:space="preserve">As a reflection of this first phase of the EduNova project, it is important to mention that there are aspects that should be taken into account such as scholar coexistence. A lot of educative apps already have features that EduNova plans to incorporate. The meeting with one of the administratives of Colegio San Fernando de Buin was helpful when it comes to features that should be include as one of EduNova's functionalities, which means that the prototype might experience some changes. </w:t>
+        <w:t xml:space="preserve">As a reflection of this first phase of the </w:t>
+      </w:r>
+      <w:proofErr w:type="spellStart"/>
+      <w:r>
+        <w:t>EduNova</w:t>
+      </w:r>
+      <w:proofErr w:type="spellEnd"/>
+      <w:r>
+        <w:t xml:space="preserve"> project, it is important to mention that there are aspects that should be </w:t>
+      </w:r>
+      <w:r>
+        <w:t>considered</w:t>
+      </w:r>
+      <w:r>
+        <w:t xml:space="preserve"> such as scholar coexistence. A lot of educative apps already have features that </w:t>
+      </w:r>
+      <w:proofErr w:type="spellStart"/>
+      <w:r>
+        <w:t>EduNova</w:t>
+      </w:r>
+      <w:proofErr w:type="spellEnd"/>
+      <w:r>
+        <w:t xml:space="preserve"> plans to incorporate. The meeting with one of the </w:t>
+      </w:r>
+      <w:r>
+        <w:t>administrative</w:t>
+      </w:r>
+      <w:r>
+        <w:t xml:space="preserve"> of Colegio San Fernando de Buin was helpful when it comes to features that should be include as one of </w:t>
+      </w:r>
+      <w:proofErr w:type="spellStart"/>
+      <w:r>
+        <w:t>EduNova's</w:t>
+      </w:r>
+      <w:proofErr w:type="spellEnd"/>
+      <w:r>
+        <w:t xml:space="preserve"> functionalities, which means that the prototype might experience some changes. </w:t>
       </w:r>
     </w:p>
     <w:p>
@@ -3866,8 +5763,8 @@
           <w:szCs w:val="22"/>
         </w:rPr>
       </w:pPr>
-      <w:bookmarkStart w:id="22" w:name="_9evv10o6e2uq" w:colFirst="0" w:colLast="0"/>
-      <w:bookmarkEnd w:id="22"/>
+      <w:bookmarkStart w:id="22" w:name="_Toc242124126"/>
+      <w:proofErr w:type="spellStart"/>
       <w:r>
         <w:rPr>
           <w:sz w:val="22"/>
@@ -3875,6 +5772,8 @@
         </w:rPr>
         <w:t>Bibliografía</w:t>
       </w:r>
+      <w:bookmarkEnd w:id="22"/>
+      <w:proofErr w:type="spellEnd"/>
     </w:p>
     <w:p>
       <w:pPr>
@@ -3882,7 +5781,15 @@
         <w:ind w:left="720"/>
       </w:pPr>
       <w:r>
-        <w:t xml:space="preserve">Atlassian. (s.f.). What is Lean methodology? </w:t>
+        <w:t>Atlassian. (</w:t>
+      </w:r>
+      <w:proofErr w:type="spellStart"/>
+      <w:r>
+        <w:t>s.f.</w:t>
+      </w:r>
+      <w:proofErr w:type="spellEnd"/>
+      <w:r>
+        <w:t xml:space="preserve">). What is Lean methodology? </w:t>
       </w:r>
       <w:hyperlink r:id="rId9">
         <w:r>
@@ -3910,8 +5817,7 @@
           <w:szCs w:val="22"/>
         </w:rPr>
       </w:pPr>
-      <w:bookmarkStart w:id="23" w:name="_6j2ta0jgczbd" w:colFirst="0" w:colLast="0"/>
-      <w:bookmarkEnd w:id="23"/>
+      <w:bookmarkStart w:id="23" w:name="_Toc242124127"/>
       <w:r>
         <w:rPr>
           <w:sz w:val="22"/>
@@ -3919,6 +5825,7 @@
         </w:rPr>
         <w:t>Anexo</w:t>
       </w:r>
+      <w:bookmarkEnd w:id="23"/>
     </w:p>
     <w:p>
       <w:pPr>
@@ -3958,10 +5865,10 @@
             <v:path o:extrusionok="f" gradientshapeok="t" o:connecttype="rect"/>
             <o:lock v:ext="edit" aspectratio="t"/>
           </v:shapetype>
-          <v:shape id="_x0000_i1027" type="#_x0000_t75" style="width:77.25pt;height:49.5pt" o:ole="">
+          <v:shape id="_x0000_i1025" type="#_x0000_t75" style="width:77.25pt;height:49.5pt" o:ole="">
             <v:imagedata r:id="rId10" o:title=""/>
           </v:shape>
-          <o:OLEObject Type="Embed" ProgID="Excel.Sheet.12" ShapeID="_x0000_i1027" DrawAspect="Icon" ObjectID="_1850321644" r:id="rId11"/>
+          <o:OLEObject Type="Embed" ProgID="Excel.Sheet.12" ShapeID="_x0000_i1025" DrawAspect="Icon" ObjectID="_1852736865" r:id="rId11"/>
         </w:object>
       </w:r>
     </w:p>
@@ -3981,7 +5888,7 @@
 </file>
 
 <file path=word/endnotes.xml><?xml version="1.0" encoding="utf-8"?>
-<w:endnotes xmlns:wpc="http://schemas.microsoft.com/office/word/2010/wordprocessingCanvas" xmlns:cx="http://schemas.microsoft.com/office/drawing/2014/chartex" xmlns:cx1="http://schemas.microsoft.com/office/drawing/2015/9/8/chartex" xmlns:cx2="http://schemas.microsoft.com/office/drawing/2015/10/21/chartex" xmlns:cx3="http://schemas.microsoft.com/office/drawing/2016/5/9/chartex" xmlns:cx4="http://schemas.microsoft.com/office/drawing/2016/5/10/chartex" xmlns:cx5="http://schemas.microsoft.com/office/drawing/2016/5/11/chartex" xmlns:cx6="http://schemas.microsoft.com/office/drawing/2016/5/12/chartex" xmlns:cx7="http://schemas.microsoft.com/office/drawing/2016/5/13/chartex" xmlns:cx8="http://schemas.microsoft.com/office/drawing/2016/5/14/chartex" xmlns:mc="http://schemas.openxmlformats.org/markup-compatibility/2006" xmlns:aink="http://schemas.microsoft.com/office/drawing/2016/ink" xmlns:am3d="http://schemas.microsoft.com/office/drawing/2017/model3d" xmlns:o="urn:schemas-microsoft-com:office:office" xmlns:oel="http://schemas.microsoft.com/office/2019/extlst" xmlns:r="http://schemas.openxmlformats.org/officeDocument/2006/relationships" xmlns:m="http://schemas.openxmlformats.org/officeDocument/2006/math" xmlns:v="urn:schemas-microsoft-com:vml" xmlns:wp14="http://schemas.microsoft.com/office/word/2010/wordprocessingDrawing" xmlns:wp="http://schemas.openxmlformats.org/drawingml/2006/wordprocessingDrawing" xmlns:w10="urn:schemas-microsoft-com:office:word" xmlns:w="http://schemas.openxmlformats.org/wordprocessingml/2006/main" xmlns:w14="http://schemas.microsoft.com/office/word/2010/wordml" xmlns:w15="http://schemas.microsoft.com/office/word/2012/wordml" xmlns:w16cei="http://schemas.microsoft.com/office/word/2026/wordml/cei" xmlns:w16cex="http://schemas.microsoft.com/office/word/2018/wordml/cex" xmlns:w16cid="http://schemas.microsoft.com/office/word/2016/wordml/cid" xmlns:w16="http://schemas.microsoft.com/office/word/2018/wordml" xmlns:w16du="http://schemas.microsoft.com/office/word/2023/wordml/word16du" xmlns:w16sdtdh="http://schemas.microsoft.com/office/word/2020/wordml/sdtdatahash" xmlns:w16sdtfl="http://schemas.microsoft.com/office/word/2024/wordml/sdtformatlock" xmlns:w16se="http://schemas.microsoft.com/office/word/2015/wordml/symex" xmlns:wpg="http://schemas.microsoft.com/office/word/2010/wordprocessingGroup" xmlns:wpi="http://schemas.microsoft.com/office/word/2010/wordprocessingInk" xmlns:wne="http://schemas.microsoft.com/office/word/2006/wordml" xmlns:wps="http://schemas.microsoft.com/office/word/2010/wordprocessingShape" mc:Ignorable="w14 w15 w16se w16cid w16 w16cex w16sdtdh w16sdtfl w16du wp14">
+<w:endnotes xmlns:wpc="http://schemas.microsoft.com/office/word/2010/wordprocessingCanvas" xmlns:cx="http://schemas.microsoft.com/office/drawing/2014/chartex" xmlns:cx1="http://schemas.microsoft.com/office/drawing/2015/9/8/chartex" xmlns:cx2="http://schemas.microsoft.com/office/drawing/2015/10/21/chartex" xmlns:cx3="http://schemas.microsoft.com/office/drawing/2016/5/9/chartex" xmlns:cx4="http://schemas.microsoft.com/office/drawing/2016/5/10/chartex" xmlns:cx5="http://schemas.microsoft.com/office/drawing/2016/5/11/chartex" xmlns:cx6="http://schemas.microsoft.com/office/drawing/2016/5/12/chartex" xmlns:cx7="http://schemas.microsoft.com/office/drawing/2016/5/13/chartex" xmlns:cx8="http://schemas.microsoft.com/office/drawing/2016/5/14/chartex" xmlns:mc="http://schemas.openxmlformats.org/markup-compatibility/2006" xmlns:aink="http://schemas.microsoft.com/office/drawing/2016/ink" xmlns:am3d="http://schemas.microsoft.com/office/drawing/2017/model3d" xmlns:o="urn:schemas-microsoft-com:office:office" xmlns:oel="http://schemas.microsoft.com/office/2019/extlst" xmlns:r="http://schemas.openxmlformats.org/officeDocument/2006/relationships" xmlns:m="http://schemas.openxmlformats.org/officeDocument/2006/math" xmlns:v="urn:schemas-microsoft-com:vml" xmlns:wp14="http://schemas.microsoft.com/office/word/2010/wordprocessingDrawing" xmlns:wp="http://schemas.openxmlformats.org/drawingml/2006/wordprocessingDrawing" xmlns:w10="urn:schemas-microsoft-com:office:word" xmlns:w="http://schemas.openxmlformats.org/wordprocessingml/2006/main" xmlns:w14="http://schemas.microsoft.com/office/word/2010/wordml" xmlns:w15="http://schemas.microsoft.com/office/word/2012/wordml" xmlns:w16cex="http://schemas.microsoft.com/office/word/2018/wordml/cex" xmlns:w16cid="http://schemas.microsoft.com/office/word/2016/wordml/cid" xmlns:w16="http://schemas.microsoft.com/office/word/2018/wordml" xmlns:w16du="http://schemas.microsoft.com/office/word/2023/wordml/word16du" xmlns:w16sdtdh="http://schemas.microsoft.com/office/word/2020/wordml/sdtdatahash" xmlns:w16sdtfl="http://schemas.microsoft.com/office/word/2024/wordml/sdtformatlock" xmlns:w16se="http://schemas.microsoft.com/office/word/2015/wordml/symex" xmlns:wpg="http://schemas.microsoft.com/office/word/2010/wordprocessingGroup" xmlns:wpi="http://schemas.microsoft.com/office/word/2010/wordprocessingInk" xmlns:wne="http://schemas.microsoft.com/office/word/2006/wordml" xmlns:wps="http://schemas.microsoft.com/office/word/2010/wordprocessingShape" mc:Ignorable="w14 w15 w16se w16cid w16 w16cex w16sdtdh w16sdtfl w16du wp14">
   <w:endnote w:type="separator" w:id="-1">
     <w:p>
       <w:pPr>
@@ -4006,7 +5913,7 @@
 </file>
 
 <file path=word/footer1.xml><?xml version="1.0" encoding="utf-8"?>
-<w:ftr xmlns:wpc="http://schemas.microsoft.com/office/word/2010/wordprocessingCanvas" xmlns:cx="http://schemas.microsoft.com/office/drawing/2014/chartex" xmlns:cx1="http://schemas.microsoft.com/office/drawing/2015/9/8/chartex" xmlns:cx2="http://schemas.microsoft.com/office/drawing/2015/10/21/chartex" xmlns:cx3="http://schemas.microsoft.com/office/drawing/2016/5/9/chartex" xmlns:cx4="http://schemas.microsoft.com/office/drawing/2016/5/10/chartex" xmlns:cx5="http://schemas.microsoft.com/office/drawing/2016/5/11/chartex" xmlns:cx6="http://schemas.microsoft.com/office/drawing/2016/5/12/chartex" xmlns:cx7="http://schemas.microsoft.com/office/drawing/2016/5/13/chartex" xmlns:cx8="http://schemas.microsoft.com/office/drawing/2016/5/14/chartex" xmlns:mc="http://schemas.openxmlformats.org/markup-compatibility/2006" xmlns:aink="http://schemas.microsoft.com/office/drawing/2016/ink" xmlns:am3d="http://schemas.microsoft.com/office/drawing/2017/model3d" xmlns:o="urn:schemas-microsoft-com:office:office" xmlns:oel="http://schemas.microsoft.com/office/2019/extlst" xmlns:r="http://schemas.openxmlformats.org/officeDocument/2006/relationships" xmlns:m="http://schemas.openxmlformats.org/officeDocument/2006/math" xmlns:v="urn:schemas-microsoft-com:vml" xmlns:wp14="http://schemas.microsoft.com/office/word/2010/wordprocessingDrawing" xmlns:wp="http://schemas.openxmlformats.org/drawingml/2006/wordprocessingDrawing" xmlns:w10="urn:schemas-microsoft-com:office:word" xmlns:w="http://schemas.openxmlformats.org/wordprocessingml/2006/main" xmlns:w14="http://schemas.microsoft.com/office/word/2010/wordml" xmlns:w15="http://schemas.microsoft.com/office/word/2012/wordml" xmlns:w16cei="http://schemas.microsoft.com/office/word/2026/wordml/cei" xmlns:w16cex="http://schemas.microsoft.com/office/word/2018/wordml/cex" xmlns:w16cid="http://schemas.microsoft.com/office/word/2016/wordml/cid" xmlns:w16="http://schemas.microsoft.com/office/word/2018/wordml" xmlns:w16du="http://schemas.microsoft.com/office/word/2023/wordml/word16du" xmlns:w16sdtdh="http://schemas.microsoft.com/office/word/2020/wordml/sdtdatahash" xmlns:w16sdtfl="http://schemas.microsoft.com/office/word/2024/wordml/sdtformatlock" xmlns:w16se="http://schemas.microsoft.com/office/word/2015/wordml/symex" xmlns:wpg="http://schemas.microsoft.com/office/word/2010/wordprocessingGroup" xmlns:wpi="http://schemas.microsoft.com/office/word/2010/wordprocessingInk" xmlns:wne="http://schemas.microsoft.com/office/word/2006/wordml" xmlns:wps="http://schemas.microsoft.com/office/word/2010/wordprocessingShape" mc:Ignorable="w14 w15 w16se w16cid w16 w16cex w16sdtdh w16sdtfl w16du wp14">
+<w:ftr xmlns:wpc="http://schemas.microsoft.com/office/word/2010/wordprocessingCanvas" xmlns:cx="http://schemas.microsoft.com/office/drawing/2014/chartex" xmlns:cx1="http://schemas.microsoft.com/office/drawing/2015/9/8/chartex" xmlns:cx2="http://schemas.microsoft.com/office/drawing/2015/10/21/chartex" xmlns:cx3="http://schemas.microsoft.com/office/drawing/2016/5/9/chartex" xmlns:cx4="http://schemas.microsoft.com/office/drawing/2016/5/10/chartex" xmlns:cx5="http://schemas.microsoft.com/office/drawing/2016/5/11/chartex" xmlns:cx6="http://schemas.microsoft.com/office/drawing/2016/5/12/chartex" xmlns:cx7="http://schemas.microsoft.com/office/drawing/2016/5/13/chartex" xmlns:cx8="http://schemas.microsoft.com/office/drawing/2016/5/14/chartex" xmlns:mc="http://schemas.openxmlformats.org/markup-compatibility/2006" xmlns:aink="http://schemas.microsoft.com/office/drawing/2016/ink" xmlns:am3d="http://schemas.microsoft.com/office/drawing/2017/model3d" xmlns:o="urn:schemas-microsoft-com:office:office" xmlns:oel="http://schemas.microsoft.com/office/2019/extlst" xmlns:r="http://schemas.openxmlformats.org/officeDocument/2006/relationships" xmlns:m="http://schemas.openxmlformats.org/officeDocument/2006/math" xmlns:v="urn:schemas-microsoft-com:vml" xmlns:wp14="http://schemas.microsoft.com/office/word/2010/wordprocessingDrawing" xmlns:wp="http://schemas.openxmlformats.org/drawingml/2006/wordprocessingDrawing" xmlns:w10="urn:schemas-microsoft-com:office:word" xmlns:w="http://schemas.openxmlformats.org/wordprocessingml/2006/main" xmlns:w14="http://schemas.microsoft.com/office/word/2010/wordml" xmlns:w15="http://schemas.microsoft.com/office/word/2012/wordml" xmlns:w16cex="http://schemas.microsoft.com/office/word/2018/wordml/cex" xmlns:w16cid="http://schemas.microsoft.com/office/word/2016/wordml/cid" xmlns:w16="http://schemas.microsoft.com/office/word/2018/wordml" xmlns:w16du="http://schemas.microsoft.com/office/word/2023/wordml/word16du" xmlns:w16sdtdh="http://schemas.microsoft.com/office/word/2020/wordml/sdtdatahash" xmlns:w16sdtfl="http://schemas.microsoft.com/office/word/2024/wordml/sdtformatlock" xmlns:w16se="http://schemas.microsoft.com/office/word/2015/wordml/symex" xmlns:wpg="http://schemas.microsoft.com/office/word/2010/wordprocessingGroup" xmlns:wpi="http://schemas.microsoft.com/office/word/2010/wordprocessingInk" xmlns:wne="http://schemas.microsoft.com/office/word/2006/wordml" xmlns:wps="http://schemas.microsoft.com/office/word/2010/wordprocessingShape" mc:Ignorable="w14 w15 w16se w16cid w16 w16cex w16sdtdh w16sdtfl w16du wp14">
   <w:p>
     <w:r>
       <w:fldChar w:fldCharType="begin"/>
@@ -4031,13 +5938,13 @@
 </file>
 
 <file path=word/footer2.xml><?xml version="1.0" encoding="utf-8"?>
-<w:ftr xmlns:wpc="http://schemas.microsoft.com/office/word/2010/wordprocessingCanvas" xmlns:cx="http://schemas.microsoft.com/office/drawing/2014/chartex" xmlns:cx1="http://schemas.microsoft.com/office/drawing/2015/9/8/chartex" xmlns:cx2="http://schemas.microsoft.com/office/drawing/2015/10/21/chartex" xmlns:cx3="http://schemas.microsoft.com/office/drawing/2016/5/9/chartex" xmlns:cx4="http://schemas.microsoft.com/office/drawing/2016/5/10/chartex" xmlns:cx5="http://schemas.microsoft.com/office/drawing/2016/5/11/chartex" xmlns:cx6="http://schemas.microsoft.com/office/drawing/2016/5/12/chartex" xmlns:cx7="http://schemas.microsoft.com/office/drawing/2016/5/13/chartex" xmlns:cx8="http://schemas.microsoft.com/office/drawing/2016/5/14/chartex" xmlns:mc="http://schemas.openxmlformats.org/markup-compatibility/2006" xmlns:aink="http://schemas.microsoft.com/office/drawing/2016/ink" xmlns:am3d="http://schemas.microsoft.com/office/drawing/2017/model3d" xmlns:o="urn:schemas-microsoft-com:office:office" xmlns:oel="http://schemas.microsoft.com/office/2019/extlst" xmlns:r="http://schemas.openxmlformats.org/officeDocument/2006/relationships" xmlns:m="http://schemas.openxmlformats.org/officeDocument/2006/math" xmlns:v="urn:schemas-microsoft-com:vml" xmlns:wp14="http://schemas.microsoft.com/office/word/2010/wordprocessingDrawing" xmlns:wp="http://schemas.openxmlformats.org/drawingml/2006/wordprocessingDrawing" xmlns:w10="urn:schemas-microsoft-com:office:word" xmlns:w="http://schemas.openxmlformats.org/wordprocessingml/2006/main" xmlns:w14="http://schemas.microsoft.com/office/word/2010/wordml" xmlns:w15="http://schemas.microsoft.com/office/word/2012/wordml" xmlns:w16cei="http://schemas.microsoft.com/office/word/2026/wordml/cei" xmlns:w16cex="http://schemas.microsoft.com/office/word/2018/wordml/cex" xmlns:w16cid="http://schemas.microsoft.com/office/word/2016/wordml/cid" xmlns:w16="http://schemas.microsoft.com/office/word/2018/wordml" xmlns:w16du="http://schemas.microsoft.com/office/word/2023/wordml/word16du" xmlns:w16sdtdh="http://schemas.microsoft.com/office/word/2020/wordml/sdtdatahash" xmlns:w16sdtfl="http://schemas.microsoft.com/office/word/2024/wordml/sdtformatlock" xmlns:w16se="http://schemas.microsoft.com/office/word/2015/wordml/symex" xmlns:wpg="http://schemas.microsoft.com/office/word/2010/wordprocessingGroup" xmlns:wpi="http://schemas.microsoft.com/office/word/2010/wordprocessingInk" xmlns:wne="http://schemas.microsoft.com/office/word/2006/wordml" xmlns:wps="http://schemas.microsoft.com/office/word/2010/wordprocessingShape" mc:Ignorable="w14 w15 w16se w16cid w16 w16cex w16sdtdh w16sdtfl w16du wp14">
+<w:ftr xmlns:wpc="http://schemas.microsoft.com/office/word/2010/wordprocessingCanvas" xmlns:cx="http://schemas.microsoft.com/office/drawing/2014/chartex" xmlns:cx1="http://schemas.microsoft.com/office/drawing/2015/9/8/chartex" xmlns:cx2="http://schemas.microsoft.com/office/drawing/2015/10/21/chartex" xmlns:cx3="http://schemas.microsoft.com/office/drawing/2016/5/9/chartex" xmlns:cx4="http://schemas.microsoft.com/office/drawing/2016/5/10/chartex" xmlns:cx5="http://schemas.microsoft.com/office/drawing/2016/5/11/chartex" xmlns:cx6="http://schemas.microsoft.com/office/drawing/2016/5/12/chartex" xmlns:cx7="http://schemas.microsoft.com/office/drawing/2016/5/13/chartex" xmlns:cx8="http://schemas.microsoft.com/office/drawing/2016/5/14/chartex" xmlns:mc="http://schemas.openxmlformats.org/markup-compatibility/2006" xmlns:aink="http://schemas.microsoft.com/office/drawing/2016/ink" xmlns:am3d="http://schemas.microsoft.com/office/drawing/2017/model3d" xmlns:o="urn:schemas-microsoft-com:office:office" xmlns:oel="http://schemas.microsoft.com/office/2019/extlst" xmlns:r="http://schemas.openxmlformats.org/officeDocument/2006/relationships" xmlns:m="http://schemas.openxmlformats.org/officeDocument/2006/math" xmlns:v="urn:schemas-microsoft-com:vml" xmlns:wp14="http://schemas.microsoft.com/office/word/2010/wordprocessingDrawing" xmlns:wp="http://schemas.openxmlformats.org/drawingml/2006/wordprocessingDrawing" xmlns:w10="urn:schemas-microsoft-com:office:word" xmlns:w="http://schemas.openxmlformats.org/wordprocessingml/2006/main" xmlns:w14="http://schemas.microsoft.com/office/word/2010/wordml" xmlns:w15="http://schemas.microsoft.com/office/word/2012/wordml" xmlns:w16cex="http://schemas.microsoft.com/office/word/2018/wordml/cex" xmlns:w16cid="http://schemas.microsoft.com/office/word/2016/wordml/cid" xmlns:w16="http://schemas.microsoft.com/office/word/2018/wordml" xmlns:w16du="http://schemas.microsoft.com/office/word/2023/wordml/word16du" xmlns:w16sdtdh="http://schemas.microsoft.com/office/word/2020/wordml/sdtdatahash" xmlns:w16sdtfl="http://schemas.microsoft.com/office/word/2024/wordml/sdtformatlock" xmlns:w16se="http://schemas.microsoft.com/office/word/2015/wordml/symex" xmlns:wpg="http://schemas.microsoft.com/office/word/2010/wordprocessingGroup" xmlns:wpi="http://schemas.microsoft.com/office/word/2010/wordprocessingInk" xmlns:wne="http://schemas.microsoft.com/office/word/2006/wordml" xmlns:wps="http://schemas.microsoft.com/office/word/2010/wordprocessingShape" mc:Ignorable="w14 w15 w16se w16cid w16 w16cex w16sdtdh w16sdtfl w16du wp14">
   <w:p/>
 </w:ftr>
 </file>
 
 <file path=word/footnotes.xml><?xml version="1.0" encoding="utf-8"?>
-<w:footnotes xmlns:wpc="http://schemas.microsoft.com/office/word/2010/wordprocessingCanvas" xmlns:cx="http://schemas.microsoft.com/office/drawing/2014/chartex" xmlns:cx1="http://schemas.microsoft.com/office/drawing/2015/9/8/chartex" xmlns:cx2="http://schemas.microsoft.com/office/drawing/2015/10/21/chartex" xmlns:cx3="http://schemas.microsoft.com/office/drawing/2016/5/9/chartex" xmlns:cx4="http://schemas.microsoft.com/office/drawing/2016/5/10/chartex" xmlns:cx5="http://schemas.microsoft.com/office/drawing/2016/5/11/chartex" xmlns:cx6="http://schemas.microsoft.com/office/drawing/2016/5/12/chartex" xmlns:cx7="http://schemas.microsoft.com/office/drawing/2016/5/13/chartex" xmlns:cx8="http://schemas.microsoft.com/office/drawing/2016/5/14/chartex" xmlns:mc="http://schemas.openxmlformats.org/markup-compatibility/2006" xmlns:aink="http://schemas.microsoft.com/office/drawing/2016/ink" xmlns:am3d="http://schemas.microsoft.com/office/drawing/2017/model3d" xmlns:o="urn:schemas-microsoft-com:office:office" xmlns:oel="http://schemas.microsoft.com/office/2019/extlst" xmlns:r="http://schemas.openxmlformats.org/officeDocument/2006/relationships" xmlns:m="http://schemas.openxmlformats.org/officeDocument/2006/math" xmlns:v="urn:schemas-microsoft-com:vml" xmlns:wp14="http://schemas.microsoft.com/office/word/2010/wordprocessingDrawing" xmlns:wp="http://schemas.openxmlformats.org/drawingml/2006/wordprocessingDrawing" xmlns:w10="urn:schemas-microsoft-com:office:word" xmlns:w="http://schemas.openxmlformats.org/wordprocessingml/2006/main" xmlns:w14="http://schemas.microsoft.com/office/word/2010/wordml" xmlns:w15="http://schemas.microsoft.com/office/word/2012/wordml" xmlns:w16cei="http://schemas.microsoft.com/office/word/2026/wordml/cei" xmlns:w16cex="http://schemas.microsoft.com/office/word/2018/wordml/cex" xmlns:w16cid="http://schemas.microsoft.com/office/word/2016/wordml/cid" xmlns:w16="http://schemas.microsoft.com/office/word/2018/wordml" xmlns:w16du="http://schemas.microsoft.com/office/word/2023/wordml/word16du" xmlns:w16sdtdh="http://schemas.microsoft.com/office/word/2020/wordml/sdtdatahash" xmlns:w16sdtfl="http://schemas.microsoft.com/office/word/2024/wordml/sdtformatlock" xmlns:w16se="http://schemas.microsoft.com/office/word/2015/wordml/symex" xmlns:wpg="http://schemas.microsoft.com/office/word/2010/wordprocessingGroup" xmlns:wpi="http://schemas.microsoft.com/office/word/2010/wordprocessingInk" xmlns:wne="http://schemas.microsoft.com/office/word/2006/wordml" xmlns:wps="http://schemas.microsoft.com/office/word/2010/wordprocessingShape" mc:Ignorable="w14 w15 w16se w16cid w16 w16cex w16sdtdh w16sdtfl w16du wp14">
+<w:footnotes xmlns:wpc="http://schemas.microsoft.com/office/word/2010/wordprocessingCanvas" xmlns:cx="http://schemas.microsoft.com/office/drawing/2014/chartex" xmlns:cx1="http://schemas.microsoft.com/office/drawing/2015/9/8/chartex" xmlns:cx2="http://schemas.microsoft.com/office/drawing/2015/10/21/chartex" xmlns:cx3="http://schemas.microsoft.com/office/drawing/2016/5/9/chartex" xmlns:cx4="http://schemas.microsoft.com/office/drawing/2016/5/10/chartex" xmlns:cx5="http://schemas.microsoft.com/office/drawing/2016/5/11/chartex" xmlns:cx6="http://schemas.microsoft.com/office/drawing/2016/5/12/chartex" xmlns:cx7="http://schemas.microsoft.com/office/drawing/2016/5/13/chartex" xmlns:cx8="http://schemas.microsoft.com/office/drawing/2016/5/14/chartex" xmlns:mc="http://schemas.openxmlformats.org/markup-compatibility/2006" xmlns:aink="http://schemas.microsoft.com/office/drawing/2016/ink" xmlns:am3d="http://schemas.microsoft.com/office/drawing/2017/model3d" xmlns:o="urn:schemas-microsoft-com:office:office" xmlns:oel="http://schemas.microsoft.com/office/2019/extlst" xmlns:r="http://schemas.openxmlformats.org/officeDocument/2006/relationships" xmlns:m="http://schemas.openxmlformats.org/officeDocument/2006/math" xmlns:v="urn:schemas-microsoft-com:vml" xmlns:wp14="http://schemas.microsoft.com/office/word/2010/wordprocessingDrawing" xmlns:wp="http://schemas.openxmlformats.org/drawingml/2006/wordprocessingDrawing" xmlns:w10="urn:schemas-microsoft-com:office:word" xmlns:w="http://schemas.openxmlformats.org/wordprocessingml/2006/main" xmlns:w14="http://schemas.microsoft.com/office/word/2010/wordml" xmlns:w15="http://schemas.microsoft.com/office/word/2012/wordml" xmlns:w16cex="http://schemas.microsoft.com/office/word/2018/wordml/cex" xmlns:w16cid="http://schemas.microsoft.com/office/word/2016/wordml/cid" xmlns:w16="http://schemas.microsoft.com/office/word/2018/wordml" xmlns:w16du="http://schemas.microsoft.com/office/word/2023/wordml/word16du" xmlns:w16sdtdh="http://schemas.microsoft.com/office/word/2020/wordml/sdtdatahash" xmlns:w16sdtfl="http://schemas.microsoft.com/office/word/2024/wordml/sdtformatlock" xmlns:w16se="http://schemas.microsoft.com/office/word/2015/wordml/symex" xmlns:wpg="http://schemas.microsoft.com/office/word/2010/wordprocessingGroup" xmlns:wpi="http://schemas.microsoft.com/office/word/2010/wordprocessingInk" xmlns:wne="http://schemas.microsoft.com/office/word/2006/wordml" xmlns:wps="http://schemas.microsoft.com/office/word/2010/wordprocessingShape" mc:Ignorable="w14 w15 w16se w16cid w16 w16cex w16sdtdh w16sdtfl w16du wp14">
   <w:footnote w:type="separator" w:id="-1">
     <w:p>
       <w:pPr>
@@ -4062,7 +5969,7 @@
 </file>
 
 <file path=word/header1.xml><?xml version="1.0" encoding="utf-8"?>
-<w:hdr xmlns:wpc="http://schemas.microsoft.com/office/word/2010/wordprocessingCanvas" xmlns:cx="http://schemas.microsoft.com/office/drawing/2014/chartex" xmlns:cx1="http://schemas.microsoft.com/office/drawing/2015/9/8/chartex" xmlns:cx2="http://schemas.microsoft.com/office/drawing/2015/10/21/chartex" xmlns:cx3="http://schemas.microsoft.com/office/drawing/2016/5/9/chartex" xmlns:cx4="http://schemas.microsoft.com/office/drawing/2016/5/10/chartex" xmlns:cx5="http://schemas.microsoft.com/office/drawing/2016/5/11/chartex" xmlns:cx6="http://schemas.microsoft.com/office/drawing/2016/5/12/chartex" xmlns:cx7="http://schemas.microsoft.com/office/drawing/2016/5/13/chartex" xmlns:cx8="http://schemas.microsoft.com/office/drawing/2016/5/14/chartex" xmlns:mc="http://schemas.openxmlformats.org/markup-compatibility/2006" xmlns:aink="http://schemas.microsoft.com/office/drawing/2016/ink" xmlns:am3d="http://schemas.microsoft.com/office/drawing/2017/model3d" xmlns:o="urn:schemas-microsoft-com:office:office" xmlns:oel="http://schemas.microsoft.com/office/2019/extlst" xmlns:r="http://schemas.openxmlformats.org/officeDocument/2006/relationships" xmlns:m="http://schemas.openxmlformats.org/officeDocument/2006/math" xmlns:v="urn:schemas-microsoft-com:vml" xmlns:wp14="http://schemas.microsoft.com/office/word/2010/wordprocessingDrawing" xmlns:wp="http://schemas.openxmlformats.org/drawingml/2006/wordprocessingDrawing" xmlns:w10="urn:schemas-microsoft-com:office:word" xmlns:w="http://schemas.openxmlformats.org/wordprocessingml/2006/main" xmlns:w14="http://schemas.microsoft.com/office/word/2010/wordml" xmlns:w15="http://schemas.microsoft.com/office/word/2012/wordml" xmlns:w16cei="http://schemas.microsoft.com/office/word/2026/wordml/cei" xmlns:w16cex="http://schemas.microsoft.com/office/word/2018/wordml/cex" xmlns:w16cid="http://schemas.microsoft.com/office/word/2016/wordml/cid" xmlns:w16="http://schemas.microsoft.com/office/word/2018/wordml" xmlns:w16du="http://schemas.microsoft.com/office/word/2023/wordml/word16du" xmlns:w16sdtdh="http://schemas.microsoft.com/office/word/2020/wordml/sdtdatahash" xmlns:w16sdtfl="http://schemas.microsoft.com/office/word/2024/wordml/sdtformatlock" xmlns:w16se="http://schemas.microsoft.com/office/word/2015/wordml/symex" xmlns:wpg="http://schemas.microsoft.com/office/word/2010/wordprocessingGroup" xmlns:wpi="http://schemas.microsoft.com/office/word/2010/wordprocessingInk" xmlns:wne="http://schemas.microsoft.com/office/word/2006/wordml" xmlns:wps="http://schemas.microsoft.com/office/word/2010/wordprocessingShape" mc:Ignorable="w14 w15 w16se w16cid w16 w16cex w16sdtdh w16sdtfl w16du wp14">
+<w:hdr xmlns:wpc="http://schemas.microsoft.com/office/word/2010/wordprocessingCanvas" xmlns:cx="http://schemas.microsoft.com/office/drawing/2014/chartex" xmlns:cx1="http://schemas.microsoft.com/office/drawing/2015/9/8/chartex" xmlns:cx2="http://schemas.microsoft.com/office/drawing/2015/10/21/chartex" xmlns:cx3="http://schemas.microsoft.com/office/drawing/2016/5/9/chartex" xmlns:cx4="http://schemas.microsoft.com/office/drawing/2016/5/10/chartex" xmlns:cx5="http://schemas.microsoft.com/office/drawing/2016/5/11/chartex" xmlns:cx6="http://schemas.microsoft.com/office/drawing/2016/5/12/chartex" xmlns:cx7="http://schemas.microsoft.com/office/drawing/2016/5/13/chartex" xmlns:cx8="http://schemas.microsoft.com/office/drawing/2016/5/14/chartex" xmlns:mc="http://schemas.openxmlformats.org/markup-compatibility/2006" xmlns:aink="http://schemas.microsoft.com/office/drawing/2016/ink" xmlns:am3d="http://schemas.microsoft.com/office/drawing/2017/model3d" xmlns:o="urn:schemas-microsoft-com:office:office" xmlns:oel="http://schemas.microsoft.com/office/2019/extlst" xmlns:r="http://schemas.openxmlformats.org/officeDocument/2006/relationships" xmlns:m="http://schemas.openxmlformats.org/officeDocument/2006/math" xmlns:v="urn:schemas-microsoft-com:vml" xmlns:wp14="http://schemas.microsoft.com/office/word/2010/wordprocessingDrawing" xmlns:wp="http://schemas.openxmlformats.org/drawingml/2006/wordprocessingDrawing" xmlns:w10="urn:schemas-microsoft-com:office:word" xmlns:w="http://schemas.openxmlformats.org/wordprocessingml/2006/main" xmlns:w14="http://schemas.microsoft.com/office/word/2010/wordml" xmlns:w15="http://schemas.microsoft.com/office/word/2012/wordml" xmlns:w16cex="http://schemas.microsoft.com/office/word/2018/wordml/cex" xmlns:w16cid="http://schemas.microsoft.com/office/word/2016/wordml/cid" xmlns:w16="http://schemas.microsoft.com/office/word/2018/wordml" xmlns:w16du="http://schemas.microsoft.com/office/word/2023/wordml/word16du" xmlns:w16sdtdh="http://schemas.microsoft.com/office/word/2020/wordml/sdtdatahash" xmlns:w16sdtfl="http://schemas.microsoft.com/office/word/2024/wordml/sdtformatlock" xmlns:w16se="http://schemas.microsoft.com/office/word/2015/wordml/symex" xmlns:wpg="http://schemas.microsoft.com/office/word/2010/wordprocessingGroup" xmlns:wpi="http://schemas.microsoft.com/office/word/2010/wordprocessingInk" xmlns:wne="http://schemas.microsoft.com/office/word/2006/wordml" xmlns:wps="http://schemas.microsoft.com/office/word/2010/wordprocessingShape" mc:Ignorable="w14 w15 w16se w16cid w16 w16cex w16sdtdh w16sdtfl w16du wp14">
   <w:p>
     <w:r>
       <w:rPr>
@@ -4117,7 +6024,7 @@
 </file>
 
 <file path=word/header2.xml><?xml version="1.0" encoding="utf-8"?>
-<w:hdr xmlns:wpc="http://schemas.microsoft.com/office/word/2010/wordprocessingCanvas" xmlns:cx="http://schemas.microsoft.com/office/drawing/2014/chartex" xmlns:cx1="http://schemas.microsoft.com/office/drawing/2015/9/8/chartex" xmlns:cx2="http://schemas.microsoft.com/office/drawing/2015/10/21/chartex" xmlns:cx3="http://schemas.microsoft.com/office/drawing/2016/5/9/chartex" xmlns:cx4="http://schemas.microsoft.com/office/drawing/2016/5/10/chartex" xmlns:cx5="http://schemas.microsoft.com/office/drawing/2016/5/11/chartex" xmlns:cx6="http://schemas.microsoft.com/office/drawing/2016/5/12/chartex" xmlns:cx7="http://schemas.microsoft.com/office/drawing/2016/5/13/chartex" xmlns:cx8="http://schemas.microsoft.com/office/drawing/2016/5/14/chartex" xmlns:mc="http://schemas.openxmlformats.org/markup-compatibility/2006" xmlns:aink="http://schemas.microsoft.com/office/drawing/2016/ink" xmlns:am3d="http://schemas.microsoft.com/office/drawing/2017/model3d" xmlns:o="urn:schemas-microsoft-com:office:office" xmlns:oel="http://schemas.microsoft.com/office/2019/extlst" xmlns:r="http://schemas.openxmlformats.org/officeDocument/2006/relationships" xmlns:m="http://schemas.openxmlformats.org/officeDocument/2006/math" xmlns:v="urn:schemas-microsoft-com:vml" xmlns:wp14="http://schemas.microsoft.com/office/word/2010/wordprocessingDrawing" xmlns:wp="http://schemas.openxmlformats.org/drawingml/2006/wordprocessingDrawing" xmlns:w10="urn:schemas-microsoft-com:office:word" xmlns:w="http://schemas.openxmlformats.org/wordprocessingml/2006/main" xmlns:w14="http://schemas.microsoft.com/office/word/2010/wordml" xmlns:w15="http://schemas.microsoft.com/office/word/2012/wordml" xmlns:w16cei="http://schemas.microsoft.com/office/word/2026/wordml/cei" xmlns:w16cex="http://schemas.microsoft.com/office/word/2018/wordml/cex" xmlns:w16cid="http://schemas.microsoft.com/office/word/2016/wordml/cid" xmlns:w16="http://schemas.microsoft.com/office/word/2018/wordml" xmlns:w16du="http://schemas.microsoft.com/office/word/2023/wordml/word16du" xmlns:w16sdtdh="http://schemas.microsoft.com/office/word/2020/wordml/sdtdatahash" xmlns:w16sdtfl="http://schemas.microsoft.com/office/word/2024/wordml/sdtformatlock" xmlns:w16se="http://schemas.microsoft.com/office/word/2015/wordml/symex" xmlns:wpg="http://schemas.microsoft.com/office/word/2010/wordprocessingGroup" xmlns:wpi="http://schemas.microsoft.com/office/word/2010/wordprocessingInk" xmlns:wne="http://schemas.microsoft.com/office/word/2006/wordml" xmlns:wps="http://schemas.microsoft.com/office/word/2010/wordprocessingShape" mc:Ignorable="w14 w15 w16se w16cid w16 w16cex w16sdtdh w16sdtfl w16du wp14">
+<w:hdr xmlns:wpc="http://schemas.microsoft.com/office/word/2010/wordprocessingCanvas" xmlns:cx="http://schemas.microsoft.com/office/drawing/2014/chartex" xmlns:cx1="http://schemas.microsoft.com/office/drawing/2015/9/8/chartex" xmlns:cx2="http://schemas.microsoft.com/office/drawing/2015/10/21/chartex" xmlns:cx3="http://schemas.microsoft.com/office/drawing/2016/5/9/chartex" xmlns:cx4="http://schemas.microsoft.com/office/drawing/2016/5/10/chartex" xmlns:cx5="http://schemas.microsoft.com/office/drawing/2016/5/11/chartex" xmlns:cx6="http://schemas.microsoft.com/office/drawing/2016/5/12/chartex" xmlns:cx7="http://schemas.microsoft.com/office/drawing/2016/5/13/chartex" xmlns:cx8="http://schemas.microsoft.com/office/drawing/2016/5/14/chartex" xmlns:mc="http://schemas.openxmlformats.org/markup-compatibility/2006" xmlns:aink="http://schemas.microsoft.com/office/drawing/2016/ink" xmlns:am3d="http://schemas.microsoft.com/office/drawing/2017/model3d" xmlns:o="urn:schemas-microsoft-com:office:office" xmlns:oel="http://schemas.microsoft.com/office/2019/extlst" xmlns:r="http://schemas.openxmlformats.org/officeDocument/2006/relationships" xmlns:m="http://schemas.openxmlformats.org/officeDocument/2006/math" xmlns:v="urn:schemas-microsoft-com:vml" xmlns:wp14="http://schemas.microsoft.com/office/word/2010/wordprocessingDrawing" xmlns:wp="http://schemas.openxmlformats.org/drawingml/2006/wordprocessingDrawing" xmlns:w10="urn:schemas-microsoft-com:office:word" xmlns:w="http://schemas.openxmlformats.org/wordprocessingml/2006/main" xmlns:w14="http://schemas.microsoft.com/office/word/2010/wordml" xmlns:w15="http://schemas.microsoft.com/office/word/2012/wordml" xmlns:w16cex="http://schemas.microsoft.com/office/word/2018/wordml/cex" xmlns:w16cid="http://schemas.microsoft.com/office/word/2016/wordml/cid" xmlns:w16="http://schemas.microsoft.com/office/word/2018/wordml" xmlns:w16du="http://schemas.microsoft.com/office/word/2023/wordml/word16du" xmlns:w16sdtdh="http://schemas.microsoft.com/office/word/2020/wordml/sdtdatahash" xmlns:w16sdtfl="http://schemas.microsoft.com/office/word/2024/wordml/sdtformatlock" xmlns:w16se="http://schemas.microsoft.com/office/word/2015/wordml/symex" xmlns:wpg="http://schemas.microsoft.com/office/word/2010/wordprocessingGroup" xmlns:wpi="http://schemas.microsoft.com/office/word/2010/wordprocessingInk" xmlns:wne="http://schemas.microsoft.com/office/word/2006/wordml" xmlns:wps="http://schemas.microsoft.com/office/word/2010/wordprocessingShape" mc:Ignorable="w14 w15 w16se w16cid w16 w16cex w16sdtdh w16sdtfl w16du wp14">
   <w:p>
     <w:r>
       <w:rPr>
@@ -4172,7 +6079,7 @@
 </file>
 
 <file path=word/numbering.xml><?xml version="1.0" encoding="utf-8"?>
-<w:numbering xmlns:wpc="http://schemas.microsoft.com/office/word/2010/wordprocessingCanvas" xmlns:cx="http://schemas.microsoft.com/office/drawing/2014/chartex" xmlns:cx1="http://schemas.microsoft.com/office/drawing/2015/9/8/chartex" xmlns:cx2="http://schemas.microsoft.com/office/drawing/2015/10/21/chartex" xmlns:cx3="http://schemas.microsoft.com/office/drawing/2016/5/9/chartex" xmlns:cx4="http://schemas.microsoft.com/office/drawing/2016/5/10/chartex" xmlns:cx5="http://schemas.microsoft.com/office/drawing/2016/5/11/chartex" xmlns:cx6="http://schemas.microsoft.com/office/drawing/2016/5/12/chartex" xmlns:cx7="http://schemas.microsoft.com/office/drawing/2016/5/13/chartex" xmlns:cx8="http://schemas.microsoft.com/office/drawing/2016/5/14/chartex" xmlns:mc="http://schemas.openxmlformats.org/markup-compatibility/2006" xmlns:aink="http://schemas.microsoft.com/office/drawing/2016/ink" xmlns:am3d="http://schemas.microsoft.com/office/drawing/2017/model3d" xmlns:o="urn:schemas-microsoft-com:office:office" xmlns:oel="http://schemas.microsoft.com/office/2019/extlst" xmlns:r="http://schemas.openxmlformats.org/officeDocument/2006/relationships" xmlns:m="http://schemas.openxmlformats.org/officeDocument/2006/math" xmlns:v="urn:schemas-microsoft-com:vml" xmlns:wp14="http://schemas.microsoft.com/office/word/2010/wordprocessingDrawing" xmlns:wp="http://schemas.openxmlformats.org/drawingml/2006/wordprocessingDrawing" xmlns:w10="urn:schemas-microsoft-com:office:word" xmlns:w="http://schemas.openxmlformats.org/wordprocessingml/2006/main" xmlns:w14="http://schemas.microsoft.com/office/word/2010/wordml" xmlns:w15="http://schemas.microsoft.com/office/word/2012/wordml" xmlns:w16cei="http://schemas.microsoft.com/office/word/2026/wordml/cei" xmlns:w16cex="http://schemas.microsoft.com/office/word/2018/wordml/cex" xmlns:w16cid="http://schemas.microsoft.com/office/word/2016/wordml/cid" xmlns:w16="http://schemas.microsoft.com/office/word/2018/wordml" xmlns:w16du="http://schemas.microsoft.com/office/word/2023/wordml/word16du" xmlns:w16sdtdh="http://schemas.microsoft.com/office/word/2020/wordml/sdtdatahash" xmlns:w16sdtfl="http://schemas.microsoft.com/office/word/2024/wordml/sdtformatlock" xmlns:w16se="http://schemas.microsoft.com/office/word/2015/wordml/symex" xmlns:wpg="http://schemas.microsoft.com/office/word/2010/wordprocessingGroup" xmlns:wpi="http://schemas.microsoft.com/office/word/2010/wordprocessingInk" xmlns:wne="http://schemas.microsoft.com/office/word/2006/wordml" xmlns:wps="http://schemas.microsoft.com/office/word/2010/wordprocessingShape" mc:Ignorable="w14 w15 w16se w16cid w16 w16cex w16sdtdh w16sdtfl w16du wp14">
+<w:numbering xmlns:wpc="http://schemas.microsoft.com/office/word/2010/wordprocessingCanvas" xmlns:cx="http://schemas.microsoft.com/office/drawing/2014/chartex" xmlns:cx1="http://schemas.microsoft.com/office/drawing/2015/9/8/chartex" xmlns:cx2="http://schemas.microsoft.com/office/drawing/2015/10/21/chartex" xmlns:cx3="http://schemas.microsoft.com/office/drawing/2016/5/9/chartex" xmlns:cx4="http://schemas.microsoft.com/office/drawing/2016/5/10/chartex" xmlns:cx5="http://schemas.microsoft.com/office/drawing/2016/5/11/chartex" xmlns:cx6="http://schemas.microsoft.com/office/drawing/2016/5/12/chartex" xmlns:cx7="http://schemas.microsoft.com/office/drawing/2016/5/13/chartex" xmlns:cx8="http://schemas.microsoft.com/office/drawing/2016/5/14/chartex" xmlns:mc="http://schemas.openxmlformats.org/markup-compatibility/2006" xmlns:aink="http://schemas.microsoft.com/office/drawing/2016/ink" xmlns:am3d="http://schemas.microsoft.com/office/drawing/2017/model3d" xmlns:o="urn:schemas-microsoft-com:office:office" xmlns:oel="http://schemas.microsoft.com/office/2019/extlst" xmlns:r="http://schemas.openxmlformats.org/officeDocument/2006/relationships" xmlns:m="http://schemas.openxmlformats.org/officeDocument/2006/math" xmlns:v="urn:schemas-microsoft-com:vml" xmlns:wp14="http://schemas.microsoft.com/office/word/2010/wordprocessingDrawing" xmlns:wp="http://schemas.openxmlformats.org/drawingml/2006/wordprocessingDrawing" xmlns:w10="urn:schemas-microsoft-com:office:word" xmlns:w="http://schemas.openxmlformats.org/wordprocessingml/2006/main" xmlns:w14="http://schemas.microsoft.com/office/word/2010/wordml" xmlns:w15="http://schemas.microsoft.com/office/word/2012/wordml" xmlns:w16cex="http://schemas.microsoft.com/office/word/2018/wordml/cex" xmlns:w16cid="http://schemas.microsoft.com/office/word/2016/wordml/cid" xmlns:w16="http://schemas.microsoft.com/office/word/2018/wordml" xmlns:w16du="http://schemas.microsoft.com/office/word/2023/wordml/word16du" xmlns:w16sdtdh="http://schemas.microsoft.com/office/word/2020/wordml/sdtdatahash" xmlns:w16sdtfl="http://schemas.microsoft.com/office/word/2024/wordml/sdtformatlock" xmlns:w16se="http://schemas.microsoft.com/office/word/2015/wordml/symex" xmlns:wpg="http://schemas.microsoft.com/office/word/2010/wordprocessingGroup" xmlns:wpi="http://schemas.microsoft.com/office/word/2010/wordprocessingInk" xmlns:wne="http://schemas.microsoft.com/office/word/2006/wordml" xmlns:wps="http://schemas.microsoft.com/office/word/2010/wordprocessingShape" mc:Ignorable="w14 w15 w16se w16cid w16 w16cex w16sdtdh w16sdtfl w16du wp14">
   <w:abstractNum w:abstractNumId="0" w15:restartNumberingAfterBreak="0">
     <w:nsid w:val="00847A30"/>
     <w:multiLevelType w:val="multilevel"/>
@@ -5476,6 +7383,42 @@
       <w:tblStyleColBandSize w:val="1"/>
     </w:tblPr>
   </w:style>
+  <w:style w:type="paragraph" w:styleId="TOC1">
+    <w:name w:val="toc 1"/>
+    <w:basedOn w:val="Normal"/>
+    <w:next w:val="Normal"/>
+    <w:autoRedefine/>
+    <w:uiPriority w:val="39"/>
+    <w:unhideWhenUsed/>
+    <w:rsid w:val="00BA6EAB"/>
+    <w:pPr>
+      <w:spacing w:after="100"/>
+    </w:pPr>
+  </w:style>
+  <w:style w:type="paragraph" w:styleId="TOC2">
+    <w:name w:val="toc 2"/>
+    <w:basedOn w:val="Normal"/>
+    <w:next w:val="Normal"/>
+    <w:autoRedefine/>
+    <w:uiPriority w:val="39"/>
+    <w:unhideWhenUsed/>
+    <w:rsid w:val="00BA6EAB"/>
+    <w:pPr>
+      <w:spacing w:after="100"/>
+      <w:ind w:left="220"/>
+    </w:pPr>
+  </w:style>
+  <w:style w:type="character" w:styleId="Hyperlink">
+    <w:name w:val="Hyperlink"/>
+    <w:basedOn w:val="DefaultParagraphFont"/>
+    <w:uiPriority w:val="99"/>
+    <w:unhideWhenUsed/>
+    <w:rsid w:val="00BA6EAB"/>
+    <w:rPr>
+      <w:color w:val="0000FF" w:themeColor="hyperlink"/>
+      <w:u w:val="single"/>
+    </w:rPr>
+  </w:style>
 </w:styles>
 </file>
 
